--- a/static/assets/cv/vgorbachev_cv.docx
+++ b/static/assets/cv/vgorbachev_cv.docx
@@ -1,13 +1,14 @@
 
 <file path=word/document.xml><?xml version="1.0" encoding="utf-8"?>
-<w:document xmlns:wpc="http://schemas.microsoft.com/office/word/2010/wordprocessingCanvas" xmlns:cx="http://schemas.microsoft.com/office/drawing/2014/chartex" xmlns:cx1="http://schemas.microsoft.com/office/drawing/2015/9/8/chartex" xmlns:mc="http://schemas.openxmlformats.org/markup-compatibility/2006" xmlns:o="urn:schemas-microsoft-com:office:office" xmlns:r="http://schemas.openxmlformats.org/officeDocument/2006/relationships" xmlns:m="http://schemas.openxmlformats.org/officeDocument/2006/math" xmlns:v="urn:schemas-microsoft-com:vml" xmlns:wp14="http://schemas.microsoft.com/office/word/2010/wordprocessingDrawing" xmlns:wp="http://schemas.openxmlformats.org/drawingml/2006/wordprocessingDrawing" xmlns:w10="urn:schemas-microsoft-com:office:word" xmlns:w="http://schemas.openxmlformats.org/wordprocessingml/2006/main" xmlns:w14="http://schemas.microsoft.com/office/word/2010/wordml" xmlns:w15="http://schemas.microsoft.com/office/word/2012/wordml" xmlns:w16se="http://schemas.microsoft.com/office/word/2015/wordml/symex" xmlns:wpg="http://schemas.microsoft.com/office/word/2010/wordprocessingGroup" xmlns:wpi="http://schemas.microsoft.com/office/word/2010/wordprocessingInk" xmlns:wne="http://schemas.microsoft.com/office/word/2006/wordml" xmlns:wps="http://schemas.microsoft.com/office/word/2010/wordprocessingShape" mc:Ignorable="w14 w15 w16se wp14">
+<w:document xmlns:wpc="http://schemas.microsoft.com/office/word/2010/wordprocessingCanvas" xmlns:cx="http://schemas.microsoft.com/office/drawing/2014/chartex" xmlns:cx1="http://schemas.microsoft.com/office/drawing/2015/9/8/chartex" xmlns:mc="http://schemas.openxmlformats.org/markup-compatibility/2006" xmlns:o="urn:schemas-microsoft-com:office:office" xmlns:r="http://schemas.openxmlformats.org/officeDocument/2006/relationships" xmlns:m="http://schemas.openxmlformats.org/officeDocument/2006/math" xmlns:v="urn:schemas-microsoft-com:vml" xmlns:wp14="http://schemas.microsoft.com/office/word/2010/wordprocessingDrawing" xmlns:wp="http://schemas.openxmlformats.org/drawingml/2006/wordprocessingDrawing" xmlns:w10="urn:schemas-microsoft-com:office:word" xmlns:w="http://schemas.openxmlformats.org/wordprocessingml/2006/main" xmlns:w14="http://schemas.microsoft.com/office/word/2010/wordml" xmlns:w15="http://schemas.microsoft.com/office/word/2012/wordml" xmlns:w16se="http://schemas.microsoft.com/office/word/2015/wordml/symex" xmlns:wpg="http://schemas.microsoft.com/office/word/2010/wordprocessingGroup" xmlns:wpi="http://schemas.microsoft.com/office/word/2010/wordprocessingInk" xmlns:wne="http://schemas.microsoft.com/office/word/2006/wordml" xmlns:wps="http://schemas.microsoft.com/office/word/2010/wordprocessingShape" xmlns:a="http://schemas.openxmlformats.org/drawingml/2006/main" xmlns:pic="http://schemas.openxmlformats.org/drawingml/2006/picture" xmlns:a14="http://schemas.microsoft.com/office/drawing/2010/main" mc:Ignorable="w14 w15 w16se wp14">
   <w:body>
-    <w:p>
+    <w:p xmlns:wp14="http://schemas.microsoft.com/office/word/2010/wordml" wp14:textId="088205E5">
       <w:pPr>
         <w:pStyle w:val="Heading1"/>
         <w:rPr>
-          <w:rFonts w:cstheme="majorHAnsi"/>
-          <w:b/>
+          <w:rFonts w:cs="Calibri Light" w:cstheme="majorAscii"/>
+          <w:b w:val="1"/>
+          <w:bCs w:val="1"/>
           <w:sz w:val="48"/>
           <w:szCs w:val="48"/>
           <w:lang w:val="en-US"/>
@@ -15,424 +16,410 @@
       </w:pPr>
       <w:r>
         <w:rPr>
-          <w:rFonts w:cstheme="majorHAnsi"/>
-          <w:b/>
-          <w:noProof/>
+          <w:rFonts w:cs="Calibri Light" w:cstheme="majorAscii"/>
+          <w:b w:val="1"/>
+          <w:bCs w:val="1"/>
           <w:sz w:val="48"/>
           <w:szCs w:val="48"/>
-          <w:lang w:eastAsia="ru-RU"/>
-        </w:rPr>
-        <w:drawing>
-          <wp:anchor distT="0" distB="0" distL="114300" distR="114300" simplePos="0" relativeHeight="251658240" behindDoc="0" locked="0" layoutInCell="1" allowOverlap="1">
-            <wp:simplePos x="0" y="0"/>
-            <wp:positionH relativeFrom="margin">
-              <wp:posOffset>4262120</wp:posOffset>
-            </wp:positionH>
-            <wp:positionV relativeFrom="paragraph">
-              <wp:posOffset>160020</wp:posOffset>
-            </wp:positionV>
-            <wp:extent cx="1678305" cy="2517775"/>
-            <wp:effectExtent l="0" t="0" r="0" b="0"/>
-            <wp:wrapSquare wrapText="bothSides"/>
-            <wp:docPr id="1" name="Picture 1"/>
-            <wp:cNvGraphicFramePr>
-              <a:graphicFrameLocks xmlns:a="http://schemas.openxmlformats.org/drawingml/2006/main" noChangeAspect="1"/>
-            </wp:cNvGraphicFramePr>
-            <a:graphic xmlns:a="http://schemas.openxmlformats.org/drawingml/2006/main">
-              <a:graphicData uri="http://schemas.openxmlformats.org/drawingml/2006/picture">
-                <pic:pic xmlns:pic="http://schemas.openxmlformats.org/drawingml/2006/picture">
-                  <pic:nvPicPr>
-                    <pic:cNvPr id="1" name="-gv0sr1FWF8.jpg"/>
-                    <pic:cNvPicPr/>
-                  </pic:nvPicPr>
-                  <pic:blipFill>
-                    <a:blip r:embed="rId6" cstate="print">
-                      <a:extLst>
-                        <a:ext uri="{28A0092B-C50C-407E-A947-70E740481C1C}">
-                          <a14:useLocalDpi xmlns:a14="http://schemas.microsoft.com/office/drawing/2010/main" val="0"/>
-                        </a:ext>
-                      </a:extLst>
-                    </a:blip>
-                    <a:stretch>
-                      <a:fillRect/>
-                    </a:stretch>
-                  </pic:blipFill>
-                  <pic:spPr>
-                    <a:xfrm>
-                      <a:off x="0" y="0"/>
-                      <a:ext cx="1678305" cy="2517775"/>
-                    </a:xfrm>
-                    <a:prstGeom prst="rect">
-                      <a:avLst/>
-                    </a:prstGeom>
-                  </pic:spPr>
-                </pic:pic>
-              </a:graphicData>
-            </a:graphic>
-            <wp14:sizeRelH relativeFrom="margin">
-              <wp14:pctWidth>0</wp14:pctWidth>
-            </wp14:sizeRelH>
-            <wp14:sizeRelV relativeFrom="margin">
-              <wp14:pctHeight>0</wp14:pctHeight>
-            </wp14:sizeRelV>
-          </wp:anchor>
-        </w:drawing>
-      </w:r>
-      <w:r>
-        <w:rPr>
-          <w:rFonts w:cstheme="majorHAnsi"/>
-          <w:b/>
+          <w:lang w:val="en-US"/>
+        </w:rPr>
+        <w:t>Vadim</w:t>
+      </w:r>
+      <w:r>
+        <w:rPr>
+          <w:rFonts w:cs="Calibri Light" w:cstheme="majorAscii"/>
+          <w:b w:val="1"/>
+          <w:bCs w:val="1"/>
           <w:sz w:val="48"/>
           <w:szCs w:val="48"/>
           <w:lang w:val="en-US"/>
         </w:rPr>
-        <w:t>Gorbachev Vadim</w:t>
+        <w:t xml:space="preserve"> </w:t>
+      </w:r>
+      <w:r>
+        <w:rPr>
+          <w:rFonts w:cs="Calibri Light" w:cstheme="majorAscii"/>
+          <w:b w:val="1"/>
+          <w:bCs w:val="1"/>
+          <w:sz w:val="48"/>
+          <w:szCs w:val="48"/>
+          <w:lang w:val="en-US"/>
+        </w:rPr>
+        <w:t>Gorbachev</w:t>
       </w:r>
     </w:p>
     <w:p>
       <w:pPr>
         <w:pStyle w:val="Heading2"/>
         <w:rPr>
+          <w:rFonts w:cs="Calibri Light" w:cstheme="majorAscii"/>
+          <w:lang w:val="en-GB"/>
+        </w:rPr>
+      </w:pPr>
+      <w:r>
+        <w:rPr>
+          <w:rFonts w:cs="Calibri Light" w:cstheme="majorAscii"/>
+          <w:lang w:val="en-GB"/>
+        </w:rPr>
+        <w:t>Personal Information</w:t>
+      </w:r>
+    </w:p>
+    <w:p xmlns:wp14="http://schemas.microsoft.com/office/word/2010/wordml" wp14:textId="77777777">
+      <w:pPr>
+        <w:pStyle w:val="NoSpacing"/>
+        <w:rPr>
+          <w:rFonts w:asciiTheme="majorHAnsi" w:hAnsiTheme="majorHAnsi"/>
+          <w:color w:val="5B9BD5" w:themeColor="accent1"/>
+          <w:lang w:val="en-US" w:eastAsia="ru-RU"/>
+        </w:rPr>
+      </w:pPr>
+      <w:r>
+        <w:rPr>
+          <w:rFonts w:asciiTheme="majorHAnsi" w:hAnsiTheme="majorHAnsi"/>
+          <w:lang w:val="en-US" w:eastAsia="ru-RU"/>
+        </w:rPr>
+        <w:t xml:space="preserve">Site: </w:t>
+      </w:r>
+      <w:r>
+        <w:fldChar w:fldCharType="begin"/>
+      </w:r>
+      <w:r>
+        <w:rPr>
+          <w:lang w:val="en-US"/>
+        </w:rPr>
+        <w:instrText xml:space="preserve"> HYPERLINK "https://bmsdave.github.io" </w:instrText>
+      </w:r>
+      <w:r>
+        <w:fldChar w:fldCharType="separate"/>
+      </w:r>
+      <w:r>
+        <w:rPr>
+          <w:rStyle w:val="Hyperlink"/>
+          <w:rFonts w:asciiTheme="majorHAnsi" w:hAnsiTheme="majorHAnsi" w:cstheme="majorHAnsi"/>
+          <w:color w:val="2E74B5" w:themeColor="accent1" w:themeShade="BF"/>
+          <w:lang w:val="en-US" w:eastAsia="ru-RU"/>
+        </w:rPr>
+        <w:t>https://bmsdave.github.io</w:t>
+      </w:r>
+      <w:r>
+        <w:rPr>
+          <w:rStyle w:val="Hyperlink"/>
+          <w:rFonts w:asciiTheme="majorHAnsi" w:hAnsiTheme="majorHAnsi" w:cstheme="majorHAnsi"/>
+          <w:color w:val="2E74B5" w:themeColor="accent1" w:themeShade="BF"/>
+          <w:lang w:val="en-US" w:eastAsia="ru-RU"/>
+        </w:rPr>
+        <w:fldChar w:fldCharType="end"/>
+      </w:r>
+    </w:p>
+    <w:p xmlns:wp14="http://schemas.microsoft.com/office/word/2010/wordml" wp14:textId="77777777">
+      <w:pPr>
+        <w:pStyle w:val="NoSpacing"/>
+        <w:rPr>
+          <w:rFonts w:asciiTheme="majorHAnsi" w:hAnsiTheme="majorHAnsi"/>
+          <w:lang w:val="en-US" w:eastAsia="ru-RU"/>
+        </w:rPr>
+      </w:pPr>
+      <w:r>
+        <w:rPr>
+          <w:rFonts w:asciiTheme="majorHAnsi" w:hAnsiTheme="majorHAnsi"/>
+          <w:lang w:val="en-US" w:eastAsia="ru-RU"/>
+        </w:rPr>
+        <w:t xml:space="preserve">Skype: </w:t>
+      </w:r>
+      <w:proofErr w:type="spellStart"/>
+      <w:r>
+        <w:rPr>
+          <w:rFonts w:asciiTheme="majorHAnsi" w:hAnsiTheme="majorHAnsi"/>
+          <w:lang w:val="en-US" w:eastAsia="ru-RU"/>
+        </w:rPr>
+        <w:t>bmsdave</w:t>
+      </w:r>
+      <w:proofErr w:type="spellEnd"/>
+    </w:p>
+    <w:p xmlns:wp14="http://schemas.microsoft.com/office/word/2010/wordml" wp14:textId="77777777">
+      <w:pPr>
+        <w:pStyle w:val="NoSpacing"/>
+        <w:rPr>
+          <w:rFonts w:asciiTheme="majorHAnsi" w:hAnsiTheme="majorHAnsi"/>
+          <w:lang w:val="en-US" w:eastAsia="ru-RU"/>
+        </w:rPr>
+      </w:pPr>
+      <w:r>
+        <w:rPr>
+          <w:rFonts w:asciiTheme="majorHAnsi" w:hAnsiTheme="majorHAnsi"/>
+          <w:lang w:val="en-US" w:eastAsia="ru-RU"/>
+        </w:rPr>
+        <w:t xml:space="preserve">E-mail: </w:t>
+      </w:r>
+      <w:r>
+        <w:fldChar w:fldCharType="begin"/>
+      </w:r>
+      <w:r>
+        <w:rPr>
+          <w:lang w:val="en-US"/>
+        </w:rPr>
+        <w:instrText xml:space="preserve"> HYPERLINK "mailto:bmsdave@gmail.com" </w:instrText>
+      </w:r>
+      <w:r>
+        <w:fldChar w:fldCharType="separate"/>
+      </w:r>
+      <w:r>
+        <w:rPr>
+          <w:rStyle w:val="Hyperlink"/>
+          <w:rFonts w:asciiTheme="majorHAnsi" w:hAnsiTheme="majorHAnsi" w:cstheme="majorHAnsi"/>
+          <w:color w:val="2E74B5" w:themeColor="accent1" w:themeShade="BF"/>
+          <w:lang w:val="en-US" w:eastAsia="ru-RU"/>
+        </w:rPr>
+        <w:t>bmsdave@gmail.com</w:t>
+      </w:r>
+      <w:r>
+        <w:rPr>
+          <w:rStyle w:val="Hyperlink"/>
+          <w:rFonts w:asciiTheme="majorHAnsi" w:hAnsiTheme="majorHAnsi" w:cstheme="majorHAnsi"/>
+          <w:color w:val="2E74B5" w:themeColor="accent1" w:themeShade="BF"/>
+          <w:lang w:val="en-US" w:eastAsia="ru-RU"/>
+        </w:rPr>
+        <w:fldChar w:fldCharType="end"/>
+      </w:r>
+    </w:p>
+    <w:p xmlns:wp14="http://schemas.microsoft.com/office/word/2010/wordml" wp14:textId="77777777">
+      <w:pPr>
+        <w:pStyle w:val="NoSpacing"/>
+        <w:rPr>
+          <w:rFonts w:asciiTheme="majorHAnsi" w:hAnsiTheme="majorHAnsi"/>
+          <w:lang w:val="en-US" w:eastAsia="ru-RU"/>
+        </w:rPr>
+      </w:pPr>
+      <w:r>
+        <w:rPr>
+          <w:rFonts w:asciiTheme="majorHAnsi" w:hAnsiTheme="majorHAnsi"/>
+          <w:lang w:val="en-GB"/>
+        </w:rPr>
+        <w:t>City</w:t>
+      </w:r>
+      <w:r>
+        <w:rPr>
+          <w:rFonts w:asciiTheme="majorHAnsi" w:hAnsiTheme="majorHAnsi"/>
+          <w:lang w:val="en-US"/>
+        </w:rPr>
+        <w:t>: Saint Petersburg</w:t>
+      </w:r>
+    </w:p>
+    <w:p xmlns:wp14="http://schemas.microsoft.com/office/word/2010/wordml" wp14:textId="77777777">
+      <w:pPr>
+        <w:pStyle w:val="NoSpacing"/>
+        <w:rPr>
+          <w:rFonts w:asciiTheme="majorHAnsi" w:hAnsiTheme="majorHAnsi"/>
+          <w:lang w:val="en-US"/>
+        </w:rPr>
+      </w:pPr>
+      <w:r>
+        <w:rPr>
+          <w:rFonts w:asciiTheme="majorHAnsi" w:hAnsiTheme="majorHAnsi"/>
+          <w:lang w:val="en-GB"/>
+        </w:rPr>
+        <w:t>Nationality</w:t>
+      </w:r>
+      <w:r>
+        <w:rPr>
+          <w:rFonts w:asciiTheme="majorHAnsi" w:hAnsiTheme="majorHAnsi"/>
+          <w:lang w:val="en-US"/>
+        </w:rPr>
+        <w:t>: Belarus</w:t>
+      </w:r>
+    </w:p>
+    <w:p xmlns:wp14="http://schemas.microsoft.com/office/word/2010/wordml" wp14:textId="77777777">
+      <w:pPr>
+        <w:pStyle w:val="NoSpacing"/>
+        <w:rPr>
+          <w:rFonts w:asciiTheme="majorHAnsi" w:hAnsiTheme="majorHAnsi"/>
+          <w:lang w:val="en-US"/>
+        </w:rPr>
+      </w:pPr>
+      <w:r>
+        <w:rPr>
+          <w:rFonts w:asciiTheme="majorHAnsi" w:hAnsiTheme="majorHAnsi"/>
+          <w:lang w:val="en-GB"/>
+        </w:rPr>
+        <w:t>Marital status</w:t>
+      </w:r>
+      <w:r>
+        <w:rPr>
+          <w:rFonts w:asciiTheme="majorHAnsi" w:hAnsiTheme="majorHAnsi"/>
+          <w:lang w:val="en-US"/>
+        </w:rPr>
+        <w:t>: Married</w:t>
+      </w:r>
+    </w:p>
+    <w:p xmlns:wp14="http://schemas.microsoft.com/office/word/2010/wordml" wp14:textId="77777777">
+      <w:pPr>
+        <w:pStyle w:val="NoSpacing"/>
+        <w:rPr>
+          <w:rFonts w:asciiTheme="majorHAnsi" w:hAnsiTheme="majorHAnsi"/>
+          <w:lang w:val="en-US"/>
+        </w:rPr>
+      </w:pPr>
+      <w:r>
+        <w:rPr>
+          <w:rFonts w:asciiTheme="majorHAnsi" w:hAnsiTheme="majorHAnsi"/>
+          <w:lang w:val="en-GB"/>
+        </w:rPr>
+        <w:t xml:space="preserve">Date of birth: </w:t>
+      </w:r>
+      <w:r>
+        <w:rPr>
+          <w:rFonts w:asciiTheme="majorHAnsi" w:hAnsiTheme="majorHAnsi"/>
+          <w:lang w:val="en-US"/>
+        </w:rPr>
+        <w:t>06.</w:t>
+      </w:r>
+      <w:r>
+        <w:rPr>
+          <w:rFonts w:asciiTheme="majorHAnsi" w:hAnsiTheme="majorHAnsi"/>
+          <w:lang w:val="en-US"/>
+        </w:rPr>
+        <w:t>12.1989</w:t>
+      </w:r>
+    </w:p>
+    <w:p xmlns:wp14="http://schemas.microsoft.com/office/word/2010/wordml" wp14:textId="77777777">
+      <w:pPr>
+        <w:pStyle w:val="Heading2"/>
+        <w:rPr>
           <w:rFonts w:cstheme="majorHAnsi"/>
-          <w:lang w:val="en-GB"/>
-        </w:rPr>
-      </w:pPr>
+        </w:rPr>
+      </w:pPr>
+      <w:proofErr w:type="spellStart"/>
       <w:r>
         <w:rPr>
           <w:rFonts w:cstheme="majorHAnsi"/>
-          <w:lang w:val="en-GB"/>
-        </w:rPr>
-        <w:t>Personal Information</w:t>
-      </w:r>
-    </w:p>
-    <w:p>
-      <w:pPr>
-        <w:pStyle w:val="NoSpacing"/>
-        <w:rPr>
-          <w:rFonts w:asciiTheme="majorHAnsi" w:hAnsiTheme="majorHAnsi"/>
-          <w:color w:val="5B9BD5" w:themeColor="accent1"/>
-          <w:lang w:val="en-US" w:eastAsia="ru-RU"/>
-        </w:rPr>
-      </w:pPr>
-      <w:r>
-        <w:rPr>
-          <w:rFonts w:asciiTheme="majorHAnsi" w:hAnsiTheme="majorHAnsi"/>
-          <w:lang w:val="en-US" w:eastAsia="ru-RU"/>
-        </w:rPr>
-        <w:t xml:space="preserve">Site: </w:t>
+        </w:rPr>
+        <w:t>Summary</w:t>
+      </w:r>
+      <w:proofErr w:type="spellEnd"/>
+    </w:p>
+    <w:p xmlns:wp14="http://schemas.microsoft.com/office/word/2010/wordml" wp14:textId="64183C8E">
+      <w:pPr>
+        <w:rPr>
+          <w:rFonts w:ascii="Calibri Light" w:hAnsi="Calibri Light" w:asciiTheme="majorAscii" w:hAnsiTheme="majorAscii"/>
+          <w:lang w:val="en-US"/>
+        </w:rPr>
+      </w:pPr>
+      <w:r>
+        <w:rPr>
+          <w:rFonts w:ascii="Calibri Light" w:hAnsi="Calibri Light" w:asciiTheme="majorAscii" w:hAnsiTheme="majorAscii"/>
+          <w:lang w:val="en-US"/>
+        </w:rPr>
+        <w:t xml:space="preserve">Professional web developer with </w:t>
+      </w:r>
+      <w:r>
+        <w:rPr>
+          <w:rFonts w:ascii="Calibri Light" w:hAnsi="Calibri Light" w:asciiTheme="majorAscii" w:hAnsiTheme="majorAscii"/>
+          <w:lang w:val="en-US"/>
+        </w:rPr>
+        <w:t>5</w:t>
+      </w:r>
+      <w:r>
+        <w:rPr>
+          <w:rFonts w:ascii="Calibri Light" w:hAnsi="Calibri Light" w:asciiTheme="majorAscii" w:hAnsiTheme="majorAscii"/>
+          <w:lang w:val="en-US"/>
+        </w:rPr>
+        <w:t> years of experience in web development and </w:t>
+      </w:r>
+      <w:r>
+        <w:rPr>
+          <w:rFonts w:ascii="Calibri Light" w:hAnsi="Calibri Light" w:asciiTheme="majorAscii" w:hAnsiTheme="majorAscii"/>
+          <w:lang w:val="en-US"/>
+        </w:rPr>
+        <w:t>8</w:t>
+      </w:r>
+      <w:r>
+        <w:rPr>
+          <w:rFonts w:ascii="Calibri Light" w:hAnsi="Calibri Light" w:asciiTheme="majorAscii" w:hAnsiTheme="majorAscii"/>
+          <w:lang w:val="en-US"/>
+        </w:rPr>
+        <w:t> years of experience in IT.</w:t>
+      </w:r>
+      <w:r>
+        <w:rPr>
+          <w:rFonts w:asciiTheme="majorHAnsi" w:hAnsiTheme="majorHAnsi"/>
+          <w:lang w:val="en-US"/>
+        </w:rPr>
+        <w:br/>
+      </w:r>
+      <w:r>
+        <w:rPr>
+          <w:rFonts w:ascii="Calibri Light" w:hAnsi="Calibri Light" w:asciiTheme="majorAscii" w:hAnsiTheme="majorAscii"/>
+          <w:lang w:val="en-US"/>
+        </w:rPr>
+        <w:t xml:space="preserve">I focus on the configuration flexibility, maintainability, performance, and product security. </w:t>
+      </w:r>
+      <w:r>
+        <w:rPr>
+          <w:rFonts w:asciiTheme="majorHAnsi" w:hAnsiTheme="majorHAnsi"/>
+          <w:lang w:val="en-US"/>
+        </w:rPr>
+        <w:br/>
+      </w:r>
+      <w:r>
+        <w:rPr>
+          <w:rFonts w:ascii="Calibri Light" w:hAnsi="Calibri Light" w:asciiTheme="majorAscii" w:hAnsiTheme="majorAscii"/>
+          <w:lang w:val="en-US"/>
+        </w:rPr>
+        <w:t>I actively participate in the life of the JavaScript community. I organize </w:t>
       </w:r>
       <w:r>
         <w:fldChar w:fldCharType="begin"/>
       </w:r>
       <w:r>
         <w:rPr>
-          <w:lang w:val="en-US"/>
-        </w:rPr>
-        <w:instrText xml:space="preserve"> HYPERLINK "https://bmsdave.github.io" </w:instrText>
-      </w:r>
-      <w:r>
+          <w:rFonts w:asciiTheme="majorHAnsi" w:hAnsiTheme="majorHAnsi"/>
+          <w:color w:val="2E74B5" w:themeColor="accent1" w:themeShade="BF"/>
+          <w:lang w:val="en-US"/>
+        </w:rPr>
+        <w:instrText xml:space="preserve"> HYPERLINK "https://piterjs.org/" </w:instrText>
+      </w:r>
+      <w:r>
+        <w:rPr>
+          <w:rFonts w:asciiTheme="majorHAnsi" w:hAnsiTheme="majorHAnsi"/>
+          <w:color w:val="2E74B5" w:themeColor="accent1" w:themeShade="BF"/>
+        </w:rPr>
         <w:fldChar w:fldCharType="separate"/>
       </w:r>
       <w:r>
         <w:rPr>
           <w:rStyle w:val="Hyperlink"/>
-          <w:rFonts w:asciiTheme="majorHAnsi" w:hAnsiTheme="majorHAnsi" w:cstheme="majorHAnsi"/>
-          <w:color w:val="2E74B5" w:themeColor="accent1" w:themeShade="BF"/>
-          <w:lang w:val="en-US" w:eastAsia="ru-RU"/>
-        </w:rPr>
-        <w:t>https://bmsdave.github.io</w:t>
-      </w:r>
-      <w:r>
-        <w:rPr>
-          <w:rStyle w:val="Hyperlink"/>
-          <w:rFonts w:asciiTheme="majorHAnsi" w:hAnsiTheme="majorHAnsi" w:cstheme="majorHAnsi"/>
-          <w:color w:val="2E74B5" w:themeColor="accent1" w:themeShade="BF"/>
-          <w:lang w:val="en-US" w:eastAsia="ru-RU"/>
-        </w:rPr>
-        <w:fldChar w:fldCharType="end"/>
-      </w:r>
-    </w:p>
-    <w:p>
-      <w:pPr>
-        <w:pStyle w:val="NoSpacing"/>
-        <w:rPr>
-          <w:rFonts w:asciiTheme="majorHAnsi" w:hAnsiTheme="majorHAnsi"/>
-          <w:lang w:val="en-US" w:eastAsia="ru-RU"/>
-        </w:rPr>
-      </w:pPr>
-      <w:r>
-        <w:rPr>
-          <w:rFonts w:asciiTheme="majorHAnsi" w:hAnsiTheme="majorHAnsi"/>
-          <w:lang w:val="en-US" w:eastAsia="ru-RU"/>
-        </w:rPr>
-        <w:t xml:space="preserve">Skype: </w:t>
-      </w:r>
-      <w:proofErr w:type="spellStart"/>
-      <w:r>
-        <w:rPr>
-          <w:rFonts w:asciiTheme="majorHAnsi" w:hAnsiTheme="majorHAnsi"/>
-          <w:lang w:val="en-US" w:eastAsia="ru-RU"/>
-        </w:rPr>
-        <w:t>bmsdave</w:t>
-      </w:r>
-      <w:proofErr w:type="spellEnd"/>
-    </w:p>
-    <w:p>
-      <w:pPr>
-        <w:pStyle w:val="NoSpacing"/>
-        <w:rPr>
-          <w:rFonts w:asciiTheme="majorHAnsi" w:hAnsiTheme="majorHAnsi"/>
-          <w:lang w:val="en-US" w:eastAsia="ru-RU"/>
-        </w:rPr>
-      </w:pPr>
-      <w:r>
-        <w:rPr>
-          <w:rFonts w:asciiTheme="majorHAnsi" w:hAnsiTheme="majorHAnsi"/>
-          <w:lang w:val="en-US" w:eastAsia="ru-RU"/>
-        </w:rPr>
-        <w:t xml:space="preserve">E-mail: </w:t>
-      </w:r>
-      <w:r>
-        <w:fldChar w:fldCharType="begin"/>
-      </w:r>
-      <w:r>
-        <w:rPr>
-          <w:lang w:val="en-US"/>
-        </w:rPr>
-        <w:instrText xml:space="preserve"> HYPERLINK "mailto:bmsdave@gmail.com" </w:instrText>
-      </w:r>
-      <w:r>
-        <w:fldChar w:fldCharType="separate"/>
-      </w:r>
-      <w:r>
-        <w:rPr>
-          <w:rStyle w:val="Hyperlink"/>
-          <w:rFonts w:asciiTheme="majorHAnsi" w:hAnsiTheme="majorHAnsi" w:cstheme="majorHAnsi"/>
-          <w:color w:val="2E74B5" w:themeColor="accent1" w:themeShade="BF"/>
-          <w:lang w:val="en-US" w:eastAsia="ru-RU"/>
-        </w:rPr>
-        <w:t>bmsdave@gmail.com</w:t>
-      </w:r>
-      <w:r>
-        <w:rPr>
-          <w:rStyle w:val="Hyperlink"/>
-          <w:rFonts w:asciiTheme="majorHAnsi" w:hAnsiTheme="majorHAnsi" w:cstheme="majorHAnsi"/>
-          <w:color w:val="2E74B5" w:themeColor="accent1" w:themeShade="BF"/>
-          <w:lang w:val="en-US" w:eastAsia="ru-RU"/>
-        </w:rPr>
-        <w:fldChar w:fldCharType="end"/>
-      </w:r>
-    </w:p>
-    <w:p>
-      <w:pPr>
-        <w:pStyle w:val="NoSpacing"/>
-        <w:rPr>
-          <w:rFonts w:asciiTheme="majorHAnsi" w:hAnsiTheme="majorHAnsi"/>
-          <w:lang w:val="en-US" w:eastAsia="ru-RU"/>
-        </w:rPr>
-      </w:pPr>
-      <w:r>
-        <w:rPr>
-          <w:rFonts w:asciiTheme="majorHAnsi" w:hAnsiTheme="majorHAnsi"/>
-          <w:lang w:val="en-GB"/>
-        </w:rPr>
-        <w:t>City</w:t>
-      </w:r>
-      <w:r>
-        <w:rPr>
-          <w:rFonts w:asciiTheme="majorHAnsi" w:hAnsiTheme="majorHAnsi"/>
-          <w:lang w:val="en-US"/>
-        </w:rPr>
-        <w:t>: Saint Petersburg</w:t>
-      </w:r>
-    </w:p>
-    <w:p>
-      <w:pPr>
-        <w:pStyle w:val="NoSpacing"/>
-        <w:rPr>
-          <w:rFonts w:asciiTheme="majorHAnsi" w:hAnsiTheme="majorHAnsi"/>
-          <w:lang w:val="en-US"/>
-        </w:rPr>
-      </w:pPr>
-      <w:r>
-        <w:rPr>
-          <w:rFonts w:asciiTheme="majorHAnsi" w:hAnsiTheme="majorHAnsi"/>
-          <w:lang w:val="en-GB"/>
-        </w:rPr>
-        <w:t>Nationality</w:t>
-      </w:r>
-      <w:r>
-        <w:rPr>
-          <w:rFonts w:asciiTheme="majorHAnsi" w:hAnsiTheme="majorHAnsi"/>
-          <w:lang w:val="en-US"/>
-        </w:rPr>
-        <w:t>: Belarus</w:t>
-      </w:r>
-    </w:p>
-    <w:p>
-      <w:pPr>
-        <w:pStyle w:val="NoSpacing"/>
-        <w:rPr>
-          <w:rFonts w:asciiTheme="majorHAnsi" w:hAnsiTheme="majorHAnsi"/>
-          <w:lang w:val="en-US"/>
-        </w:rPr>
-      </w:pPr>
-      <w:r>
-        <w:rPr>
-          <w:rFonts w:asciiTheme="majorHAnsi" w:hAnsiTheme="majorHAnsi"/>
-          <w:lang w:val="en-GB"/>
-        </w:rPr>
-        <w:t>Marital status</w:t>
-      </w:r>
-      <w:r>
-        <w:rPr>
-          <w:rFonts w:asciiTheme="majorHAnsi" w:hAnsiTheme="majorHAnsi"/>
-          <w:lang w:val="en-US"/>
-        </w:rPr>
-        <w:t>: Married</w:t>
-      </w:r>
-    </w:p>
-    <w:p>
-      <w:pPr>
-        <w:pStyle w:val="NoSpacing"/>
-        <w:rPr>
-          <w:rFonts w:asciiTheme="majorHAnsi" w:hAnsiTheme="majorHAnsi"/>
-          <w:lang w:val="en-US"/>
-        </w:rPr>
-      </w:pPr>
-      <w:r>
-        <w:rPr>
-          <w:rFonts w:asciiTheme="majorHAnsi" w:hAnsiTheme="majorHAnsi"/>
-          <w:lang w:val="en-GB"/>
-        </w:rPr>
-        <w:t xml:space="preserve">Date of birth: </w:t>
-      </w:r>
-      <w:r>
-        <w:rPr>
-          <w:rFonts w:asciiTheme="majorHAnsi" w:hAnsiTheme="majorHAnsi"/>
-          <w:lang w:val="en-US"/>
-        </w:rPr>
-        <w:t>06.</w:t>
-      </w:r>
-      <w:r>
-        <w:rPr>
-          <w:rFonts w:asciiTheme="majorHAnsi" w:hAnsiTheme="majorHAnsi"/>
-          <w:lang w:val="en-US"/>
-        </w:rPr>
-        <w:t>12.1989</w:t>
-      </w:r>
-    </w:p>
-    <w:p>
-      <w:pPr>
-        <w:pStyle w:val="Heading2"/>
-        <w:rPr>
-          <w:rFonts w:cstheme="majorHAnsi"/>
-        </w:rPr>
-      </w:pPr>
-      <w:proofErr w:type="spellStart"/>
-      <w:r>
-        <w:rPr>
-          <w:rFonts w:cstheme="majorHAnsi"/>
-        </w:rPr>
-        <w:t>Summary</w:t>
-      </w:r>
-      <w:proofErr w:type="spellEnd"/>
-    </w:p>
-    <w:p>
-      <w:pPr>
-        <w:rPr>
-          <w:rFonts w:asciiTheme="majorHAnsi" w:hAnsiTheme="majorHAnsi"/>
-          <w:lang w:val="en-US"/>
-        </w:rPr>
-      </w:pPr>
-      <w:r>
-        <w:rPr>
-          <w:rFonts w:asciiTheme="majorHAnsi" w:hAnsiTheme="majorHAnsi"/>
-          <w:lang w:val="en-US"/>
-        </w:rPr>
-        <w:t>Professional web developer with 4 years of experience in web development and 7 years of experience in IT.</w:t>
-      </w:r>
-      <w:r>
-        <w:rPr>
-          <w:rFonts w:asciiTheme="majorHAnsi" w:hAnsiTheme="majorHAnsi"/>
-          <w:lang w:val="en-US"/>
-        </w:rPr>
-        <w:br/>
-        <w:t xml:space="preserve">I focus on the configuration flexibility, maintainability, performance, and product security. </w:t>
-      </w:r>
-      <w:r>
-        <w:rPr>
-          <w:rFonts w:asciiTheme="majorHAnsi" w:hAnsiTheme="majorHAnsi"/>
-          <w:lang w:val="en-US"/>
-        </w:rPr>
-        <w:br/>
-        <w:t>I actively participate in the life of the JavaScript community. I organize </w:t>
-      </w:r>
-      <w:proofErr w:type="spellStart"/>
-      <w:r>
-        <w:rPr>
-          <w:rFonts w:asciiTheme="majorHAnsi" w:hAnsiTheme="majorHAnsi"/>
-          <w:color w:val="2E74B5" w:themeColor="accent1" w:themeShade="BF"/>
-        </w:rPr>
-        <w:fldChar w:fldCharType="begin"/>
-      </w:r>
-      <w:r>
-        <w:rPr>
-          <w:rFonts w:asciiTheme="majorHAnsi" w:hAnsiTheme="majorHAnsi"/>
-          <w:color w:val="2E74B5" w:themeColor="accent1" w:themeShade="BF"/>
-          <w:lang w:val="en-US"/>
-        </w:rPr>
-        <w:instrText xml:space="preserve"> HYPERLINK "https://piterjs.org/" </w:instrText>
-      </w:r>
-      <w:r>
-        <w:rPr>
-          <w:rFonts w:asciiTheme="majorHAnsi" w:hAnsiTheme="majorHAnsi"/>
-          <w:color w:val="2E74B5" w:themeColor="accent1" w:themeShade="BF"/>
-        </w:rPr>
-        <w:fldChar w:fldCharType="separate"/>
-      </w:r>
-      <w:r>
-        <w:rPr>
-          <w:rStyle w:val="Hyperlink"/>
-          <w:rFonts w:asciiTheme="majorHAnsi" w:hAnsiTheme="majorHAnsi" w:cstheme="majorHAnsi"/>
+          <w:rFonts w:ascii="Calibri Light" w:hAnsi="Calibri Light" w:cs="Calibri Light" w:asciiTheme="majorAscii" w:hAnsiTheme="majorAscii" w:cstheme="majorAscii"/>
           <w:color w:val="2E74B5" w:themeColor="accent1" w:themeShade="BF"/>
           <w:u w:val="none"/>
           <w:lang w:val="en-US"/>
         </w:rPr>
         <w:t>PiterJS</w:t>
       </w:r>
-      <w:proofErr w:type="spellEnd"/>
-      <w:r>
-        <w:rPr>
-          <w:rFonts w:asciiTheme="majorHAnsi" w:hAnsiTheme="majorHAnsi"/>
-          <w:color w:val="2E74B5" w:themeColor="accent1" w:themeShade="BF"/>
-        </w:rPr>
+      <w:r>
         <w:fldChar w:fldCharType="end"/>
       </w:r>
       <w:r>
         <w:rPr>
-          <w:rFonts w:asciiTheme="majorHAnsi" w:hAnsiTheme="majorHAnsi"/>
+          <w:rFonts w:ascii="Calibri Light" w:hAnsi="Calibri Light" w:asciiTheme="majorAscii" w:hAnsiTheme="majorAscii"/>
           <w:lang w:val="en-US"/>
         </w:rPr>
         <w:t xml:space="preserve"> – monthly JavaScript Meetup in Saint Petersburg, volunteer as a mentor at </w:t>
       </w:r>
-      <w:hyperlink r:id="rId7" w:history="1">
-        <w:proofErr w:type="spellStart"/>
+      <w:hyperlink w:history="1" r:id="R23cc9a7e301c49c7">
         <w:r>
           <w:rPr>
             <w:rStyle w:val="Hyperlink"/>
-            <w:rFonts w:asciiTheme="majorHAnsi" w:hAnsiTheme="majorHAnsi" w:cstheme="majorHAnsi"/>
+            <w:rFonts w:ascii="Calibri Light" w:hAnsi="Calibri Light" w:cs="Calibri Light" w:asciiTheme="majorAscii" w:hAnsiTheme="majorAscii" w:cstheme="majorAscii"/>
             <w:color w:val="2E74B5" w:themeColor="accent1" w:themeShade="BF"/>
             <w:u w:val="none"/>
             <w:lang w:val="en-US"/>
           </w:rPr>
           <w:t>NodeSchool</w:t>
         </w:r>
-        <w:proofErr w:type="spellEnd"/>
         <w:r>
           <w:rPr>
             <w:rStyle w:val="Hyperlink"/>
-            <w:rFonts w:asciiTheme="majorHAnsi" w:hAnsiTheme="majorHAnsi" w:cstheme="majorHAnsi"/>
+            <w:rFonts w:ascii="Calibri Light" w:hAnsi="Calibri Light" w:cs="Calibri Light" w:asciiTheme="majorAscii" w:hAnsiTheme="majorAscii" w:cstheme="majorAscii"/>
             <w:color w:val="2E74B5" w:themeColor="accent1" w:themeShade="BF"/>
             <w:u w:val="none"/>
             <w:lang w:val="en-US"/>
@@ -442,64 +429,54 @@
       </w:hyperlink>
       <w:r>
         <w:rPr>
-          <w:rFonts w:asciiTheme="majorHAnsi" w:hAnsiTheme="majorHAnsi"/>
+          <w:rFonts w:ascii="Calibri Light" w:hAnsi="Calibri Light" w:asciiTheme="majorAscii" w:hAnsiTheme="majorAscii"/>
           <w:lang w:val="en-US"/>
         </w:rPr>
         <w:t> and has been a member of the </w:t>
       </w:r>
-      <w:proofErr w:type="spellStart"/>
+      <w:r>
+        <w:fldChar w:fldCharType="begin"/>
+      </w:r>
       <w:r>
         <w:rPr>
           <w:rFonts w:asciiTheme="majorHAnsi" w:hAnsiTheme="majorHAnsi"/>
           <w:color w:val="2E74B5" w:themeColor="accent1" w:themeShade="BF"/>
-        </w:rPr>
-        <w:fldChar w:fldCharType="begin"/>
+          <w:lang w:val="en-US"/>
+        </w:rPr>
+        <w:instrText xml:space="preserve"> HYPERLINK "https://holyjs.ru/" </w:instrText>
       </w:r>
       <w:r>
         <w:rPr>
           <w:rFonts w:asciiTheme="majorHAnsi" w:hAnsiTheme="majorHAnsi"/>
           <w:color w:val="2E74B5" w:themeColor="accent1" w:themeShade="BF"/>
-          <w:lang w:val="en-US"/>
-        </w:rPr>
-        <w:instrText xml:space="preserve"> HYPERLINK "https://holyjs.ru/" </w:instrText>
-      </w:r>
-      <w:r>
-        <w:rPr>
-          <w:rFonts w:asciiTheme="majorHAnsi" w:hAnsiTheme="majorHAnsi"/>
-          <w:color w:val="2E74B5" w:themeColor="accent1" w:themeShade="BF"/>
         </w:rPr>
         <w:fldChar w:fldCharType="separate"/>
       </w:r>
       <w:r>
         <w:rPr>
           <w:rStyle w:val="Hyperlink"/>
-          <w:rFonts w:asciiTheme="majorHAnsi" w:hAnsiTheme="majorHAnsi" w:cstheme="majorHAnsi"/>
+          <w:rFonts w:ascii="Calibri Light" w:hAnsi="Calibri Light" w:cs="Calibri Light" w:asciiTheme="majorAscii" w:hAnsiTheme="majorAscii" w:cstheme="majorAscii"/>
           <w:color w:val="2E74B5" w:themeColor="accent1" w:themeShade="BF"/>
           <w:u w:val="none"/>
           <w:lang w:val="en-US"/>
         </w:rPr>
         <w:t>HolyJS</w:t>
       </w:r>
-      <w:proofErr w:type="spellEnd"/>
-      <w:r>
-        <w:rPr>
-          <w:rFonts w:asciiTheme="majorHAnsi" w:hAnsiTheme="majorHAnsi"/>
-          <w:color w:val="2E74B5" w:themeColor="accent1" w:themeShade="BF"/>
-        </w:rPr>
+      <w:r>
         <w:fldChar w:fldCharType="end"/>
       </w:r>
       <w:r>
         <w:rPr>
-          <w:rFonts w:asciiTheme="majorHAnsi" w:hAnsiTheme="majorHAnsi"/>
+          <w:rFonts w:ascii="Calibri Light" w:hAnsi="Calibri Light" w:asciiTheme="majorAscii" w:hAnsiTheme="majorAscii"/>
           <w:lang w:val="en-US"/>
         </w:rPr>
         <w:t> program committee. Previously I served as a mentor at </w:t>
       </w:r>
-      <w:hyperlink r:id="rId8" w:history="1">
+      <w:hyperlink w:history="1" r:id="R2d873123fb224d4c">
         <w:r>
           <w:rPr>
             <w:rStyle w:val="Hyperlink"/>
-            <w:rFonts w:asciiTheme="majorHAnsi" w:hAnsiTheme="majorHAnsi" w:cstheme="majorHAnsi"/>
+            <w:rFonts w:ascii="Calibri Light" w:hAnsi="Calibri Light" w:cs="Calibri Light" w:asciiTheme="majorAscii" w:hAnsiTheme="majorAscii" w:cstheme="majorAscii"/>
             <w:color w:val="2E74B5" w:themeColor="accent1" w:themeShade="BF"/>
             <w:u w:val="none"/>
             <w:lang w:val="en-US"/>
@@ -509,236 +486,226 @@
       </w:hyperlink>
       <w:r>
         <w:rPr>
-          <w:rFonts w:asciiTheme="majorHAnsi" w:hAnsiTheme="majorHAnsi"/>
+          <w:rFonts w:ascii="Calibri Light" w:hAnsi="Calibri Light" w:asciiTheme="majorAscii" w:hAnsiTheme="majorAscii"/>
           <w:lang w:val="en-US"/>
         </w:rPr>
         <w:t> and lectured on JavaScript and node.JS at the online university of </w:t>
       </w:r>
-      <w:proofErr w:type="spellStart"/>
+      <w:r>
+        <w:fldChar w:fldCharType="begin"/>
+      </w:r>
       <w:r>
         <w:rPr>
           <w:rFonts w:asciiTheme="majorHAnsi" w:hAnsiTheme="majorHAnsi"/>
           <w:color w:val="2E74B5" w:themeColor="accent1" w:themeShade="BF"/>
-        </w:rPr>
-        <w:fldChar w:fldCharType="begin"/>
+          <w:lang w:val="en-US"/>
+        </w:rPr>
+        <w:instrText xml:space="preserve"> HYPERLINK "https://netology.ru/" </w:instrText>
       </w:r>
       <w:r>
         <w:rPr>
           <w:rFonts w:asciiTheme="majorHAnsi" w:hAnsiTheme="majorHAnsi"/>
           <w:color w:val="2E74B5" w:themeColor="accent1" w:themeShade="BF"/>
-          <w:lang w:val="en-US"/>
-        </w:rPr>
-        <w:instrText xml:space="preserve"> HYPERLINK "https://netology.ru/" </w:instrText>
-      </w:r>
-      <w:r>
-        <w:rPr>
-          <w:rFonts w:asciiTheme="majorHAnsi" w:hAnsiTheme="majorHAnsi"/>
-          <w:color w:val="2E74B5" w:themeColor="accent1" w:themeShade="BF"/>
         </w:rPr>
         <w:fldChar w:fldCharType="separate"/>
       </w:r>
       <w:r>
         <w:rPr>
           <w:rStyle w:val="Hyperlink"/>
-          <w:rFonts w:asciiTheme="majorHAnsi" w:hAnsiTheme="majorHAnsi" w:cstheme="majorHAnsi"/>
+          <w:rFonts w:ascii="Calibri Light" w:hAnsi="Calibri Light" w:cs="Calibri Light" w:asciiTheme="majorAscii" w:hAnsiTheme="majorAscii" w:cstheme="majorAscii"/>
           <w:color w:val="2E74B5" w:themeColor="accent1" w:themeShade="BF"/>
           <w:u w:val="none"/>
           <w:lang w:val="en-US"/>
         </w:rPr>
         <w:t>Netology</w:t>
       </w:r>
+      <w:r>
+        <w:fldChar w:fldCharType="end"/>
+      </w:r>
+      <w:r>
+        <w:rPr>
+          <w:rFonts w:ascii="Calibri Light" w:hAnsi="Calibri Light" w:asciiTheme="majorAscii" w:hAnsiTheme="majorAscii"/>
+          <w:lang w:val="en-US"/>
+        </w:rPr>
+        <w:t xml:space="preserve">. I like sports (boxing, </w:t>
+      </w:r>
+      <w:proofErr w:type="spellStart"/>
+      <w:r>
+        <w:rPr>
+          <w:rFonts w:ascii="Calibri Light" w:hAnsi="Calibri Light" w:asciiTheme="majorAscii" w:hAnsiTheme="majorAscii"/>
+          <w:lang w:val="en-US"/>
+        </w:rPr>
+        <w:t>speedcubing</w:t>
+      </w:r>
       <w:proofErr w:type="spellEnd"/>
       <w:r>
         <w:rPr>
-          <w:rFonts w:asciiTheme="majorHAnsi" w:hAnsiTheme="majorHAnsi"/>
+          <w:rFonts w:ascii="Calibri Light" w:hAnsi="Calibri Light" w:asciiTheme="majorAscii" w:hAnsiTheme="majorAscii"/>
+          <w:lang w:val="en-US"/>
+        </w:rPr>
+        <w:t>, and chess), I respect and love mathematics and everything related to it.</w:t>
+      </w:r>
+    </w:p>
+    <w:p xmlns:wp14="http://schemas.microsoft.com/office/word/2010/wordml" wp14:textId="77777777">
+      <w:pPr>
+        <w:pStyle w:val="Heading2"/>
+        <w:rPr>
+          <w:lang w:val="en-US"/>
+        </w:rPr>
+      </w:pPr>
+      <w:r>
+        <w:rPr>
+          <w:lang w:val="en-US"/>
+        </w:rPr>
+        <w:t>Education</w:t>
+      </w:r>
+    </w:p>
+    <w:p xmlns:wp14="http://schemas.microsoft.com/office/word/2010/wordml" wp14:textId="77777777">
+      <w:pPr>
+        <w:rPr>
+          <w:rFonts w:asciiTheme="majorHAnsi" w:hAnsiTheme="majorHAnsi" w:cstheme="majorHAnsi"/>
+          <w:lang w:val="en-US" w:eastAsia="ru-RU"/>
+        </w:rPr>
+      </w:pPr>
+      <w:r>
+        <w:rPr>
+          <w:rFonts w:asciiTheme="majorHAnsi" w:hAnsiTheme="majorHAnsi" w:cstheme="majorHAnsi"/>
+          <w:lang w:val="en-US" w:eastAsia="ru-RU"/>
+        </w:rPr>
+        <w:t>Bachelor's degree, System analysis and management, 2011 - 2016</w:t>
+      </w:r>
+    </w:p>
+    <w:p xmlns:wp14="http://schemas.microsoft.com/office/word/2010/wordml" wp14:textId="77777777">
+      <w:pPr>
+        <w:ind w:firstLine="708"/>
+        <w:rPr>
+          <w:rFonts w:asciiTheme="majorHAnsi" w:hAnsiTheme="majorHAnsi" w:cstheme="majorHAnsi"/>
+          <w:lang w:val="en-US" w:eastAsia="ru-RU"/>
+        </w:rPr>
+      </w:pPr>
+      <w:r>
+        <w:fldChar w:fldCharType="begin"/>
+      </w:r>
+      <w:r>
+        <w:rPr>
+          <w:lang w:val="en-US"/>
+        </w:rPr>
+        <w:instrText xml:space="preserve"> HYPERLINK "http://englis</w:instrText>
+      </w:r>
+      <w:r>
+        <w:rPr>
+          <w:lang w:val="en-US"/>
+        </w:rPr>
+        <w:instrText xml:space="preserve">h.spbstu.ru/" \t "_blank" </w:instrText>
+      </w:r>
+      <w:r>
+        <w:fldChar w:fldCharType="separate"/>
+      </w:r>
+      <w:r>
+        <w:rPr>
+          <w:rFonts w:asciiTheme="majorHAnsi" w:hAnsiTheme="majorHAnsi" w:cstheme="majorHAnsi"/>
           <w:color w:val="2E74B5" w:themeColor="accent1" w:themeShade="BF"/>
+          <w:lang w:val="en-US" w:eastAsia="ru-RU"/>
+        </w:rPr>
+        <w:t xml:space="preserve">Peter the Great </w:t>
+      </w:r>
+      <w:proofErr w:type="spellStart"/>
+      <w:r>
+        <w:rPr>
+          <w:rFonts w:asciiTheme="majorHAnsi" w:hAnsiTheme="majorHAnsi" w:cstheme="majorHAnsi"/>
+          <w:color w:val="2E74B5" w:themeColor="accent1" w:themeShade="BF"/>
+          <w:lang w:val="en-US" w:eastAsia="ru-RU"/>
+        </w:rPr>
+        <w:t>St.Petersburg</w:t>
+      </w:r>
+      <w:proofErr w:type="spellEnd"/>
+      <w:r>
+        <w:rPr>
+          <w:rFonts w:asciiTheme="majorHAnsi" w:hAnsiTheme="majorHAnsi" w:cstheme="majorHAnsi"/>
+          <w:color w:val="2E74B5" w:themeColor="accent1" w:themeShade="BF"/>
+          <w:lang w:val="en-US" w:eastAsia="ru-RU"/>
+        </w:rPr>
+        <w:t xml:space="preserve"> Polytechnic University</w:t>
+      </w:r>
+      <w:r>
+        <w:rPr>
+          <w:rFonts w:asciiTheme="majorHAnsi" w:hAnsiTheme="majorHAnsi" w:cstheme="majorHAnsi"/>
+          <w:color w:val="2E74B5" w:themeColor="accent1" w:themeShade="BF"/>
+          <w:lang w:val="en-US" w:eastAsia="ru-RU"/>
         </w:rPr>
         <w:fldChar w:fldCharType="end"/>
       </w:r>
       <w:r>
         <w:rPr>
-          <w:rFonts w:asciiTheme="majorHAnsi" w:hAnsiTheme="majorHAnsi"/>
-          <w:lang w:val="en-US"/>
-        </w:rPr>
-        <w:t xml:space="preserve">. I like sports (boxing, </w:t>
-      </w:r>
-      <w:proofErr w:type="spellStart"/>
-      <w:r>
-        <w:rPr>
-          <w:rFonts w:asciiTheme="majorHAnsi" w:hAnsiTheme="majorHAnsi"/>
-          <w:lang w:val="en-US"/>
-        </w:rPr>
-        <w:t>speedcubing</w:t>
-      </w:r>
-      <w:proofErr w:type="spellEnd"/>
-      <w:r>
-        <w:rPr>
-          <w:rFonts w:asciiTheme="majorHAnsi" w:hAnsiTheme="majorHAnsi"/>
-          <w:lang w:val="en-US"/>
-        </w:rPr>
-        <w:t>, and chess), I respect and love mathematics and everything related to it.</w:t>
-      </w:r>
-    </w:p>
-    <w:p>
+          <w:rFonts w:asciiTheme="majorHAnsi" w:hAnsiTheme="majorHAnsi" w:cstheme="majorHAnsi"/>
+          <w:lang w:val="en-US" w:eastAsia="ru-RU"/>
+        </w:rPr>
+        <w:t>, Saint Petersburg, Russia</w:t>
+      </w:r>
+    </w:p>
+    <w:p xmlns:wp14="http://schemas.microsoft.com/office/word/2010/wordml" wp14:textId="77777777">
+      <w:pPr>
+        <w:rPr>
+          <w:rFonts w:asciiTheme="majorHAnsi" w:hAnsiTheme="majorHAnsi" w:cstheme="majorHAnsi"/>
+          <w:lang w:val="en-US" w:eastAsia="ru-RU"/>
+        </w:rPr>
+      </w:pPr>
+      <w:r>
+        <w:rPr>
+          <w:rFonts w:asciiTheme="majorHAnsi" w:hAnsiTheme="majorHAnsi" w:cstheme="majorHAnsi"/>
+          <w:lang w:val="en-US" w:eastAsia="ru-RU"/>
+        </w:rPr>
+        <w:t>Associate's degree, Mathematics and Informatics, 2005 - 2007</w:t>
+      </w:r>
+    </w:p>
+    <w:p xmlns:wp14="http://schemas.microsoft.com/office/word/2010/wordml" wp14:textId="77777777">
+      <w:pPr>
+        <w:ind w:firstLine="708"/>
+        <w:rPr>
+          <w:rFonts w:asciiTheme="majorHAnsi" w:hAnsiTheme="majorHAnsi" w:cstheme="majorHAnsi"/>
+          <w:lang w:val="en-US" w:eastAsia="ru-RU"/>
+        </w:rPr>
+      </w:pPr>
+      <w:r>
+        <w:fldChar w:fldCharType="begin"/>
+      </w:r>
+      <w:r>
+        <w:rPr>
+          <w:lang w:val="en-US"/>
+        </w:rPr>
+        <w:instrText xml:space="preserve"> HYPERLINK "http://en.bru.by/" \t "_blank" </w:instrText>
+      </w:r>
+      <w:r>
+        <w:fldChar w:fldCharType="separate"/>
+      </w:r>
+      <w:r>
+        <w:rPr>
+          <w:rFonts w:asciiTheme="majorHAnsi" w:hAnsiTheme="majorHAnsi" w:cstheme="majorHAnsi"/>
+          <w:color w:val="2E74B5" w:themeColor="accent1" w:themeShade="BF"/>
+          <w:lang w:val="en-US" w:eastAsia="ru-RU"/>
+        </w:rPr>
+        <w:t>Belarusian-Russian University</w:t>
+      </w:r>
+      <w:r>
+        <w:rPr>
+          <w:rFonts w:asciiTheme="majorHAnsi" w:hAnsiTheme="majorHAnsi" w:cstheme="majorHAnsi"/>
+          <w:color w:val="2E74B5" w:themeColor="accent1" w:themeShade="BF"/>
+          <w:lang w:val="en-US" w:eastAsia="ru-RU"/>
+        </w:rPr>
+        <w:fldChar w:fldCharType="end"/>
+      </w:r>
+      <w:r>
+        <w:rPr>
+          <w:rFonts w:asciiTheme="majorHAnsi" w:hAnsiTheme="majorHAnsi" w:cstheme="majorHAnsi"/>
+          <w:lang w:val="en-US" w:eastAsia="ru-RU"/>
+        </w:rPr>
+        <w:t>, Mogilev, Belarus</w:t>
+      </w:r>
+    </w:p>
+    <w:p xmlns:wp14="http://schemas.microsoft.com/office/word/2010/wordml" wp14:textId="77777777">
       <w:pPr>
         <w:pStyle w:val="Heading2"/>
         <w:rPr>
-          <w:lang w:val="en-US"/>
-        </w:rPr>
-      </w:pPr>
-      <w:r>
-        <w:rPr>
-          <w:lang w:val="en-US"/>
-        </w:rPr>
-        <w:t>Education</w:t>
-      </w:r>
-    </w:p>
-    <w:p>
-      <w:pPr>
-        <w:rPr>
-          <w:rFonts w:asciiTheme="majorHAnsi" w:hAnsiTheme="majorHAnsi" w:cstheme="majorHAnsi"/>
-          <w:lang w:val="en-US" w:eastAsia="ru-RU"/>
-        </w:rPr>
-      </w:pPr>
-      <w:r>
-        <w:rPr>
-          <w:rFonts w:asciiTheme="majorHAnsi" w:hAnsiTheme="majorHAnsi" w:cstheme="majorHAnsi"/>
-          <w:lang w:val="en-US" w:eastAsia="ru-RU"/>
-        </w:rPr>
-        <w:t>Bachelor's degree, System analysis and management, 2011 - 2016</w:t>
-      </w:r>
-    </w:p>
-    <w:p>
-      <w:pPr>
-        <w:ind w:firstLine="708"/>
-        <w:rPr>
-          <w:rFonts w:asciiTheme="majorHAnsi" w:hAnsiTheme="majorHAnsi" w:cstheme="majorHAnsi"/>
-          <w:lang w:val="en-US" w:eastAsia="ru-RU"/>
-        </w:rPr>
-      </w:pPr>
-      <w:r>
-        <w:fldChar w:fldCharType="begin"/>
-      </w:r>
-      <w:r>
-        <w:rPr>
-          <w:lang w:val="en-US"/>
-        </w:rPr>
-        <w:instrText xml:space="preserve"> HYPERLINK "http://englis</w:instrText>
-      </w:r>
-      <w:r>
-        <w:rPr>
-          <w:lang w:val="en-US"/>
-        </w:rPr>
-        <w:instrText xml:space="preserve">h.spbstu.ru/" \t "_blank" </w:instrText>
-      </w:r>
-      <w:r>
-        <w:fldChar w:fldCharType="separate"/>
-      </w:r>
-      <w:r>
-        <w:rPr>
-          <w:rFonts w:asciiTheme="majorHAnsi" w:hAnsiTheme="majorHAnsi" w:cstheme="majorHAnsi"/>
-          <w:color w:val="2E74B5" w:themeColor="accent1" w:themeShade="BF"/>
-          <w:lang w:val="en-US" w:eastAsia="ru-RU"/>
-        </w:rPr>
-        <w:t xml:space="preserve">Peter the Great </w:t>
-      </w:r>
-      <w:proofErr w:type="spellStart"/>
-      <w:r>
-        <w:rPr>
-          <w:rFonts w:asciiTheme="majorHAnsi" w:hAnsiTheme="majorHAnsi" w:cstheme="majorHAnsi"/>
-          <w:color w:val="2E74B5" w:themeColor="accent1" w:themeShade="BF"/>
-          <w:lang w:val="en-US" w:eastAsia="ru-RU"/>
-        </w:rPr>
-        <w:t>St.Petersburg</w:t>
-      </w:r>
-      <w:proofErr w:type="spellEnd"/>
-      <w:r>
-        <w:rPr>
-          <w:rFonts w:asciiTheme="majorHAnsi" w:hAnsiTheme="majorHAnsi" w:cstheme="majorHAnsi"/>
-          <w:color w:val="2E74B5" w:themeColor="accent1" w:themeShade="BF"/>
-          <w:lang w:val="en-US" w:eastAsia="ru-RU"/>
-        </w:rPr>
-        <w:t xml:space="preserve"> Polytechnic University</w:t>
-      </w:r>
-      <w:r>
-        <w:rPr>
-          <w:rFonts w:asciiTheme="majorHAnsi" w:hAnsiTheme="majorHAnsi" w:cstheme="majorHAnsi"/>
-          <w:color w:val="2E74B5" w:themeColor="accent1" w:themeShade="BF"/>
-          <w:lang w:val="en-US" w:eastAsia="ru-RU"/>
-        </w:rPr>
-        <w:fldChar w:fldCharType="end"/>
-      </w:r>
-      <w:r>
-        <w:rPr>
-          <w:rFonts w:asciiTheme="majorHAnsi" w:hAnsiTheme="majorHAnsi" w:cstheme="majorHAnsi"/>
-          <w:lang w:val="en-US" w:eastAsia="ru-RU"/>
-        </w:rPr>
-        <w:t>, Saint Petersburg, Russia</w:t>
-      </w:r>
-    </w:p>
-    <w:p>
-      <w:pPr>
-        <w:rPr>
-          <w:rFonts w:asciiTheme="majorHAnsi" w:hAnsiTheme="majorHAnsi" w:cstheme="majorHAnsi"/>
-          <w:lang w:val="en-US" w:eastAsia="ru-RU"/>
-        </w:rPr>
-      </w:pPr>
-      <w:r>
-        <w:rPr>
-          <w:rFonts w:asciiTheme="majorHAnsi" w:hAnsiTheme="majorHAnsi" w:cstheme="majorHAnsi"/>
-          <w:lang w:val="en-US" w:eastAsia="ru-RU"/>
-        </w:rPr>
-        <w:t>Associate's degree, Mathematics and Informatics, 2005 - 2007</w:t>
-      </w:r>
-    </w:p>
-    <w:p>
-      <w:pPr>
-        <w:ind w:firstLine="708"/>
-        <w:rPr>
-          <w:rFonts w:asciiTheme="majorHAnsi" w:hAnsiTheme="majorHAnsi" w:cstheme="majorHAnsi"/>
-          <w:lang w:val="en-US" w:eastAsia="ru-RU"/>
-        </w:rPr>
-      </w:pPr>
-      <w:r>
-        <w:fldChar w:fldCharType="begin"/>
-      </w:r>
-      <w:r>
-        <w:rPr>
-          <w:lang w:val="en-US"/>
-        </w:rPr>
-        <w:instrText xml:space="preserve"> HYPERLINK "http://en.bru.by/" \t "_blank" </w:instrText>
-      </w:r>
-      <w:r>
-        <w:fldChar w:fldCharType="separate"/>
-      </w:r>
-      <w:r>
-        <w:rPr>
-          <w:rFonts w:asciiTheme="majorHAnsi" w:hAnsiTheme="majorHAnsi" w:cstheme="majorHAnsi"/>
-          <w:color w:val="2E74B5" w:themeColor="accent1" w:themeShade="BF"/>
-          <w:lang w:val="en-US" w:eastAsia="ru-RU"/>
-        </w:rPr>
-        <w:t>Belarusian-Russian University</w:t>
-      </w:r>
-      <w:r>
-        <w:rPr>
-          <w:rFonts w:asciiTheme="majorHAnsi" w:hAnsiTheme="majorHAnsi" w:cstheme="majorHAnsi"/>
-          <w:color w:val="2E74B5" w:themeColor="accent1" w:themeShade="BF"/>
-          <w:lang w:val="en-US" w:eastAsia="ru-RU"/>
-        </w:rPr>
-        <w:fldChar w:fldCharType="end"/>
-      </w:r>
-      <w:r>
-        <w:rPr>
-          <w:rFonts w:asciiTheme="majorHAnsi" w:hAnsiTheme="majorHAnsi" w:cstheme="majorHAnsi"/>
-          <w:lang w:val="en-US" w:eastAsia="ru-RU"/>
-        </w:rPr>
-        <w:t>, Mogilev, Belarus</w:t>
-      </w:r>
-    </w:p>
-    <w:p>
-      <w:pPr>
-        <w:pStyle w:val="Heading2"/>
-        <w:rPr>
           <w:rFonts w:cstheme="majorHAnsi"/>
           <w:lang w:val="en-US"/>
         </w:rPr>
@@ -758,7 +725,7 @@
         <w:t xml:space="preserve"> Completed</w:t>
       </w:r>
     </w:p>
-    <w:p>
+    <w:p xmlns:wp14="http://schemas.microsoft.com/office/word/2010/wordml" wp14:textId="77777777">
       <w:pPr>
         <w:pStyle w:val="NoSpacing"/>
         <w:rPr>
@@ -773,7 +740,7 @@
         </w:rPr>
         <w:t xml:space="preserve">Analysis of security of web projects </w:t>
       </w:r>
-      <w:hyperlink r:id="rId9" w:history="1">
+      <w:hyperlink w:history="1" r:id="rId9">
         <w:r>
           <w:rPr>
             <w:rFonts w:asciiTheme="majorHAnsi" w:hAnsiTheme="majorHAnsi" w:cstheme="majorHAnsi"/>
@@ -848,7 +815,7 @@
         <w:t>, Apr 2016</w:t>
       </w:r>
     </w:p>
-    <w:p>
+    <w:p xmlns:wp14="http://schemas.microsoft.com/office/word/2010/wordml" wp14:textId="77777777">
       <w:pPr>
         <w:pStyle w:val="NoSpacing"/>
         <w:rPr>
@@ -934,7 +901,7 @@
         <w:t>, Mar 2015</w:t>
       </w:r>
     </w:p>
-    <w:p>
+    <w:p xmlns:wp14="http://schemas.microsoft.com/office/word/2010/wordml" wp14:textId="77777777">
       <w:pPr>
         <w:pStyle w:val="NoSpacing"/>
         <w:rPr>
@@ -1026,7 +993,7 @@
         <w:t>, Nov 2014</w:t>
       </w:r>
     </w:p>
-    <w:p>
+    <w:p xmlns:wp14="http://schemas.microsoft.com/office/word/2010/wordml" wp14:textId="77777777">
       <w:pPr>
         <w:pStyle w:val="NoSpacing"/>
         <w:rPr>
@@ -1112,7 +1079,7 @@
         <w:t>, Nov 2014</w:t>
       </w:r>
     </w:p>
-    <w:p>
+    <w:p xmlns:wp14="http://schemas.microsoft.com/office/word/2010/wordml" wp14:textId="77777777">
       <w:pPr>
         <w:pStyle w:val="NoSpacing"/>
         <w:rPr>
@@ -1204,7 +1171,7 @@
         <w:t>, Nov 2014</w:t>
       </w:r>
     </w:p>
-    <w:p>
+    <w:p xmlns:wp14="http://schemas.microsoft.com/office/word/2010/wordml" wp14:textId="77777777">
       <w:pPr>
         <w:pStyle w:val="NoSpacing"/>
         <w:rPr>
@@ -1290,7 +1257,7 @@
         <w:t>, Mar 2012</w:t>
       </w:r>
     </w:p>
-    <w:p>
+    <w:p xmlns:wp14="http://schemas.microsoft.com/office/word/2010/wordml" wp14:textId="77777777">
       <w:pPr>
         <w:pStyle w:val="NoSpacing"/>
         <w:rPr>
@@ -1376,31 +1343,31 @@
         <w:t>, Dec 2009</w:t>
       </w:r>
     </w:p>
-    <w:p>
-      <w:pPr>
-        <w:rPr>
-          <w:rFonts w:asciiTheme="majorHAnsi" w:hAnsiTheme="majorHAnsi" w:cstheme="majorHAnsi"/>
-          <w:lang w:val="en-US"/>
-        </w:rPr>
-      </w:pPr>
-    </w:p>
-    <w:p>
-      <w:pPr>
-        <w:rPr>
-          <w:rFonts w:asciiTheme="majorHAnsi" w:hAnsiTheme="majorHAnsi" w:cstheme="majorHAnsi"/>
-          <w:lang w:val="en-US"/>
-        </w:rPr>
-      </w:pPr>
-    </w:p>
-    <w:p>
-      <w:pPr>
-        <w:rPr>
-          <w:rFonts w:asciiTheme="majorHAnsi" w:hAnsiTheme="majorHAnsi" w:cstheme="majorHAnsi"/>
-          <w:lang w:val="en-US"/>
-        </w:rPr>
-      </w:pPr>
-    </w:p>
-    <w:p>
+    <w:p xmlns:wp14="http://schemas.microsoft.com/office/word/2010/wordml" wp14:textId="77777777">
+      <w:pPr>
+        <w:rPr>
+          <w:rFonts w:asciiTheme="majorHAnsi" w:hAnsiTheme="majorHAnsi" w:cstheme="majorHAnsi"/>
+          <w:lang w:val="en-US"/>
+        </w:rPr>
+      </w:pPr>
+    </w:p>
+    <w:p xmlns:wp14="http://schemas.microsoft.com/office/word/2010/wordml" wp14:textId="77777777">
+      <w:pPr>
+        <w:rPr>
+          <w:rFonts w:asciiTheme="majorHAnsi" w:hAnsiTheme="majorHAnsi" w:cstheme="majorHAnsi"/>
+          <w:lang w:val="en-US"/>
+        </w:rPr>
+      </w:pPr>
+    </w:p>
+    <w:p xmlns:wp14="http://schemas.microsoft.com/office/word/2010/wordml" wp14:textId="77777777">
+      <w:pPr>
+        <w:rPr>
+          <w:rFonts w:asciiTheme="majorHAnsi" w:hAnsiTheme="majorHAnsi" w:cstheme="majorHAnsi"/>
+          <w:lang w:val="en-US"/>
+        </w:rPr>
+      </w:pPr>
+    </w:p>
+    <w:p xmlns:wp14="http://schemas.microsoft.com/office/word/2010/wordml" wp14:textId="77777777">
       <w:pPr>
         <w:pStyle w:val="Heading2"/>
         <w:rPr>
@@ -1415,7 +1382,7 @@
         <w:t>Awards</w:t>
       </w:r>
     </w:p>
-    <w:p>
+    <w:p xmlns:wp14="http://schemas.microsoft.com/office/word/2010/wordml" wp14:textId="77777777">
       <w:pPr>
         <w:rPr>
           <w:rFonts w:asciiTheme="majorHAnsi" w:hAnsiTheme="majorHAnsi"/>
@@ -1430,7 +1397,7 @@
         <w:t>Feb 2007, First-round winner of the regional Olympiad in mathematics conducted between the students of the St. Petersburg universities</w:t>
       </w:r>
     </w:p>
-    <w:p>
+    <w:p xmlns:wp14="http://schemas.microsoft.com/office/word/2010/wordml" wp14:textId="77777777">
       <w:pPr>
         <w:rPr>
           <w:rFonts w:asciiTheme="majorHAnsi" w:hAnsiTheme="majorHAnsi"/>
@@ -1445,15 +1412,15 @@
         <w:t>Dec 2006, First-degree diploma of the second round of the republican Olympiad in mathematics</w:t>
       </w:r>
     </w:p>
-    <w:p>
-      <w:pPr>
-        <w:rPr>
-          <w:rFonts w:asciiTheme="majorHAnsi" w:hAnsiTheme="majorHAnsi" w:cstheme="majorHAnsi"/>
-          <w:lang w:val="en-US"/>
-        </w:rPr>
-      </w:pPr>
-    </w:p>
-    <w:p>
+    <w:p xmlns:wp14="http://schemas.microsoft.com/office/word/2010/wordml" wp14:textId="77777777">
+      <w:pPr>
+        <w:rPr>
+          <w:rFonts w:asciiTheme="majorHAnsi" w:hAnsiTheme="majorHAnsi" w:cstheme="majorHAnsi"/>
+          <w:lang w:val="en-US"/>
+        </w:rPr>
+      </w:pPr>
+    </w:p>
+    <w:p xmlns:wp14="http://schemas.microsoft.com/office/word/2010/wordml" wp14:textId="77777777">
       <w:pPr>
         <w:pStyle w:val="Heading2"/>
         <w:rPr>
@@ -1482,7 +1449,7 @@
         <w:gridCol w:w="1417"/>
         <w:gridCol w:w="1418"/>
       </w:tblGrid>
-      <w:tr>
+      <w:tr xmlns:wp14="http://schemas.microsoft.com/office/word/2010/wordml" wp14:textId="77777777">
         <w:trPr>
           <w:cnfStyle w:val="100000000000" w:firstRow="1" w:lastRow="0" w:firstColumn="0" w:lastColumn="0" w:oddVBand="0" w:evenVBand="0" w:oddHBand="0" w:evenHBand="0" w:firstRowFirstColumn="0" w:firstRowLastColumn="0" w:lastRowFirstColumn="0" w:lastRowLastColumn="0"/>
         </w:trPr>
@@ -1496,9 +1463,10 @@
               <w:bottom w:val="nil"/>
             </w:tcBorders>
             <w:shd w:val="clear" w:color="auto" w:fill="BDD6EE" w:themeFill="accent1" w:themeFillTint="66"/>
+            <w:tcMar/>
             <w:hideMark/>
           </w:tcPr>
-          <w:p>
+          <w:p wp14:textId="77777777">
             <w:pPr>
               <w:rPr>
                 <w:rFonts w:asciiTheme="majorHAnsi" w:hAnsiTheme="majorHAnsi" w:cstheme="majorHAnsi"/>
@@ -1518,15 +1486,17 @@
         </w:tc>
         <w:tc>
           <w:tcPr>
+            <w:cnfStyle w:val="000000000000" w:firstRow="0" w:lastRow="0" w:firstColumn="0" w:lastColumn="0" w:oddVBand="0" w:evenVBand="0" w:oddHBand="0" w:evenHBand="0" w:firstRowFirstColumn="0" w:firstRowLastColumn="0" w:lastRowFirstColumn="0" w:lastRowLastColumn="0"/>
             <w:tcW w:w="851" w:type="dxa"/>
             <w:tcBorders>
               <w:top w:val="nil"/>
               <w:bottom w:val="nil"/>
             </w:tcBorders>
             <w:shd w:val="clear" w:color="auto" w:fill="BDD6EE" w:themeFill="accent1" w:themeFillTint="66"/>
+            <w:tcMar/>
             <w:hideMark/>
           </w:tcPr>
-          <w:p>
+          <w:p wp14:textId="77777777">
             <w:pPr>
               <w:jc w:val="center"/>
               <w:cnfStyle w:val="100000000000" w:firstRow="1" w:lastRow="0" w:firstColumn="0" w:lastColumn="0" w:oddVBand="0" w:evenVBand="0" w:oddHBand="0" w:evenHBand="0" w:firstRowFirstColumn="0" w:firstRowLastColumn="0" w:lastRowFirstColumn="0" w:lastRowLastColumn="0"/>
@@ -1548,15 +1518,17 @@
         </w:tc>
         <w:tc>
           <w:tcPr>
+            <w:cnfStyle w:val="000000000000" w:firstRow="0" w:lastRow="0" w:firstColumn="0" w:lastColumn="0" w:oddVBand="0" w:evenVBand="0" w:oddHBand="0" w:evenHBand="0" w:firstRowFirstColumn="0" w:firstRowLastColumn="0" w:lastRowFirstColumn="0" w:lastRowLastColumn="0"/>
             <w:tcW w:w="1389" w:type="dxa"/>
             <w:tcBorders>
               <w:top w:val="nil"/>
               <w:bottom w:val="nil"/>
             </w:tcBorders>
             <w:shd w:val="clear" w:color="auto" w:fill="BDD6EE" w:themeFill="accent1" w:themeFillTint="66"/>
+            <w:tcMar/>
             <w:hideMark/>
           </w:tcPr>
-          <w:p>
+          <w:p wp14:textId="77777777">
             <w:pPr>
               <w:jc w:val="center"/>
               <w:cnfStyle w:val="100000000000" w:firstRow="1" w:lastRow="0" w:firstColumn="0" w:lastColumn="0" w:oddVBand="0" w:evenVBand="0" w:oddHBand="0" w:evenHBand="0" w:firstRowFirstColumn="0" w:firstRowLastColumn="0" w:lastRowFirstColumn="0" w:lastRowLastColumn="0"/>
@@ -1578,15 +1550,17 @@
         </w:tc>
         <w:tc>
           <w:tcPr>
+            <w:cnfStyle w:val="000000000000" w:firstRow="0" w:lastRow="0" w:firstColumn="0" w:lastColumn="0" w:oddVBand="0" w:evenVBand="0" w:oddHBand="0" w:evenHBand="0" w:firstRowFirstColumn="0" w:firstRowLastColumn="0" w:lastRowFirstColumn="0" w:lastRowLastColumn="0"/>
             <w:tcW w:w="1417" w:type="dxa"/>
             <w:tcBorders>
               <w:top w:val="nil"/>
               <w:bottom w:val="nil"/>
             </w:tcBorders>
             <w:shd w:val="clear" w:color="auto" w:fill="BDD6EE" w:themeFill="accent1" w:themeFillTint="66"/>
+            <w:tcMar/>
             <w:hideMark/>
           </w:tcPr>
-          <w:p>
+          <w:p wp14:textId="77777777">
             <w:pPr>
               <w:jc w:val="center"/>
               <w:cnfStyle w:val="100000000000" w:firstRow="1" w:lastRow="0" w:firstColumn="0" w:lastColumn="0" w:oddVBand="0" w:evenVBand="0" w:oddHBand="0" w:evenHBand="0" w:firstRowFirstColumn="0" w:firstRowLastColumn="0" w:lastRowFirstColumn="0" w:lastRowLastColumn="0"/>
@@ -1608,6 +1582,7 @@
         </w:tc>
         <w:tc>
           <w:tcPr>
+            <w:cnfStyle w:val="000000000000" w:firstRow="0" w:lastRow="0" w:firstColumn="0" w:lastColumn="0" w:oddVBand="0" w:evenVBand="0" w:oddHBand="0" w:evenHBand="0" w:firstRowFirstColumn="0" w:firstRowLastColumn="0" w:lastRowFirstColumn="0" w:lastRowLastColumn="0"/>
             <w:tcW w:w="1418" w:type="dxa"/>
             <w:tcBorders>
               <w:top w:val="nil"/>
@@ -1615,9 +1590,10 @@
               <w:right w:val="nil"/>
             </w:tcBorders>
             <w:shd w:val="clear" w:color="auto" w:fill="BDD6EE" w:themeFill="accent1" w:themeFillTint="66"/>
+            <w:tcMar/>
             <w:hideMark/>
           </w:tcPr>
-          <w:p>
+          <w:p wp14:textId="77777777">
             <w:pPr>
               <w:jc w:val="center"/>
               <w:cnfStyle w:val="100000000000" w:firstRow="1" w:lastRow="0" w:firstColumn="0" w:lastColumn="0" w:oddVBand="0" w:evenVBand="0" w:oddHBand="0" w:evenHBand="0" w:firstRowFirstColumn="0" w:firstRowLastColumn="0" w:lastRowFirstColumn="0" w:lastRowLastColumn="0"/>
@@ -1638,7 +1614,7 @@
           </w:p>
         </w:tc>
       </w:tr>
-      <w:tr>
+      <w:tr xmlns:wp14="http://schemas.microsoft.com/office/word/2010/wordml" wp14:textId="77777777">
         <w:trPr>
           <w:cnfStyle w:val="000000100000" w:firstRow="0" w:lastRow="0" w:firstColumn="0" w:lastColumn="0" w:oddVBand="0" w:evenVBand="0" w:oddHBand="1" w:evenHBand="0" w:firstRowFirstColumn="0" w:firstRowLastColumn="0" w:lastRowFirstColumn="0" w:lastRowLastColumn="0"/>
         </w:trPr>
@@ -1653,9 +1629,10 @@
               <w:right w:val="nil"/>
             </w:tcBorders>
             <w:shd w:val="clear" w:color="auto" w:fill="DEEAF6" w:themeFill="accent1" w:themeFillTint="33"/>
+            <w:tcMar/>
             <w:hideMark/>
           </w:tcPr>
-          <w:p>
+          <w:p wp14:textId="77777777">
             <w:pPr>
               <w:rPr>
                 <w:rFonts w:asciiTheme="majorHAnsi" w:hAnsiTheme="majorHAnsi" w:cstheme="majorHAnsi"/>
@@ -1675,6 +1652,7 @@
         </w:tc>
         <w:tc>
           <w:tcPr>
+            <w:cnfStyle w:val="000000000000" w:firstRow="0" w:lastRow="0" w:firstColumn="0" w:lastColumn="0" w:oddVBand="0" w:evenVBand="0" w:oddHBand="0" w:evenHBand="0" w:firstRowFirstColumn="0" w:firstRowLastColumn="0" w:lastRowFirstColumn="0" w:lastRowLastColumn="0"/>
             <w:tcW w:w="851" w:type="dxa"/>
             <w:tcBorders>
               <w:top w:val="nil"/>
@@ -1683,28 +1661,30 @@
               <w:right w:val="nil"/>
             </w:tcBorders>
             <w:shd w:val="clear" w:color="auto" w:fill="DEEAF6" w:themeFill="accent1" w:themeFillTint="33"/>
+            <w:tcMar/>
             <w:hideMark/>
           </w:tcPr>
-          <w:p>
+          <w:p wp14:textId="4B6B4DD1">
             <w:pPr>
               <w:jc w:val="center"/>
               <w:cnfStyle w:val="000000100000" w:firstRow="0" w:lastRow="0" w:firstColumn="0" w:lastColumn="0" w:oddVBand="0" w:evenVBand="0" w:oddHBand="1" w:evenHBand="0" w:firstRowFirstColumn="0" w:firstRowLastColumn="0" w:lastRowFirstColumn="0" w:lastRowLastColumn="0"/>
               <w:rPr>
-                <w:rFonts w:asciiTheme="majorHAnsi" w:hAnsiTheme="majorHAnsi" w:cstheme="majorHAnsi"/>
+                <w:rFonts w:ascii="Calibri Light" w:hAnsi="Calibri Light" w:cs="Calibri Light" w:asciiTheme="majorAscii" w:hAnsiTheme="majorAscii" w:cstheme="majorAscii"/>
                 <w:lang w:val="en-GB"/>
               </w:rPr>
             </w:pPr>
             <w:r>
               <w:rPr>
-                <w:rFonts w:asciiTheme="majorHAnsi" w:hAnsiTheme="majorHAnsi" w:cstheme="majorHAnsi"/>
-                <w:lang w:val="en-GB"/>
-              </w:rPr>
-              <w:t>4</w:t>
+                <w:rFonts w:ascii="Calibri Light" w:hAnsi="Calibri Light" w:cs="Calibri Light" w:asciiTheme="majorAscii" w:hAnsiTheme="majorAscii" w:cstheme="majorAscii"/>
+                <w:lang w:val="en-GB"/>
+              </w:rPr>
+              <w:t>5</w:t>
             </w:r>
           </w:p>
         </w:tc>
         <w:tc>
           <w:tcPr>
+            <w:cnfStyle w:val="000000000000" w:firstRow="0" w:lastRow="0" w:firstColumn="0" w:lastColumn="0" w:oddVBand="0" w:evenVBand="0" w:oddHBand="0" w:evenHBand="0" w:firstRowFirstColumn="0" w:firstRowLastColumn="0" w:lastRowFirstColumn="0" w:lastRowLastColumn="0"/>
             <w:tcW w:w="1389" w:type="dxa"/>
             <w:tcBorders>
               <w:top w:val="nil"/>
@@ -1713,9 +1693,10 @@
               <w:right w:val="nil"/>
             </w:tcBorders>
             <w:shd w:val="clear" w:color="auto" w:fill="DEEAF6" w:themeFill="accent1" w:themeFillTint="33"/>
+            <w:tcMar/>
             <w:hideMark/>
           </w:tcPr>
-          <w:p>
+          <w:p wp14:textId="77777777">
             <w:pPr>
               <w:jc w:val="center"/>
               <w:cnfStyle w:val="000000100000" w:firstRow="0" w:lastRow="0" w:firstColumn="0" w:lastColumn="0" w:oddVBand="0" w:evenVBand="0" w:oddHBand="1" w:evenHBand="0" w:firstRowFirstColumn="0" w:firstRowLastColumn="0" w:lastRowFirstColumn="0" w:lastRowLastColumn="0"/>
@@ -1735,6 +1716,7 @@
         </w:tc>
         <w:tc>
           <w:tcPr>
+            <w:cnfStyle w:val="000000000000" w:firstRow="0" w:lastRow="0" w:firstColumn="0" w:lastColumn="0" w:oddVBand="0" w:evenVBand="0" w:oddHBand="0" w:evenHBand="0" w:firstRowFirstColumn="0" w:firstRowLastColumn="0" w:lastRowFirstColumn="0" w:lastRowLastColumn="0"/>
             <w:tcW w:w="1417" w:type="dxa"/>
             <w:tcBorders>
               <w:top w:val="nil"/>
@@ -1743,8 +1725,9 @@
               <w:right w:val="nil"/>
             </w:tcBorders>
             <w:shd w:val="clear" w:color="auto" w:fill="DEEAF6" w:themeFill="accent1" w:themeFillTint="33"/>
+            <w:tcMar/>
           </w:tcPr>
-          <w:p>
+          <w:p wp14:textId="77777777">
             <w:pPr>
               <w:jc w:val="center"/>
               <w:cnfStyle w:val="000000100000" w:firstRow="0" w:lastRow="0" w:firstColumn="0" w:lastColumn="0" w:oddVBand="0" w:evenVBand="0" w:oddHBand="1" w:evenHBand="0" w:firstRowFirstColumn="0" w:firstRowLastColumn="0" w:lastRowFirstColumn="0" w:lastRowLastColumn="0"/>
@@ -1757,6 +1740,7 @@
         </w:tc>
         <w:tc>
           <w:tcPr>
+            <w:cnfStyle w:val="000000000000" w:firstRow="0" w:lastRow="0" w:firstColumn="0" w:lastColumn="0" w:oddVBand="0" w:evenVBand="0" w:oddHBand="0" w:evenHBand="0" w:firstRowFirstColumn="0" w:firstRowLastColumn="0" w:lastRowFirstColumn="0" w:lastRowLastColumn="0"/>
             <w:tcW w:w="1418" w:type="dxa"/>
             <w:tcBorders>
               <w:top w:val="nil"/>
@@ -1765,8 +1749,9 @@
               <w:right w:val="nil"/>
             </w:tcBorders>
             <w:shd w:val="clear" w:color="auto" w:fill="DEEAF6" w:themeFill="accent1" w:themeFillTint="33"/>
+            <w:tcMar/>
           </w:tcPr>
-          <w:p>
+          <w:p wp14:textId="77777777">
             <w:pPr>
               <w:jc w:val="center"/>
               <w:cnfStyle w:val="000000100000" w:firstRow="0" w:lastRow="0" w:firstColumn="0" w:lastColumn="0" w:oddVBand="0" w:evenVBand="0" w:oddHBand="1" w:evenHBand="0" w:firstRowFirstColumn="0" w:firstRowLastColumn="0" w:lastRowFirstColumn="0" w:lastRowLastColumn="0"/>
@@ -1778,7 +1763,7 @@
           </w:p>
         </w:tc>
       </w:tr>
-      <w:tr>
+      <w:tr xmlns:wp14="http://schemas.microsoft.com/office/word/2010/wordml" wp14:textId="77777777">
         <w:tc>
           <w:tcPr>
             <w:cnfStyle w:val="001000000000" w:firstRow="0" w:lastRow="0" w:firstColumn="1" w:lastColumn="0" w:oddVBand="0" w:evenVBand="0" w:oddHBand="0" w:evenHBand="0" w:firstRowFirstColumn="0" w:firstRowLastColumn="0" w:lastRowFirstColumn="0" w:lastRowLastColumn="0"/>
@@ -1789,9 +1774,10 @@
               <w:bottom w:val="nil"/>
               <w:right w:val="nil"/>
             </w:tcBorders>
+            <w:tcMar/>
             <w:hideMark/>
           </w:tcPr>
-          <w:p>
+          <w:p wp14:textId="77777777">
             <w:pPr>
               <w:rPr>
                 <w:rFonts w:asciiTheme="majorHAnsi" w:hAnsiTheme="majorHAnsi" w:cstheme="majorHAnsi"/>
@@ -1811,6 +1797,7 @@
         </w:tc>
         <w:tc>
           <w:tcPr>
+            <w:cnfStyle w:val="000000000000" w:firstRow="0" w:lastRow="0" w:firstColumn="0" w:lastColumn="0" w:oddVBand="0" w:evenVBand="0" w:oddHBand="0" w:evenHBand="0" w:firstRowFirstColumn="0" w:firstRowLastColumn="0" w:lastRowFirstColumn="0" w:lastRowLastColumn="0"/>
             <w:tcW w:w="851" w:type="dxa"/>
             <w:tcBorders>
               <w:top w:val="nil"/>
@@ -1818,9 +1805,10 @@
               <w:bottom w:val="nil"/>
               <w:right w:val="nil"/>
             </w:tcBorders>
+            <w:tcMar/>
             <w:hideMark/>
           </w:tcPr>
-          <w:p>
+          <w:p wp14:textId="77777777">
             <w:pPr>
               <w:jc w:val="center"/>
               <w:cnfStyle w:val="000000000000" w:firstRow="0" w:lastRow="0" w:firstColumn="0" w:lastColumn="0" w:oddVBand="0" w:evenVBand="0" w:oddHBand="0" w:evenHBand="0" w:firstRowFirstColumn="0" w:firstRowLastColumn="0" w:lastRowFirstColumn="0" w:lastRowLastColumn="0"/>
@@ -1840,6 +1828,7 @@
         </w:tc>
         <w:tc>
           <w:tcPr>
+            <w:cnfStyle w:val="000000000000" w:firstRow="0" w:lastRow="0" w:firstColumn="0" w:lastColumn="0" w:oddVBand="0" w:evenVBand="0" w:oddHBand="0" w:evenHBand="0" w:firstRowFirstColumn="0" w:firstRowLastColumn="0" w:lastRowFirstColumn="0" w:lastRowLastColumn="0"/>
             <w:tcW w:w="1389" w:type="dxa"/>
             <w:tcBorders>
               <w:top w:val="nil"/>
@@ -1847,8 +1836,9 @@
               <w:bottom w:val="nil"/>
               <w:right w:val="nil"/>
             </w:tcBorders>
+            <w:tcMar/>
           </w:tcPr>
-          <w:p>
+          <w:p wp14:textId="77777777">
             <w:pPr>
               <w:jc w:val="center"/>
               <w:cnfStyle w:val="000000000000" w:firstRow="0" w:lastRow="0" w:firstColumn="0" w:lastColumn="0" w:oddVBand="0" w:evenVBand="0" w:oddHBand="0" w:evenHBand="0" w:firstRowFirstColumn="0" w:firstRowLastColumn="0" w:lastRowFirstColumn="0" w:lastRowLastColumn="0"/>
@@ -1861,6 +1851,7 @@
         </w:tc>
         <w:tc>
           <w:tcPr>
+            <w:cnfStyle w:val="000000000000" w:firstRow="0" w:lastRow="0" w:firstColumn="0" w:lastColumn="0" w:oddVBand="0" w:evenVBand="0" w:oddHBand="0" w:evenHBand="0" w:firstRowFirstColumn="0" w:firstRowLastColumn="0" w:lastRowFirstColumn="0" w:lastRowLastColumn="0"/>
             <w:tcW w:w="1417" w:type="dxa"/>
             <w:tcBorders>
               <w:top w:val="nil"/>
@@ -1868,9 +1859,10 @@
               <w:bottom w:val="nil"/>
               <w:right w:val="nil"/>
             </w:tcBorders>
+            <w:tcMar/>
             <w:hideMark/>
           </w:tcPr>
-          <w:p>
+          <w:p wp14:textId="77777777">
             <w:pPr>
               <w:jc w:val="center"/>
               <w:cnfStyle w:val="000000000000" w:firstRow="0" w:lastRow="0" w:firstColumn="0" w:lastColumn="0" w:oddVBand="0" w:evenVBand="0" w:oddHBand="0" w:evenHBand="0" w:firstRowFirstColumn="0" w:firstRowLastColumn="0" w:lastRowFirstColumn="0" w:lastRowLastColumn="0"/>
@@ -1890,6 +1882,7 @@
         </w:tc>
         <w:tc>
           <w:tcPr>
+            <w:cnfStyle w:val="000000000000" w:firstRow="0" w:lastRow="0" w:firstColumn="0" w:lastColumn="0" w:oddVBand="0" w:evenVBand="0" w:oddHBand="0" w:evenHBand="0" w:firstRowFirstColumn="0" w:firstRowLastColumn="0" w:lastRowFirstColumn="0" w:lastRowLastColumn="0"/>
             <w:tcW w:w="1418" w:type="dxa"/>
             <w:tcBorders>
               <w:top w:val="nil"/>
@@ -1897,8 +1890,9 @@
               <w:bottom w:val="nil"/>
               <w:right w:val="nil"/>
             </w:tcBorders>
+            <w:tcMar/>
           </w:tcPr>
-          <w:p>
+          <w:p wp14:textId="77777777">
             <w:pPr>
               <w:jc w:val="center"/>
               <w:cnfStyle w:val="000000000000" w:firstRow="0" w:lastRow="0" w:firstColumn="0" w:lastColumn="0" w:oddVBand="0" w:evenVBand="0" w:oddHBand="0" w:evenHBand="0" w:firstRowFirstColumn="0" w:firstRowLastColumn="0" w:lastRowFirstColumn="0" w:lastRowLastColumn="0"/>
@@ -1910,7 +1904,7 @@
           </w:p>
         </w:tc>
       </w:tr>
-      <w:tr>
+      <w:tr xmlns:wp14="http://schemas.microsoft.com/office/word/2010/wordml" wp14:textId="77777777">
         <w:trPr>
           <w:cnfStyle w:val="000000100000" w:firstRow="0" w:lastRow="0" w:firstColumn="0" w:lastColumn="0" w:oddVBand="0" w:evenVBand="0" w:oddHBand="1" w:evenHBand="0" w:firstRowFirstColumn="0" w:firstRowLastColumn="0" w:lastRowFirstColumn="0" w:lastRowLastColumn="0"/>
         </w:trPr>
@@ -1925,9 +1919,10 @@
               <w:right w:val="nil"/>
             </w:tcBorders>
             <w:shd w:val="clear" w:color="auto" w:fill="DEEAF6" w:themeFill="accent1" w:themeFillTint="33"/>
+            <w:tcMar/>
             <w:hideMark/>
           </w:tcPr>
-          <w:p>
+          <w:p wp14:textId="77777777">
             <w:pPr>
               <w:rPr>
                 <w:rFonts w:asciiTheme="majorHAnsi" w:hAnsiTheme="majorHAnsi" w:cstheme="majorHAnsi"/>
@@ -1947,6 +1942,7 @@
         </w:tc>
         <w:tc>
           <w:tcPr>
+            <w:cnfStyle w:val="000000000000" w:firstRow="0" w:lastRow="0" w:firstColumn="0" w:lastColumn="0" w:oddVBand="0" w:evenVBand="0" w:oddHBand="0" w:evenHBand="0" w:firstRowFirstColumn="0" w:firstRowLastColumn="0" w:lastRowFirstColumn="0" w:lastRowLastColumn="0"/>
             <w:tcW w:w="851" w:type="dxa"/>
             <w:tcBorders>
               <w:top w:val="nil"/>
@@ -1955,9 +1951,10 @@
               <w:right w:val="nil"/>
             </w:tcBorders>
             <w:shd w:val="clear" w:color="auto" w:fill="DEEAF6" w:themeFill="accent1" w:themeFillTint="33"/>
+            <w:tcMar/>
             <w:hideMark/>
           </w:tcPr>
-          <w:p>
+          <w:p wp14:textId="77777777">
             <w:pPr>
               <w:jc w:val="center"/>
               <w:cnfStyle w:val="000000100000" w:firstRow="0" w:lastRow="0" w:firstColumn="0" w:lastColumn="0" w:oddVBand="0" w:evenVBand="0" w:oddHBand="1" w:evenHBand="0" w:firstRowFirstColumn="0" w:firstRowLastColumn="0" w:lastRowFirstColumn="0" w:lastRowLastColumn="0"/>
@@ -1977,6 +1974,7 @@
         </w:tc>
         <w:tc>
           <w:tcPr>
+            <w:cnfStyle w:val="000000000000" w:firstRow="0" w:lastRow="0" w:firstColumn="0" w:lastColumn="0" w:oddVBand="0" w:evenVBand="0" w:oddHBand="0" w:evenHBand="0" w:firstRowFirstColumn="0" w:firstRowLastColumn="0" w:lastRowFirstColumn="0" w:lastRowLastColumn="0"/>
             <w:tcW w:w="1389" w:type="dxa"/>
             <w:tcBorders>
               <w:top w:val="nil"/>
@@ -1985,8 +1983,9 @@
               <w:right w:val="nil"/>
             </w:tcBorders>
             <w:shd w:val="clear" w:color="auto" w:fill="DEEAF6" w:themeFill="accent1" w:themeFillTint="33"/>
+            <w:tcMar/>
           </w:tcPr>
-          <w:p>
+          <w:p wp14:textId="77777777">
             <w:pPr>
               <w:jc w:val="center"/>
               <w:cnfStyle w:val="000000100000" w:firstRow="0" w:lastRow="0" w:firstColumn="0" w:lastColumn="0" w:oddVBand="0" w:evenVBand="0" w:oddHBand="1" w:evenHBand="0" w:firstRowFirstColumn="0" w:firstRowLastColumn="0" w:lastRowFirstColumn="0" w:lastRowLastColumn="0"/>
@@ -1999,6 +1998,7 @@
         </w:tc>
         <w:tc>
           <w:tcPr>
+            <w:cnfStyle w:val="000000000000" w:firstRow="0" w:lastRow="0" w:firstColumn="0" w:lastColumn="0" w:oddVBand="0" w:evenVBand="0" w:oddHBand="0" w:evenHBand="0" w:firstRowFirstColumn="0" w:firstRowLastColumn="0" w:lastRowFirstColumn="0" w:lastRowLastColumn="0"/>
             <w:tcW w:w="1417" w:type="dxa"/>
             <w:tcBorders>
               <w:top w:val="nil"/>
@@ -2007,9 +2007,10 @@
               <w:right w:val="nil"/>
             </w:tcBorders>
             <w:shd w:val="clear" w:color="auto" w:fill="DEEAF6" w:themeFill="accent1" w:themeFillTint="33"/>
+            <w:tcMar/>
             <w:hideMark/>
           </w:tcPr>
-          <w:p>
+          <w:p wp14:textId="77777777">
             <w:pPr>
               <w:jc w:val="center"/>
               <w:cnfStyle w:val="000000100000" w:firstRow="0" w:lastRow="0" w:firstColumn="0" w:lastColumn="0" w:oddVBand="0" w:evenVBand="0" w:oddHBand="1" w:evenHBand="0" w:firstRowFirstColumn="0" w:firstRowLastColumn="0" w:lastRowFirstColumn="0" w:lastRowLastColumn="0"/>
@@ -2029,6 +2030,7 @@
         </w:tc>
         <w:tc>
           <w:tcPr>
+            <w:cnfStyle w:val="000000000000" w:firstRow="0" w:lastRow="0" w:firstColumn="0" w:lastColumn="0" w:oddVBand="0" w:evenVBand="0" w:oddHBand="0" w:evenHBand="0" w:firstRowFirstColumn="0" w:firstRowLastColumn="0" w:lastRowFirstColumn="0" w:lastRowLastColumn="0"/>
             <w:tcW w:w="1418" w:type="dxa"/>
             <w:tcBorders>
               <w:top w:val="nil"/>
@@ -2037,8 +2039,9 @@
               <w:right w:val="nil"/>
             </w:tcBorders>
             <w:shd w:val="clear" w:color="auto" w:fill="DEEAF6" w:themeFill="accent1" w:themeFillTint="33"/>
+            <w:tcMar/>
           </w:tcPr>
-          <w:p>
+          <w:p wp14:textId="77777777">
             <w:pPr>
               <w:jc w:val="center"/>
               <w:cnfStyle w:val="000000100000" w:firstRow="0" w:lastRow="0" w:firstColumn="0" w:lastColumn="0" w:oddVBand="0" w:evenVBand="0" w:oddHBand="1" w:evenHBand="0" w:firstRowFirstColumn="0" w:firstRowLastColumn="0" w:lastRowFirstColumn="0" w:lastRowLastColumn="0"/>
@@ -2050,7 +2053,7 @@
           </w:p>
         </w:tc>
       </w:tr>
-      <w:tr>
+      <w:tr xmlns:wp14="http://schemas.microsoft.com/office/word/2010/wordml" wp14:textId="77777777">
         <w:tc>
           <w:tcPr>
             <w:cnfStyle w:val="001000000000" w:firstRow="0" w:lastRow="0" w:firstColumn="1" w:lastColumn="0" w:oddVBand="0" w:evenVBand="0" w:oddHBand="0" w:evenHBand="0" w:firstRowFirstColumn="0" w:firstRowLastColumn="0" w:lastRowFirstColumn="0" w:lastRowLastColumn="0"/>
@@ -2061,9 +2064,10 @@
               <w:bottom w:val="nil"/>
               <w:right w:val="nil"/>
             </w:tcBorders>
+            <w:tcMar/>
             <w:hideMark/>
           </w:tcPr>
-          <w:p>
+          <w:p wp14:textId="77777777">
             <w:pPr>
               <w:rPr>
                 <w:rFonts w:asciiTheme="majorHAnsi" w:hAnsiTheme="majorHAnsi" w:cstheme="majorHAnsi"/>
@@ -2083,6 +2087,7 @@
         </w:tc>
         <w:tc>
           <w:tcPr>
+            <w:cnfStyle w:val="000000000000" w:firstRow="0" w:lastRow="0" w:firstColumn="0" w:lastColumn="0" w:oddVBand="0" w:evenVBand="0" w:oddHBand="0" w:evenHBand="0" w:firstRowFirstColumn="0" w:firstRowLastColumn="0" w:lastRowFirstColumn="0" w:lastRowLastColumn="0"/>
             <w:tcW w:w="851" w:type="dxa"/>
             <w:tcBorders>
               <w:top w:val="nil"/>
@@ -2090,9 +2095,10 @@
               <w:bottom w:val="nil"/>
               <w:right w:val="nil"/>
             </w:tcBorders>
+            <w:tcMar/>
             <w:hideMark/>
           </w:tcPr>
-          <w:p>
+          <w:p wp14:textId="77777777">
             <w:pPr>
               <w:jc w:val="center"/>
               <w:cnfStyle w:val="000000000000" w:firstRow="0" w:lastRow="0" w:firstColumn="0" w:lastColumn="0" w:oddVBand="0" w:evenVBand="0" w:oddHBand="0" w:evenHBand="0" w:firstRowFirstColumn="0" w:firstRowLastColumn="0" w:lastRowFirstColumn="0" w:lastRowLastColumn="0"/>
@@ -2112,6 +2118,7 @@
         </w:tc>
         <w:tc>
           <w:tcPr>
+            <w:cnfStyle w:val="000000000000" w:firstRow="0" w:lastRow="0" w:firstColumn="0" w:lastColumn="0" w:oddVBand="0" w:evenVBand="0" w:oddHBand="0" w:evenHBand="0" w:firstRowFirstColumn="0" w:firstRowLastColumn="0" w:lastRowFirstColumn="0" w:lastRowLastColumn="0"/>
             <w:tcW w:w="1389" w:type="dxa"/>
             <w:tcBorders>
               <w:top w:val="nil"/>
@@ -2119,9 +2126,10 @@
               <w:bottom w:val="nil"/>
               <w:right w:val="nil"/>
             </w:tcBorders>
+            <w:tcMar/>
             <w:hideMark/>
           </w:tcPr>
-          <w:p>
+          <w:p wp14:textId="77777777">
             <w:pPr>
               <w:jc w:val="center"/>
               <w:cnfStyle w:val="000000000000" w:firstRow="0" w:lastRow="0" w:firstColumn="0" w:lastColumn="0" w:oddVBand="0" w:evenVBand="0" w:oddHBand="0" w:evenHBand="0" w:firstRowFirstColumn="0" w:firstRowLastColumn="0" w:lastRowFirstColumn="0" w:lastRowLastColumn="0"/>
@@ -2141,6 +2149,7 @@
         </w:tc>
         <w:tc>
           <w:tcPr>
+            <w:cnfStyle w:val="000000000000" w:firstRow="0" w:lastRow="0" w:firstColumn="0" w:lastColumn="0" w:oddVBand="0" w:evenVBand="0" w:oddHBand="0" w:evenHBand="0" w:firstRowFirstColumn="0" w:firstRowLastColumn="0" w:lastRowFirstColumn="0" w:lastRowLastColumn="0"/>
             <w:tcW w:w="1417" w:type="dxa"/>
             <w:tcBorders>
               <w:top w:val="nil"/>
@@ -2148,8 +2157,9 @@
               <w:bottom w:val="nil"/>
               <w:right w:val="nil"/>
             </w:tcBorders>
+            <w:tcMar/>
           </w:tcPr>
-          <w:p>
+          <w:p wp14:textId="77777777">
             <w:pPr>
               <w:jc w:val="center"/>
               <w:cnfStyle w:val="000000000000" w:firstRow="0" w:lastRow="0" w:firstColumn="0" w:lastColumn="0" w:oddVBand="0" w:evenVBand="0" w:oddHBand="0" w:evenHBand="0" w:firstRowFirstColumn="0" w:firstRowLastColumn="0" w:lastRowFirstColumn="0" w:lastRowLastColumn="0"/>
@@ -2162,6 +2172,7 @@
         </w:tc>
         <w:tc>
           <w:tcPr>
+            <w:cnfStyle w:val="000000000000" w:firstRow="0" w:lastRow="0" w:firstColumn="0" w:lastColumn="0" w:oddVBand="0" w:evenVBand="0" w:oddHBand="0" w:evenHBand="0" w:firstRowFirstColumn="0" w:firstRowLastColumn="0" w:lastRowFirstColumn="0" w:lastRowLastColumn="0"/>
             <w:tcW w:w="1418" w:type="dxa"/>
             <w:tcBorders>
               <w:top w:val="nil"/>
@@ -2169,8 +2180,9 @@
               <w:bottom w:val="nil"/>
               <w:right w:val="nil"/>
             </w:tcBorders>
+            <w:tcMar/>
           </w:tcPr>
-          <w:p>
+          <w:p wp14:textId="77777777">
             <w:pPr>
               <w:jc w:val="center"/>
               <w:cnfStyle w:val="000000000000" w:firstRow="0" w:lastRow="0" w:firstColumn="0" w:lastColumn="0" w:oddVBand="0" w:evenVBand="0" w:oddHBand="0" w:evenHBand="0" w:firstRowFirstColumn="0" w:firstRowLastColumn="0" w:lastRowFirstColumn="0" w:lastRowLastColumn="0"/>
@@ -2182,7 +2194,7 @@
           </w:p>
         </w:tc>
       </w:tr>
-      <w:tr>
+      <w:tr xmlns:wp14="http://schemas.microsoft.com/office/word/2010/wordml" wp14:textId="77777777">
         <w:trPr>
           <w:cnfStyle w:val="000000100000" w:firstRow="0" w:lastRow="0" w:firstColumn="0" w:lastColumn="0" w:oddVBand="0" w:evenVBand="0" w:oddHBand="1" w:evenHBand="0" w:firstRowFirstColumn="0" w:firstRowLastColumn="0" w:lastRowFirstColumn="0" w:lastRowLastColumn="0"/>
         </w:trPr>
@@ -2197,9 +2209,10 @@
               <w:right w:val="nil"/>
             </w:tcBorders>
             <w:shd w:val="clear" w:color="auto" w:fill="DEEAF6" w:themeFill="accent1" w:themeFillTint="33"/>
+            <w:tcMar/>
             <w:hideMark/>
           </w:tcPr>
-          <w:p>
+          <w:p wp14:textId="77777777">
             <w:pPr>
               <w:rPr>
                 <w:rFonts w:asciiTheme="majorHAnsi" w:hAnsiTheme="majorHAnsi" w:cstheme="majorHAnsi"/>
@@ -2219,6 +2232,7 @@
         </w:tc>
         <w:tc>
           <w:tcPr>
+            <w:cnfStyle w:val="000000000000" w:firstRow="0" w:lastRow="0" w:firstColumn="0" w:lastColumn="0" w:oddVBand="0" w:evenVBand="0" w:oddHBand="0" w:evenHBand="0" w:firstRowFirstColumn="0" w:firstRowLastColumn="0" w:lastRowFirstColumn="0" w:lastRowLastColumn="0"/>
             <w:tcW w:w="851" w:type="dxa"/>
             <w:tcBorders>
               <w:top w:val="nil"/>
@@ -2227,9 +2241,10 @@
               <w:right w:val="nil"/>
             </w:tcBorders>
             <w:shd w:val="clear" w:color="auto" w:fill="DEEAF6" w:themeFill="accent1" w:themeFillTint="33"/>
+            <w:tcMar/>
             <w:hideMark/>
           </w:tcPr>
-          <w:p>
+          <w:p wp14:textId="77777777">
             <w:pPr>
               <w:jc w:val="center"/>
               <w:cnfStyle w:val="000000100000" w:firstRow="0" w:lastRow="0" w:firstColumn="0" w:lastColumn="0" w:oddVBand="0" w:evenVBand="0" w:oddHBand="1" w:evenHBand="0" w:firstRowFirstColumn="0" w:firstRowLastColumn="0" w:lastRowFirstColumn="0" w:lastRowLastColumn="0"/>
@@ -2249,6 +2264,7 @@
         </w:tc>
         <w:tc>
           <w:tcPr>
+            <w:cnfStyle w:val="000000000000" w:firstRow="0" w:lastRow="0" w:firstColumn="0" w:lastColumn="0" w:oddVBand="0" w:evenVBand="0" w:oddHBand="0" w:evenHBand="0" w:firstRowFirstColumn="0" w:firstRowLastColumn="0" w:lastRowFirstColumn="0" w:lastRowLastColumn="0"/>
             <w:tcW w:w="1389" w:type="dxa"/>
             <w:tcBorders>
               <w:top w:val="nil"/>
@@ -2257,8 +2273,9 @@
               <w:right w:val="nil"/>
             </w:tcBorders>
             <w:shd w:val="clear" w:color="auto" w:fill="DEEAF6" w:themeFill="accent1" w:themeFillTint="33"/>
+            <w:tcMar/>
           </w:tcPr>
-          <w:p>
+          <w:p wp14:textId="77777777">
             <w:pPr>
               <w:jc w:val="center"/>
               <w:cnfStyle w:val="000000100000" w:firstRow="0" w:lastRow="0" w:firstColumn="0" w:lastColumn="0" w:oddVBand="0" w:evenVBand="0" w:oddHBand="1" w:evenHBand="0" w:firstRowFirstColumn="0" w:firstRowLastColumn="0" w:lastRowFirstColumn="0" w:lastRowLastColumn="0"/>
@@ -2271,6 +2288,7 @@
         </w:tc>
         <w:tc>
           <w:tcPr>
+            <w:cnfStyle w:val="000000000000" w:firstRow="0" w:lastRow="0" w:firstColumn="0" w:lastColumn="0" w:oddVBand="0" w:evenVBand="0" w:oddHBand="0" w:evenHBand="0" w:firstRowFirstColumn="0" w:firstRowLastColumn="0" w:lastRowFirstColumn="0" w:lastRowLastColumn="0"/>
             <w:tcW w:w="1417" w:type="dxa"/>
             <w:tcBorders>
               <w:top w:val="nil"/>
@@ -2279,9 +2297,10 @@
               <w:right w:val="nil"/>
             </w:tcBorders>
             <w:shd w:val="clear" w:color="auto" w:fill="DEEAF6" w:themeFill="accent1" w:themeFillTint="33"/>
+            <w:tcMar/>
             <w:hideMark/>
           </w:tcPr>
-          <w:p>
+          <w:p wp14:textId="77777777">
             <w:pPr>
               <w:jc w:val="center"/>
               <w:cnfStyle w:val="000000100000" w:firstRow="0" w:lastRow="0" w:firstColumn="0" w:lastColumn="0" w:oddVBand="0" w:evenVBand="0" w:oddHBand="1" w:evenHBand="0" w:firstRowFirstColumn="0" w:firstRowLastColumn="0" w:lastRowFirstColumn="0" w:lastRowLastColumn="0"/>
@@ -2301,6 +2320,7 @@
         </w:tc>
         <w:tc>
           <w:tcPr>
+            <w:cnfStyle w:val="000000000000" w:firstRow="0" w:lastRow="0" w:firstColumn="0" w:lastColumn="0" w:oddVBand="0" w:evenVBand="0" w:oddHBand="0" w:evenHBand="0" w:firstRowFirstColumn="0" w:firstRowLastColumn="0" w:lastRowFirstColumn="0" w:lastRowLastColumn="0"/>
             <w:tcW w:w="1418" w:type="dxa"/>
             <w:tcBorders>
               <w:top w:val="nil"/>
@@ -2309,8 +2329,9 @@
               <w:right w:val="nil"/>
             </w:tcBorders>
             <w:shd w:val="clear" w:color="auto" w:fill="DEEAF6" w:themeFill="accent1" w:themeFillTint="33"/>
+            <w:tcMar/>
           </w:tcPr>
-          <w:p>
+          <w:p wp14:textId="77777777">
             <w:pPr>
               <w:jc w:val="center"/>
               <w:cnfStyle w:val="000000100000" w:firstRow="0" w:lastRow="0" w:firstColumn="0" w:lastColumn="0" w:oddVBand="0" w:evenVBand="0" w:oddHBand="1" w:evenHBand="0" w:firstRowFirstColumn="0" w:firstRowLastColumn="0" w:lastRowFirstColumn="0" w:lastRowLastColumn="0"/>
@@ -2322,7 +2343,7 @@
           </w:p>
         </w:tc>
       </w:tr>
-      <w:tr>
+      <w:tr xmlns:wp14="http://schemas.microsoft.com/office/word/2010/wordml" wp14:textId="77777777">
         <w:tc>
           <w:tcPr>
             <w:cnfStyle w:val="001000000000" w:firstRow="0" w:lastRow="0" w:firstColumn="1" w:lastColumn="0" w:oddVBand="0" w:evenVBand="0" w:oddHBand="0" w:evenHBand="0" w:firstRowFirstColumn="0" w:firstRowLastColumn="0" w:lastRowFirstColumn="0" w:lastRowLastColumn="0"/>
@@ -2333,9 +2354,10 @@
               <w:bottom w:val="nil"/>
               <w:right w:val="nil"/>
             </w:tcBorders>
+            <w:tcMar/>
             <w:hideMark/>
           </w:tcPr>
-          <w:p>
+          <w:p wp14:textId="77777777">
             <w:pPr>
               <w:rPr>
                 <w:rFonts w:asciiTheme="majorHAnsi" w:hAnsiTheme="majorHAnsi" w:cstheme="majorHAnsi"/>
@@ -2355,6 +2377,7 @@
         </w:tc>
         <w:tc>
           <w:tcPr>
+            <w:cnfStyle w:val="000000000000" w:firstRow="0" w:lastRow="0" w:firstColumn="0" w:lastColumn="0" w:oddVBand="0" w:evenVBand="0" w:oddHBand="0" w:evenHBand="0" w:firstRowFirstColumn="0" w:firstRowLastColumn="0" w:lastRowFirstColumn="0" w:lastRowLastColumn="0"/>
             <w:tcW w:w="851" w:type="dxa"/>
             <w:tcBorders>
               <w:top w:val="nil"/>
@@ -2362,9 +2385,10 @@
               <w:bottom w:val="nil"/>
               <w:right w:val="nil"/>
             </w:tcBorders>
+            <w:tcMar/>
             <w:hideMark/>
           </w:tcPr>
-          <w:p>
+          <w:p wp14:textId="77777777">
             <w:pPr>
               <w:jc w:val="center"/>
               <w:cnfStyle w:val="000000000000" w:firstRow="0" w:lastRow="0" w:firstColumn="0" w:lastColumn="0" w:oddVBand="0" w:evenVBand="0" w:oddHBand="0" w:evenHBand="0" w:firstRowFirstColumn="0" w:firstRowLastColumn="0" w:lastRowFirstColumn="0" w:lastRowLastColumn="0"/>
@@ -2384,6 +2408,7 @@
         </w:tc>
         <w:tc>
           <w:tcPr>
+            <w:cnfStyle w:val="000000000000" w:firstRow="0" w:lastRow="0" w:firstColumn="0" w:lastColumn="0" w:oddVBand="0" w:evenVBand="0" w:oddHBand="0" w:evenHBand="0" w:firstRowFirstColumn="0" w:firstRowLastColumn="0" w:lastRowFirstColumn="0" w:lastRowLastColumn="0"/>
             <w:tcW w:w="1389" w:type="dxa"/>
             <w:tcBorders>
               <w:top w:val="nil"/>
@@ -2391,8 +2416,9 @@
               <w:bottom w:val="nil"/>
               <w:right w:val="nil"/>
             </w:tcBorders>
+            <w:tcMar/>
           </w:tcPr>
-          <w:p>
+          <w:p wp14:textId="77777777">
             <w:pPr>
               <w:jc w:val="center"/>
               <w:cnfStyle w:val="000000000000" w:firstRow="0" w:lastRow="0" w:firstColumn="0" w:lastColumn="0" w:oddVBand="0" w:evenVBand="0" w:oddHBand="0" w:evenHBand="0" w:firstRowFirstColumn="0" w:firstRowLastColumn="0" w:lastRowFirstColumn="0" w:lastRowLastColumn="0"/>
@@ -2405,6 +2431,7 @@
         </w:tc>
         <w:tc>
           <w:tcPr>
+            <w:cnfStyle w:val="000000000000" w:firstRow="0" w:lastRow="0" w:firstColumn="0" w:lastColumn="0" w:oddVBand="0" w:evenVBand="0" w:oddHBand="0" w:evenHBand="0" w:firstRowFirstColumn="0" w:firstRowLastColumn="0" w:lastRowFirstColumn="0" w:lastRowLastColumn="0"/>
             <w:tcW w:w="1417" w:type="dxa"/>
             <w:tcBorders>
               <w:top w:val="nil"/>
@@ -2412,8 +2439,9 @@
               <w:bottom w:val="nil"/>
               <w:right w:val="nil"/>
             </w:tcBorders>
+            <w:tcMar/>
           </w:tcPr>
-          <w:p>
+          <w:p wp14:textId="77777777">
             <w:pPr>
               <w:jc w:val="center"/>
               <w:cnfStyle w:val="000000000000" w:firstRow="0" w:lastRow="0" w:firstColumn="0" w:lastColumn="0" w:oddVBand="0" w:evenVBand="0" w:oddHBand="0" w:evenHBand="0" w:firstRowFirstColumn="0" w:firstRowLastColumn="0" w:lastRowFirstColumn="0" w:lastRowLastColumn="0"/>
@@ -2426,6 +2454,7 @@
         </w:tc>
         <w:tc>
           <w:tcPr>
+            <w:cnfStyle w:val="000000000000" w:firstRow="0" w:lastRow="0" w:firstColumn="0" w:lastColumn="0" w:oddVBand="0" w:evenVBand="0" w:oddHBand="0" w:evenHBand="0" w:firstRowFirstColumn="0" w:firstRowLastColumn="0" w:lastRowFirstColumn="0" w:lastRowLastColumn="0"/>
             <w:tcW w:w="1418" w:type="dxa"/>
             <w:tcBorders>
               <w:top w:val="nil"/>
@@ -2433,9 +2462,10 @@
               <w:bottom w:val="nil"/>
               <w:right w:val="nil"/>
             </w:tcBorders>
+            <w:tcMar/>
             <w:hideMark/>
           </w:tcPr>
-          <w:p>
+          <w:p wp14:textId="77777777">
             <w:pPr>
               <w:jc w:val="center"/>
               <w:cnfStyle w:val="000000000000" w:firstRow="0" w:lastRow="0" w:firstColumn="0" w:lastColumn="0" w:oddVBand="0" w:evenVBand="0" w:oddHBand="0" w:evenHBand="0" w:firstRowFirstColumn="0" w:firstRowLastColumn="0" w:lastRowFirstColumn="0" w:lastRowLastColumn="0"/>
@@ -2454,7 +2484,7 @@
           </w:p>
         </w:tc>
       </w:tr>
-      <w:tr>
+      <w:tr xmlns:wp14="http://schemas.microsoft.com/office/word/2010/wordml" wp14:textId="77777777">
         <w:trPr>
           <w:cnfStyle w:val="000000100000" w:firstRow="0" w:lastRow="0" w:firstColumn="0" w:lastColumn="0" w:oddVBand="0" w:evenVBand="0" w:oddHBand="1" w:evenHBand="0" w:firstRowFirstColumn="0" w:firstRowLastColumn="0" w:lastRowFirstColumn="0" w:lastRowLastColumn="0"/>
         </w:trPr>
@@ -2469,9 +2499,10 @@
               <w:right w:val="nil"/>
             </w:tcBorders>
             <w:shd w:val="clear" w:color="auto" w:fill="DEEAF6" w:themeFill="accent1" w:themeFillTint="33"/>
+            <w:tcMar/>
             <w:hideMark/>
           </w:tcPr>
-          <w:p>
+          <w:p wp14:textId="77777777">
             <w:pPr>
               <w:rPr>
                 <w:rFonts w:asciiTheme="majorHAnsi" w:hAnsiTheme="majorHAnsi" w:cstheme="majorHAnsi"/>
@@ -2491,6 +2522,7 @@
         </w:tc>
         <w:tc>
           <w:tcPr>
+            <w:cnfStyle w:val="000000000000" w:firstRow="0" w:lastRow="0" w:firstColumn="0" w:lastColumn="0" w:oddVBand="0" w:evenVBand="0" w:oddHBand="0" w:evenHBand="0" w:firstRowFirstColumn="0" w:firstRowLastColumn="0" w:lastRowFirstColumn="0" w:lastRowLastColumn="0"/>
             <w:tcW w:w="851" w:type="dxa"/>
             <w:tcBorders>
               <w:top w:val="nil"/>
@@ -2499,28 +2531,30 @@
               <w:right w:val="nil"/>
             </w:tcBorders>
             <w:shd w:val="clear" w:color="auto" w:fill="DEEAF6" w:themeFill="accent1" w:themeFillTint="33"/>
+            <w:tcMar/>
             <w:hideMark/>
           </w:tcPr>
-          <w:p>
+          <w:p wp14:textId="07228644">
             <w:pPr>
               <w:jc w:val="center"/>
               <w:cnfStyle w:val="000000100000" w:firstRow="0" w:lastRow="0" w:firstColumn="0" w:lastColumn="0" w:oddVBand="0" w:evenVBand="0" w:oddHBand="1" w:evenHBand="0" w:firstRowFirstColumn="0" w:firstRowLastColumn="0" w:lastRowFirstColumn="0" w:lastRowLastColumn="0"/>
               <w:rPr>
-                <w:rFonts w:asciiTheme="majorHAnsi" w:hAnsiTheme="majorHAnsi" w:cstheme="majorHAnsi"/>
+                <w:rFonts w:ascii="Calibri Light" w:hAnsi="Calibri Light" w:cs="Calibri Light" w:asciiTheme="majorAscii" w:hAnsiTheme="majorAscii" w:cstheme="majorAscii"/>
                 <w:lang w:val="en-GB"/>
               </w:rPr>
             </w:pPr>
             <w:r>
               <w:rPr>
-                <w:rFonts w:asciiTheme="majorHAnsi" w:hAnsiTheme="majorHAnsi" w:cstheme="majorHAnsi"/>
-                <w:lang w:val="en-GB"/>
-              </w:rPr>
-              <w:t>4</w:t>
+                <w:rFonts w:ascii="Calibri Light" w:hAnsi="Calibri Light" w:cs="Calibri Light" w:asciiTheme="majorAscii" w:hAnsiTheme="majorAscii" w:cstheme="majorAscii"/>
+                <w:lang w:val="en-GB"/>
+              </w:rPr>
+              <w:t>6</w:t>
             </w:r>
           </w:p>
         </w:tc>
         <w:tc>
           <w:tcPr>
+            <w:cnfStyle w:val="000000000000" w:firstRow="0" w:lastRow="0" w:firstColumn="0" w:lastColumn="0" w:oddVBand="0" w:evenVBand="0" w:oddHBand="0" w:evenHBand="0" w:firstRowFirstColumn="0" w:firstRowLastColumn="0" w:lastRowFirstColumn="0" w:lastRowLastColumn="0"/>
             <w:tcW w:w="1389" w:type="dxa"/>
             <w:tcBorders>
               <w:top w:val="nil"/>
@@ -2529,8 +2563,9 @@
               <w:right w:val="nil"/>
             </w:tcBorders>
             <w:shd w:val="clear" w:color="auto" w:fill="DEEAF6" w:themeFill="accent1" w:themeFillTint="33"/>
+            <w:tcMar/>
           </w:tcPr>
-          <w:p>
+          <w:p wp14:textId="77777777">
             <w:pPr>
               <w:jc w:val="center"/>
               <w:cnfStyle w:val="000000100000" w:firstRow="0" w:lastRow="0" w:firstColumn="0" w:lastColumn="0" w:oddVBand="0" w:evenVBand="0" w:oddHBand="1" w:evenHBand="0" w:firstRowFirstColumn="0" w:firstRowLastColumn="0" w:lastRowFirstColumn="0" w:lastRowLastColumn="0"/>
@@ -2543,6 +2578,7 @@
         </w:tc>
         <w:tc>
           <w:tcPr>
+            <w:cnfStyle w:val="000000000000" w:firstRow="0" w:lastRow="0" w:firstColumn="0" w:lastColumn="0" w:oddVBand="0" w:evenVBand="0" w:oddHBand="0" w:evenHBand="0" w:firstRowFirstColumn="0" w:firstRowLastColumn="0" w:lastRowFirstColumn="0" w:lastRowLastColumn="0"/>
             <w:tcW w:w="1417" w:type="dxa"/>
             <w:tcBorders>
               <w:top w:val="nil"/>
@@ -2551,9 +2587,10 @@
               <w:right w:val="nil"/>
             </w:tcBorders>
             <w:shd w:val="clear" w:color="auto" w:fill="DEEAF6" w:themeFill="accent1" w:themeFillTint="33"/>
+            <w:tcMar/>
             <w:hideMark/>
           </w:tcPr>
-          <w:p>
+          <w:p wp14:textId="77777777">
             <w:pPr>
               <w:jc w:val="center"/>
               <w:cnfStyle w:val="000000100000" w:firstRow="0" w:lastRow="0" w:firstColumn="0" w:lastColumn="0" w:oddVBand="0" w:evenVBand="0" w:oddHBand="1" w:evenHBand="0" w:firstRowFirstColumn="0" w:firstRowLastColumn="0" w:lastRowFirstColumn="0" w:lastRowLastColumn="0"/>
@@ -2573,6 +2610,7 @@
         </w:tc>
         <w:tc>
           <w:tcPr>
+            <w:cnfStyle w:val="000000000000" w:firstRow="0" w:lastRow="0" w:firstColumn="0" w:lastColumn="0" w:oddVBand="0" w:evenVBand="0" w:oddHBand="0" w:evenHBand="0" w:firstRowFirstColumn="0" w:firstRowLastColumn="0" w:lastRowFirstColumn="0" w:lastRowLastColumn="0"/>
             <w:tcW w:w="1418" w:type="dxa"/>
             <w:tcBorders>
               <w:top w:val="nil"/>
@@ -2581,8 +2619,9 @@
               <w:right w:val="nil"/>
             </w:tcBorders>
             <w:shd w:val="clear" w:color="auto" w:fill="DEEAF6" w:themeFill="accent1" w:themeFillTint="33"/>
+            <w:tcMar/>
           </w:tcPr>
-          <w:p>
+          <w:p wp14:textId="77777777">
             <w:pPr>
               <w:jc w:val="center"/>
               <w:cnfStyle w:val="000000100000" w:firstRow="0" w:lastRow="0" w:firstColumn="0" w:lastColumn="0" w:oddVBand="0" w:evenVBand="0" w:oddHBand="1" w:evenHBand="0" w:firstRowFirstColumn="0" w:firstRowLastColumn="0" w:lastRowFirstColumn="0" w:lastRowLastColumn="0"/>
@@ -2594,7 +2633,7 @@
           </w:p>
         </w:tc>
       </w:tr>
-      <w:tr>
+      <w:tr xmlns:wp14="http://schemas.microsoft.com/office/word/2010/wordml" wp14:textId="77777777">
         <w:tc>
           <w:tcPr>
             <w:cnfStyle w:val="001000000000" w:firstRow="0" w:lastRow="0" w:firstColumn="1" w:lastColumn="0" w:oddVBand="0" w:evenVBand="0" w:oddHBand="0" w:evenHBand="0" w:firstRowFirstColumn="0" w:firstRowLastColumn="0" w:lastRowFirstColumn="0" w:lastRowLastColumn="0"/>
@@ -2605,9 +2644,10 @@
               <w:bottom w:val="nil"/>
               <w:right w:val="nil"/>
             </w:tcBorders>
+            <w:tcMar/>
             <w:hideMark/>
           </w:tcPr>
-          <w:p>
+          <w:p wp14:textId="77777777">
             <w:pPr>
               <w:rPr>
                 <w:rFonts w:asciiTheme="majorHAnsi" w:hAnsiTheme="majorHAnsi" w:cstheme="majorHAnsi"/>
@@ -2627,6 +2667,7 @@
         </w:tc>
         <w:tc>
           <w:tcPr>
+            <w:cnfStyle w:val="000000000000" w:firstRow="0" w:lastRow="0" w:firstColumn="0" w:lastColumn="0" w:oddVBand="0" w:evenVBand="0" w:oddHBand="0" w:evenHBand="0" w:firstRowFirstColumn="0" w:firstRowLastColumn="0" w:lastRowFirstColumn="0" w:lastRowLastColumn="0"/>
             <w:tcW w:w="851" w:type="dxa"/>
             <w:tcBorders>
               <w:top w:val="nil"/>
@@ -2634,28 +2675,37 @@
               <w:bottom w:val="nil"/>
               <w:right w:val="nil"/>
             </w:tcBorders>
+            <w:tcMar/>
             <w:hideMark/>
           </w:tcPr>
-          <w:p>
+          <w:p wp14:textId="7ECC3712">
             <w:pPr>
               <w:jc w:val="center"/>
               <w:cnfStyle w:val="000000000000" w:firstRow="0" w:lastRow="0" w:firstColumn="0" w:lastColumn="0" w:oddVBand="0" w:evenVBand="0" w:oddHBand="0" w:evenHBand="0" w:firstRowFirstColumn="0" w:firstRowLastColumn="0" w:lastRowFirstColumn="0" w:lastRowLastColumn="0"/>
               <w:rPr>
-                <w:rFonts w:asciiTheme="majorHAnsi" w:hAnsiTheme="majorHAnsi" w:cstheme="majorHAnsi"/>
+                <w:rFonts w:ascii="Calibri Light" w:hAnsi="Calibri Light" w:cs="Calibri Light" w:asciiTheme="majorAscii" w:hAnsiTheme="majorAscii" w:cstheme="majorAscii"/>
                 <w:lang w:val="en-GB"/>
               </w:rPr>
             </w:pPr>
             <w:r>
               <w:rPr>
-                <w:rFonts w:asciiTheme="majorHAnsi" w:hAnsiTheme="majorHAnsi" w:cstheme="majorHAnsi"/>
-                <w:lang w:val="en-GB"/>
-              </w:rPr>
-              <w:t>0.5</w:t>
+                <w:rFonts w:ascii="Calibri Light" w:hAnsi="Calibri Light" w:cs="Calibri Light" w:asciiTheme="majorAscii" w:hAnsiTheme="majorAscii" w:cstheme="majorAscii"/>
+                <w:lang w:val="en-GB"/>
+              </w:rPr>
+              <w:t>1</w:t>
+            </w:r>
+            <w:r>
+              <w:rPr>
+                <w:rFonts w:ascii="Calibri Light" w:hAnsi="Calibri Light" w:cs="Calibri Light" w:asciiTheme="majorAscii" w:hAnsiTheme="majorAscii" w:cstheme="majorAscii"/>
+                <w:lang w:val="en-GB"/>
+              </w:rPr>
+              <w:t>.5</w:t>
             </w:r>
           </w:p>
         </w:tc>
         <w:tc>
           <w:tcPr>
+            <w:cnfStyle w:val="000000000000" w:firstRow="0" w:lastRow="0" w:firstColumn="0" w:lastColumn="0" w:oddVBand="0" w:evenVBand="0" w:oddHBand="0" w:evenHBand="0" w:firstRowFirstColumn="0" w:firstRowLastColumn="0" w:lastRowFirstColumn="0" w:lastRowLastColumn="0"/>
             <w:tcW w:w="1389" w:type="dxa"/>
             <w:tcBorders>
               <w:top w:val="nil"/>
@@ -2663,8 +2713,9 @@
               <w:bottom w:val="nil"/>
               <w:right w:val="nil"/>
             </w:tcBorders>
+            <w:tcMar/>
           </w:tcPr>
-          <w:p>
+          <w:p wp14:textId="77777777">
             <w:pPr>
               <w:jc w:val="center"/>
               <w:cnfStyle w:val="000000000000" w:firstRow="0" w:lastRow="0" w:firstColumn="0" w:lastColumn="0" w:oddVBand="0" w:evenVBand="0" w:oddHBand="0" w:evenHBand="0" w:firstRowFirstColumn="0" w:firstRowLastColumn="0" w:lastRowFirstColumn="0" w:lastRowLastColumn="0"/>
@@ -2677,6 +2728,7 @@
         </w:tc>
         <w:tc>
           <w:tcPr>
+            <w:cnfStyle w:val="000000000000" w:firstRow="0" w:lastRow="0" w:firstColumn="0" w:lastColumn="0" w:oddVBand="0" w:evenVBand="0" w:oddHBand="0" w:evenHBand="0" w:firstRowFirstColumn="0" w:firstRowLastColumn="0" w:lastRowFirstColumn="0" w:lastRowLastColumn="0"/>
             <w:tcW w:w="1417" w:type="dxa"/>
             <w:tcBorders>
               <w:top w:val="nil"/>
@@ -2684,8 +2736,9 @@
               <w:bottom w:val="nil"/>
               <w:right w:val="nil"/>
             </w:tcBorders>
+            <w:tcMar/>
           </w:tcPr>
-          <w:p>
+          <w:p wp14:textId="77777777">
             <w:pPr>
               <w:jc w:val="center"/>
               <w:cnfStyle w:val="000000000000" w:firstRow="0" w:lastRow="0" w:firstColumn="0" w:lastColumn="0" w:oddVBand="0" w:evenVBand="0" w:oddHBand="0" w:evenHBand="0" w:firstRowFirstColumn="0" w:firstRowLastColumn="0" w:lastRowFirstColumn="0" w:lastRowLastColumn="0"/>
@@ -2698,6 +2751,7 @@
         </w:tc>
         <w:tc>
           <w:tcPr>
+            <w:cnfStyle w:val="000000000000" w:firstRow="0" w:lastRow="0" w:firstColumn="0" w:lastColumn="0" w:oddVBand="0" w:evenVBand="0" w:oddHBand="0" w:evenHBand="0" w:firstRowFirstColumn="0" w:firstRowLastColumn="0" w:lastRowFirstColumn="0" w:lastRowLastColumn="0"/>
             <w:tcW w:w="1418" w:type="dxa"/>
             <w:tcBorders>
               <w:top w:val="nil"/>
@@ -2705,9 +2759,10 @@
               <w:bottom w:val="nil"/>
               <w:right w:val="nil"/>
             </w:tcBorders>
+            <w:tcMar/>
             <w:hideMark/>
           </w:tcPr>
-          <w:p>
+          <w:p wp14:textId="77777777">
             <w:pPr>
               <w:jc w:val="center"/>
               <w:cnfStyle w:val="000000000000" w:firstRow="0" w:lastRow="0" w:firstColumn="0" w:lastColumn="0" w:oddVBand="0" w:evenVBand="0" w:oddHBand="0" w:evenHBand="0" w:firstRowFirstColumn="0" w:firstRowLastColumn="0" w:lastRowFirstColumn="0" w:lastRowLastColumn="0"/>
@@ -2726,7 +2781,7 @@
           </w:p>
         </w:tc>
       </w:tr>
-      <w:tr>
+      <w:tr xmlns:wp14="http://schemas.microsoft.com/office/word/2010/wordml" wp14:textId="77777777">
         <w:trPr>
           <w:cnfStyle w:val="000000100000" w:firstRow="0" w:lastRow="0" w:firstColumn="0" w:lastColumn="0" w:oddVBand="0" w:evenVBand="0" w:oddHBand="1" w:evenHBand="0" w:firstRowFirstColumn="0" w:firstRowLastColumn="0" w:lastRowFirstColumn="0" w:lastRowLastColumn="0"/>
         </w:trPr>
@@ -2741,9 +2796,10 @@
               <w:right w:val="nil"/>
             </w:tcBorders>
             <w:shd w:val="clear" w:color="auto" w:fill="DEEAF6" w:themeFill="accent1" w:themeFillTint="33"/>
+            <w:tcMar/>
             <w:hideMark/>
           </w:tcPr>
-          <w:p>
+          <w:p wp14:textId="77777777">
             <w:pPr>
               <w:rPr>
                 <w:rFonts w:asciiTheme="majorHAnsi" w:hAnsiTheme="majorHAnsi" w:cstheme="majorHAnsi"/>
@@ -2765,6 +2821,7 @@
         </w:tc>
         <w:tc>
           <w:tcPr>
+            <w:cnfStyle w:val="000000000000" w:firstRow="0" w:lastRow="0" w:firstColumn="0" w:lastColumn="0" w:oddVBand="0" w:evenVBand="0" w:oddHBand="0" w:evenHBand="0" w:firstRowFirstColumn="0" w:firstRowLastColumn="0" w:lastRowFirstColumn="0" w:lastRowLastColumn="0"/>
             <w:tcW w:w="851" w:type="dxa"/>
             <w:tcBorders>
               <w:top w:val="nil"/>
@@ -2773,28 +2830,37 @@
               <w:right w:val="nil"/>
             </w:tcBorders>
             <w:shd w:val="clear" w:color="auto" w:fill="DEEAF6" w:themeFill="accent1" w:themeFillTint="33"/>
+            <w:tcMar/>
             <w:hideMark/>
           </w:tcPr>
-          <w:p>
+          <w:p wp14:textId="3F659A63">
             <w:pPr>
               <w:jc w:val="center"/>
               <w:cnfStyle w:val="000000100000" w:firstRow="0" w:lastRow="0" w:firstColumn="0" w:lastColumn="0" w:oddVBand="0" w:evenVBand="0" w:oddHBand="1" w:evenHBand="0" w:firstRowFirstColumn="0" w:firstRowLastColumn="0" w:lastRowFirstColumn="0" w:lastRowLastColumn="0"/>
               <w:rPr>
-                <w:rFonts w:asciiTheme="majorHAnsi" w:hAnsiTheme="majorHAnsi" w:cstheme="majorHAnsi"/>
+                <w:rFonts w:ascii="Calibri Light" w:hAnsi="Calibri Light" w:cs="Calibri Light" w:asciiTheme="majorAscii" w:hAnsiTheme="majorAscii" w:cstheme="majorAscii"/>
                 <w:lang w:val="en-GB"/>
               </w:rPr>
             </w:pPr>
             <w:r>
               <w:rPr>
-                <w:rFonts w:asciiTheme="majorHAnsi" w:hAnsiTheme="majorHAnsi" w:cstheme="majorHAnsi"/>
-                <w:lang w:val="en-GB"/>
-              </w:rPr>
-              <w:t>0.5</w:t>
+                <w:rFonts w:ascii="Calibri Light" w:hAnsi="Calibri Light" w:cs="Calibri Light" w:asciiTheme="majorAscii" w:hAnsiTheme="majorAscii" w:cstheme="majorAscii"/>
+                <w:lang w:val="en-GB"/>
+              </w:rPr>
+              <w:t>1</w:t>
+            </w:r>
+            <w:r>
+              <w:rPr>
+                <w:rFonts w:ascii="Calibri Light" w:hAnsi="Calibri Light" w:cs="Calibri Light" w:asciiTheme="majorAscii" w:hAnsiTheme="majorAscii" w:cstheme="majorAscii"/>
+                <w:lang w:val="en-GB"/>
+              </w:rPr>
+              <w:t>.5</w:t>
             </w:r>
           </w:p>
         </w:tc>
         <w:tc>
           <w:tcPr>
+            <w:cnfStyle w:val="000000000000" w:firstRow="0" w:lastRow="0" w:firstColumn="0" w:lastColumn="0" w:oddVBand="0" w:evenVBand="0" w:oddHBand="0" w:evenHBand="0" w:firstRowFirstColumn="0" w:firstRowLastColumn="0" w:lastRowFirstColumn="0" w:lastRowLastColumn="0"/>
             <w:tcW w:w="1389" w:type="dxa"/>
             <w:tcBorders>
               <w:top w:val="nil"/>
@@ -2803,8 +2869,9 @@
               <w:right w:val="nil"/>
             </w:tcBorders>
             <w:shd w:val="clear" w:color="auto" w:fill="DEEAF6" w:themeFill="accent1" w:themeFillTint="33"/>
+            <w:tcMar/>
           </w:tcPr>
-          <w:p>
+          <w:p wp14:textId="77777777">
             <w:pPr>
               <w:jc w:val="center"/>
               <w:cnfStyle w:val="000000100000" w:firstRow="0" w:lastRow="0" w:firstColumn="0" w:lastColumn="0" w:oddVBand="0" w:evenVBand="0" w:oddHBand="1" w:evenHBand="0" w:firstRowFirstColumn="0" w:firstRowLastColumn="0" w:lastRowFirstColumn="0" w:lastRowLastColumn="0"/>
@@ -2817,6 +2884,7 @@
         </w:tc>
         <w:tc>
           <w:tcPr>
+            <w:cnfStyle w:val="000000000000" w:firstRow="0" w:lastRow="0" w:firstColumn="0" w:lastColumn="0" w:oddVBand="0" w:evenVBand="0" w:oddHBand="0" w:evenHBand="0" w:firstRowFirstColumn="0" w:firstRowLastColumn="0" w:lastRowFirstColumn="0" w:lastRowLastColumn="0"/>
             <w:tcW w:w="1417" w:type="dxa"/>
             <w:tcBorders>
               <w:top w:val="nil"/>
@@ -2825,8 +2893,9 @@
               <w:right w:val="nil"/>
             </w:tcBorders>
             <w:shd w:val="clear" w:color="auto" w:fill="DEEAF6" w:themeFill="accent1" w:themeFillTint="33"/>
+            <w:tcMar/>
           </w:tcPr>
-          <w:p>
+          <w:p wp14:textId="77777777">
             <w:pPr>
               <w:jc w:val="center"/>
               <w:cnfStyle w:val="000000100000" w:firstRow="0" w:lastRow="0" w:firstColumn="0" w:lastColumn="0" w:oddVBand="0" w:evenVBand="0" w:oddHBand="1" w:evenHBand="0" w:firstRowFirstColumn="0" w:firstRowLastColumn="0" w:lastRowFirstColumn="0" w:lastRowLastColumn="0"/>
@@ -2839,6 +2908,7 @@
         </w:tc>
         <w:tc>
           <w:tcPr>
+            <w:cnfStyle w:val="000000000000" w:firstRow="0" w:lastRow="0" w:firstColumn="0" w:lastColumn="0" w:oddVBand="0" w:evenVBand="0" w:oddHBand="0" w:evenHBand="0" w:firstRowFirstColumn="0" w:firstRowLastColumn="0" w:lastRowFirstColumn="0" w:lastRowLastColumn="0"/>
             <w:tcW w:w="1418" w:type="dxa"/>
             <w:tcBorders>
               <w:top w:val="nil"/>
@@ -2847,9 +2917,10 @@
               <w:right w:val="nil"/>
             </w:tcBorders>
             <w:shd w:val="clear" w:color="auto" w:fill="DEEAF6" w:themeFill="accent1" w:themeFillTint="33"/>
+            <w:tcMar/>
             <w:hideMark/>
           </w:tcPr>
-          <w:p>
+          <w:p wp14:textId="77777777">
             <w:pPr>
               <w:jc w:val="center"/>
               <w:cnfStyle w:val="000000100000" w:firstRow="0" w:lastRow="0" w:firstColumn="0" w:lastColumn="0" w:oddVBand="0" w:evenVBand="0" w:oddHBand="1" w:evenHBand="0" w:firstRowFirstColumn="0" w:firstRowLastColumn="0" w:lastRowFirstColumn="0" w:lastRowLastColumn="0"/>
@@ -2868,7 +2939,7 @@
           </w:p>
         </w:tc>
       </w:tr>
-      <w:tr>
+      <w:tr xmlns:wp14="http://schemas.microsoft.com/office/word/2010/wordml" wp14:textId="77777777">
         <w:tc>
           <w:tcPr>
             <w:cnfStyle w:val="001000000000" w:firstRow="0" w:lastRow="0" w:firstColumn="1" w:lastColumn="0" w:oddVBand="0" w:evenVBand="0" w:oddHBand="0" w:evenHBand="0" w:firstRowFirstColumn="0" w:firstRowLastColumn="0" w:lastRowFirstColumn="0" w:lastRowLastColumn="0"/>
@@ -2879,9 +2950,10 @@
               <w:bottom w:val="nil"/>
               <w:right w:val="nil"/>
             </w:tcBorders>
+            <w:tcMar/>
             <w:hideMark/>
           </w:tcPr>
-          <w:p>
+          <w:p wp14:textId="77777777">
             <w:pPr>
               <w:rPr>
                 <w:rFonts w:asciiTheme="majorHAnsi" w:hAnsiTheme="majorHAnsi" w:cstheme="majorHAnsi"/>
@@ -2903,6 +2975,7 @@
         </w:tc>
         <w:tc>
           <w:tcPr>
+            <w:cnfStyle w:val="000000000000" w:firstRow="0" w:lastRow="0" w:firstColumn="0" w:lastColumn="0" w:oddVBand="0" w:evenVBand="0" w:oddHBand="0" w:evenHBand="0" w:firstRowFirstColumn="0" w:firstRowLastColumn="0" w:lastRowFirstColumn="0" w:lastRowLastColumn="0"/>
             <w:tcW w:w="851" w:type="dxa"/>
             <w:tcBorders>
               <w:top w:val="nil"/>
@@ -2910,28 +2983,30 @@
               <w:bottom w:val="nil"/>
               <w:right w:val="nil"/>
             </w:tcBorders>
+            <w:tcMar/>
             <w:hideMark/>
           </w:tcPr>
-          <w:p>
+          <w:p wp14:textId="384BAFF4">
             <w:pPr>
               <w:jc w:val="center"/>
               <w:cnfStyle w:val="000000000000" w:firstRow="0" w:lastRow="0" w:firstColumn="0" w:lastColumn="0" w:oddVBand="0" w:evenVBand="0" w:oddHBand="0" w:evenHBand="0" w:firstRowFirstColumn="0" w:firstRowLastColumn="0" w:lastRowFirstColumn="0" w:lastRowLastColumn="0"/>
               <w:rPr>
-                <w:rFonts w:asciiTheme="majorHAnsi" w:hAnsiTheme="majorHAnsi" w:cstheme="majorHAnsi"/>
+                <w:rFonts w:ascii="Calibri Light" w:hAnsi="Calibri Light" w:cs="Calibri Light" w:asciiTheme="majorAscii" w:hAnsiTheme="majorAscii" w:cstheme="majorAscii"/>
                 <w:lang w:val="en-GB"/>
               </w:rPr>
             </w:pPr>
             <w:r>
               <w:rPr>
-                <w:rFonts w:asciiTheme="majorHAnsi" w:hAnsiTheme="majorHAnsi" w:cstheme="majorHAnsi"/>
-                <w:lang w:val="en-GB"/>
-              </w:rPr>
-              <w:t>2</w:t>
+                <w:rFonts w:ascii="Calibri Light" w:hAnsi="Calibri Light" w:cs="Calibri Light" w:asciiTheme="majorAscii" w:hAnsiTheme="majorAscii" w:cstheme="majorAscii"/>
+                <w:lang w:val="en-GB"/>
+              </w:rPr>
+              <w:t>4</w:t>
             </w:r>
           </w:p>
         </w:tc>
         <w:tc>
           <w:tcPr>
+            <w:cnfStyle w:val="000000000000" w:firstRow="0" w:lastRow="0" w:firstColumn="0" w:lastColumn="0" w:oddVBand="0" w:evenVBand="0" w:oddHBand="0" w:evenHBand="0" w:firstRowFirstColumn="0" w:firstRowLastColumn="0" w:lastRowFirstColumn="0" w:lastRowLastColumn="0"/>
             <w:tcW w:w="1389" w:type="dxa"/>
             <w:tcBorders>
               <w:top w:val="nil"/>
@@ -2939,8 +3014,9 @@
               <w:bottom w:val="nil"/>
               <w:right w:val="nil"/>
             </w:tcBorders>
+            <w:tcMar/>
           </w:tcPr>
-          <w:p>
+          <w:p wp14:textId="77777777">
             <w:pPr>
               <w:jc w:val="center"/>
               <w:cnfStyle w:val="000000000000" w:firstRow="0" w:lastRow="0" w:firstColumn="0" w:lastColumn="0" w:oddVBand="0" w:evenVBand="0" w:oddHBand="0" w:evenHBand="0" w:firstRowFirstColumn="0" w:firstRowLastColumn="0" w:lastRowFirstColumn="0" w:lastRowLastColumn="0"/>
@@ -2953,6 +3029,7 @@
         </w:tc>
         <w:tc>
           <w:tcPr>
+            <w:cnfStyle w:val="000000000000" w:firstRow="0" w:lastRow="0" w:firstColumn="0" w:lastColumn="0" w:oddVBand="0" w:evenVBand="0" w:oddHBand="0" w:evenHBand="0" w:firstRowFirstColumn="0" w:firstRowLastColumn="0" w:lastRowFirstColumn="0" w:lastRowLastColumn="0"/>
             <w:tcW w:w="1417" w:type="dxa"/>
             <w:tcBorders>
               <w:top w:val="nil"/>
@@ -2960,9 +3037,10 @@
               <w:bottom w:val="nil"/>
               <w:right w:val="nil"/>
             </w:tcBorders>
+            <w:tcMar/>
             <w:hideMark/>
           </w:tcPr>
-          <w:p>
+          <w:p wp14:textId="77777777">
             <w:pPr>
               <w:jc w:val="center"/>
               <w:cnfStyle w:val="000000000000" w:firstRow="0" w:lastRow="0" w:firstColumn="0" w:lastColumn="0" w:oddVBand="0" w:evenVBand="0" w:oddHBand="0" w:evenHBand="0" w:firstRowFirstColumn="0" w:firstRowLastColumn="0" w:lastRowFirstColumn="0" w:lastRowLastColumn="0"/>
@@ -2982,6 +3060,7 @@
         </w:tc>
         <w:tc>
           <w:tcPr>
+            <w:cnfStyle w:val="000000000000" w:firstRow="0" w:lastRow="0" w:firstColumn="0" w:lastColumn="0" w:oddVBand="0" w:evenVBand="0" w:oddHBand="0" w:evenHBand="0" w:firstRowFirstColumn="0" w:firstRowLastColumn="0" w:lastRowFirstColumn="0" w:lastRowLastColumn="0"/>
             <w:tcW w:w="1418" w:type="dxa"/>
             <w:tcBorders>
               <w:top w:val="nil"/>
@@ -2989,8 +3068,9 @@
               <w:bottom w:val="nil"/>
               <w:right w:val="nil"/>
             </w:tcBorders>
+            <w:tcMar/>
           </w:tcPr>
-          <w:p>
+          <w:p wp14:textId="77777777">
             <w:pPr>
               <w:jc w:val="center"/>
               <w:cnfStyle w:val="000000000000" w:firstRow="0" w:lastRow="0" w:firstColumn="0" w:lastColumn="0" w:oddVBand="0" w:evenVBand="0" w:oddHBand="0" w:evenHBand="0" w:firstRowFirstColumn="0" w:firstRowLastColumn="0" w:lastRowFirstColumn="0" w:lastRowLastColumn="0"/>
@@ -3002,7 +3082,7 @@
           </w:p>
         </w:tc>
       </w:tr>
-      <w:tr>
+      <w:tr xmlns:wp14="http://schemas.microsoft.com/office/word/2010/wordml" wp14:textId="77777777">
         <w:trPr>
           <w:cnfStyle w:val="000000100000" w:firstRow="0" w:lastRow="0" w:firstColumn="0" w:lastColumn="0" w:oddVBand="0" w:evenVBand="0" w:oddHBand="1" w:evenHBand="0" w:firstRowFirstColumn="0" w:firstRowLastColumn="0" w:lastRowFirstColumn="0" w:lastRowLastColumn="0"/>
         </w:trPr>
@@ -3017,9 +3097,10 @@
               <w:right w:val="nil"/>
             </w:tcBorders>
             <w:shd w:val="clear" w:color="auto" w:fill="DEEAF6" w:themeFill="accent1" w:themeFillTint="33"/>
+            <w:tcMar/>
             <w:hideMark/>
           </w:tcPr>
-          <w:p>
+          <w:p wp14:textId="77777777">
             <w:pPr>
               <w:rPr>
                 <w:rFonts w:asciiTheme="majorHAnsi" w:hAnsiTheme="majorHAnsi" w:cstheme="majorHAnsi"/>
@@ -3039,6 +3120,7 @@
         </w:tc>
         <w:tc>
           <w:tcPr>
+            <w:cnfStyle w:val="000000000000" w:firstRow="0" w:lastRow="0" w:firstColumn="0" w:lastColumn="0" w:oddVBand="0" w:evenVBand="0" w:oddHBand="0" w:evenHBand="0" w:firstRowFirstColumn="0" w:firstRowLastColumn="0" w:lastRowFirstColumn="0" w:lastRowLastColumn="0"/>
             <w:tcW w:w="851" w:type="dxa"/>
             <w:tcBorders>
               <w:top w:val="nil"/>
@@ -3047,28 +3129,37 @@
               <w:right w:val="nil"/>
             </w:tcBorders>
             <w:shd w:val="clear" w:color="auto" w:fill="DEEAF6" w:themeFill="accent1" w:themeFillTint="33"/>
+            <w:tcMar/>
             <w:hideMark/>
           </w:tcPr>
-          <w:p>
+          <w:p wp14:textId="2347C803">
             <w:pPr>
               <w:jc w:val="center"/>
               <w:cnfStyle w:val="000000100000" w:firstRow="0" w:lastRow="0" w:firstColumn="0" w:lastColumn="0" w:oddVBand="0" w:evenVBand="0" w:oddHBand="1" w:evenHBand="0" w:firstRowFirstColumn="0" w:firstRowLastColumn="0" w:lastRowFirstColumn="0" w:lastRowLastColumn="0"/>
               <w:rPr>
-                <w:rFonts w:asciiTheme="majorHAnsi" w:hAnsiTheme="majorHAnsi" w:cstheme="majorHAnsi"/>
+                <w:rFonts w:ascii="Calibri Light" w:hAnsi="Calibri Light" w:cs="Calibri Light" w:asciiTheme="majorAscii" w:hAnsiTheme="majorAscii" w:cstheme="majorAscii"/>
                 <w:lang w:val="en-GB"/>
               </w:rPr>
             </w:pPr>
             <w:r>
               <w:rPr>
-                <w:rFonts w:asciiTheme="majorHAnsi" w:hAnsiTheme="majorHAnsi" w:cstheme="majorHAnsi"/>
-                <w:lang w:val="en-GB"/>
-              </w:rPr>
-              <w:t>0.5</w:t>
+                <w:rFonts w:ascii="Calibri Light" w:hAnsi="Calibri Light" w:cs="Calibri Light" w:asciiTheme="majorAscii" w:hAnsiTheme="majorAscii" w:cstheme="majorAscii"/>
+                <w:lang w:val="en-GB"/>
+              </w:rPr>
+              <w:t>1</w:t>
+            </w:r>
+            <w:r>
+              <w:rPr>
+                <w:rFonts w:ascii="Calibri Light" w:hAnsi="Calibri Light" w:cs="Calibri Light" w:asciiTheme="majorAscii" w:hAnsiTheme="majorAscii" w:cstheme="majorAscii"/>
+                <w:lang w:val="en-GB"/>
+              </w:rPr>
+              <w:t>.5</w:t>
             </w:r>
           </w:p>
         </w:tc>
         <w:tc>
           <w:tcPr>
+            <w:cnfStyle w:val="000000000000" w:firstRow="0" w:lastRow="0" w:firstColumn="0" w:lastColumn="0" w:oddVBand="0" w:evenVBand="0" w:oddHBand="0" w:evenHBand="0" w:firstRowFirstColumn="0" w:firstRowLastColumn="0" w:lastRowFirstColumn="0" w:lastRowLastColumn="0"/>
             <w:tcW w:w="1389" w:type="dxa"/>
             <w:tcBorders>
               <w:top w:val="nil"/>
@@ -3077,8 +3168,9 @@
               <w:right w:val="nil"/>
             </w:tcBorders>
             <w:shd w:val="clear" w:color="auto" w:fill="DEEAF6" w:themeFill="accent1" w:themeFillTint="33"/>
+            <w:tcMar/>
           </w:tcPr>
-          <w:p>
+          <w:p wp14:textId="77777777">
             <w:pPr>
               <w:jc w:val="center"/>
               <w:cnfStyle w:val="000000100000" w:firstRow="0" w:lastRow="0" w:firstColumn="0" w:lastColumn="0" w:oddVBand="0" w:evenVBand="0" w:oddHBand="1" w:evenHBand="0" w:firstRowFirstColumn="0" w:firstRowLastColumn="0" w:lastRowFirstColumn="0" w:lastRowLastColumn="0"/>
@@ -3091,6 +3183,7 @@
         </w:tc>
         <w:tc>
           <w:tcPr>
+            <w:cnfStyle w:val="000000000000" w:firstRow="0" w:lastRow="0" w:firstColumn="0" w:lastColumn="0" w:oddVBand="0" w:evenVBand="0" w:oddHBand="0" w:evenHBand="0" w:firstRowFirstColumn="0" w:firstRowLastColumn="0" w:lastRowFirstColumn="0" w:lastRowLastColumn="0"/>
             <w:tcW w:w="1417" w:type="dxa"/>
             <w:tcBorders>
               <w:top w:val="nil"/>
@@ -3099,8 +3192,9 @@
               <w:right w:val="nil"/>
             </w:tcBorders>
             <w:shd w:val="clear" w:color="auto" w:fill="DEEAF6" w:themeFill="accent1" w:themeFillTint="33"/>
+            <w:tcMar/>
           </w:tcPr>
-          <w:p>
+          <w:p wp14:textId="77777777">
             <w:pPr>
               <w:jc w:val="center"/>
               <w:cnfStyle w:val="000000100000" w:firstRow="0" w:lastRow="0" w:firstColumn="0" w:lastColumn="0" w:oddVBand="0" w:evenVBand="0" w:oddHBand="1" w:evenHBand="0" w:firstRowFirstColumn="0" w:firstRowLastColumn="0" w:lastRowFirstColumn="0" w:lastRowLastColumn="0"/>
@@ -3113,6 +3207,7 @@
         </w:tc>
         <w:tc>
           <w:tcPr>
+            <w:cnfStyle w:val="000000000000" w:firstRow="0" w:lastRow="0" w:firstColumn="0" w:lastColumn="0" w:oddVBand="0" w:evenVBand="0" w:oddHBand="0" w:evenHBand="0" w:firstRowFirstColumn="0" w:firstRowLastColumn="0" w:lastRowFirstColumn="0" w:lastRowLastColumn="0"/>
             <w:tcW w:w="1418" w:type="dxa"/>
             <w:tcBorders>
               <w:top w:val="nil"/>
@@ -3121,9 +3216,10 @@
               <w:right w:val="nil"/>
             </w:tcBorders>
             <w:shd w:val="clear" w:color="auto" w:fill="DEEAF6" w:themeFill="accent1" w:themeFillTint="33"/>
+            <w:tcMar/>
             <w:hideMark/>
           </w:tcPr>
-          <w:p>
+          <w:p wp14:textId="77777777">
             <w:pPr>
               <w:jc w:val="center"/>
               <w:cnfStyle w:val="000000100000" w:firstRow="0" w:lastRow="0" w:firstColumn="0" w:lastColumn="0" w:oddVBand="0" w:evenVBand="0" w:oddHBand="1" w:evenHBand="0" w:firstRowFirstColumn="0" w:firstRowLastColumn="0" w:lastRowFirstColumn="0" w:lastRowLastColumn="0"/>
@@ -3143,29 +3239,389 @@
         </w:tc>
       </w:tr>
     </w:tbl>
+    <w:p xmlns:wp14="http://schemas.microsoft.com/office/word/2010/wordml" wp14:textId="77777777">
+      <w:pPr>
+        <w:rPr>
+          <w:rFonts w:asciiTheme="majorHAnsi" w:hAnsiTheme="majorHAnsi" w:cstheme="majorHAnsi"/>
+          <w:lang w:val="en-US"/>
+        </w:rPr>
+      </w:pPr>
+    </w:p>
+    <w:p xmlns:wp14="http://schemas.microsoft.com/office/word/2010/wordml" wp14:textId="77777777">
+      <w:pPr>
+        <w:pStyle w:val="Heading2"/>
+        <w:rPr>
+          <w:lang w:val="en-US"/>
+        </w:rPr>
+      </w:pPr>
+      <w:r>
+        <w:rPr>
+          <w:lang w:val="en-US"/>
+        </w:rPr>
+        <w:t>Professional Experience / Projects</w:t>
+      </w:r>
+    </w:p>
     <w:p>
       <w:pPr>
-        <w:rPr>
-          <w:rFonts w:asciiTheme="majorHAnsi" w:hAnsiTheme="majorHAnsi" w:cstheme="majorHAnsi"/>
-          <w:lang w:val="en-US"/>
-        </w:rPr>
-      </w:pPr>
+        <w:pStyle w:val="Heading3"/>
+        <w:rPr>
+          <w:rFonts w:eastAsia="Times New Roman" w:cs="Calibri Light" w:cstheme="majorAscii"/>
+          <w:b w:val="1"/>
+          <w:bCs w:val="1"/>
+          <w:lang w:val="en-US" w:eastAsia="ru-RU"/>
+        </w:rPr>
+      </w:pPr>
+      <w:r>
+        <w:rPr>
+          <w:rFonts w:eastAsia="Times New Roman" w:cs="Calibri Light" w:cstheme="majorAscii"/>
+          <w:b w:val="1"/>
+          <w:bCs w:val="1"/>
+          <w:lang w:val="en-US" w:eastAsia="ru-RU"/>
+        </w:rPr>
+        <w:t xml:space="preserve">Product Owner / </w:t>
+      </w:r>
+      <w:r>
+        <w:rPr>
+          <w:rFonts w:eastAsia="Times New Roman" w:cs="Calibri Light" w:cstheme="majorAscii"/>
+          <w:b w:val="1"/>
+          <w:bCs w:val="1"/>
+          <w:lang w:val="en-US" w:eastAsia="ru-RU"/>
+        </w:rPr>
+        <w:t>Software Engineer</w:t>
+      </w:r>
     </w:p>
     <w:p>
       <w:pPr>
-        <w:pStyle w:val="Heading2"/>
-        <w:rPr>
-          <w:lang w:val="en-US"/>
-        </w:rPr>
-      </w:pPr>
-      <w:r>
-        <w:rPr>
-          <w:lang w:val="en-US"/>
-        </w:rPr>
-        <w:t>Professional Experience / Projects</w:t>
+        <w:rPr>
+          <w:rFonts w:ascii="Calibri Light" w:hAnsi="Calibri Light" w:asciiTheme="majorAscii" w:hAnsiTheme="majorAscii"/>
+          <w:lang w:val="en-US" w:eastAsia="ru-RU"/>
+        </w:rPr>
+      </w:pPr>
+      <w:r>
+        <w:rPr>
+          <w:rFonts w:ascii="Calibri Light" w:hAnsi="Calibri Light" w:asciiTheme="majorAscii" w:hAnsiTheme="majorAscii"/>
+          <w:lang w:val="en-US"/>
+        </w:rPr>
+        <w:t xml:space="preserve">Nov 2016 — present, </w:t>
+      </w:r>
+      <w:r>
+        <w:rPr>
+          <w:rFonts w:ascii="Calibri Light" w:hAnsi="Calibri Light" w:asciiTheme="majorAscii" w:hAnsiTheme="majorAscii"/>
+          <w:color w:val="2E74B5" w:themeColor="accent1" w:themeTint="FF" w:themeShade="BF"/>
+          <w:lang w:val="en-US" w:eastAsia="ru-RU"/>
+        </w:rPr>
+        <w:t>OpenWay Group</w:t>
+      </w:r>
+      <w:r>
+        <w:rPr>
+          <w:rFonts w:ascii="Calibri Light" w:hAnsi="Calibri Light" w:asciiTheme="majorAscii" w:hAnsiTheme="majorAscii"/>
+          <w:lang w:val="en-US" w:eastAsia="ru-RU"/>
+        </w:rPr>
+        <w:t>, Saint Petersburg, Russia</w:t>
       </w:r>
     </w:p>
     <w:p>
+      <w:pPr>
+        <w:rPr>
+          <w:rFonts w:ascii="Calibri Light" w:hAnsi="Calibri Light" w:asciiTheme="majorAscii" w:hAnsiTheme="majorAscii"/>
+          <w:lang w:val="en-US" w:eastAsia="ru-RU"/>
+        </w:rPr>
+      </w:pPr>
+      <w:r>
+        <w:rPr>
+          <w:rFonts w:ascii="Calibri Light" w:hAnsi="Calibri Light" w:asciiTheme="majorAscii" w:hAnsiTheme="majorAscii"/>
+          <w:b w:val="1"/>
+          <w:bCs w:val="1"/>
+          <w:lang w:val="en-GB"/>
+        </w:rPr>
+        <w:t>Project</w:t>
+      </w:r>
+      <w:r>
+        <w:rPr>
+          <w:rFonts w:ascii="Calibri Light" w:hAnsi="Calibri Light" w:asciiTheme="majorAscii" w:hAnsiTheme="majorAscii"/>
+          <w:lang w:val="en-GB"/>
+        </w:rPr>
+        <w:t xml:space="preserve">: </w:t>
+      </w:r>
+      <w:r>
+        <w:rPr>
+          <w:rFonts w:ascii="Calibri Light" w:hAnsi="Calibri Light" w:asciiTheme="majorAscii" w:hAnsiTheme="majorAscii"/>
+          <w:lang w:val="en-US"/>
+        </w:rPr>
+        <w:t>WAY4WEB</w:t>
+      </w:r>
+    </w:p>
+    <w:p>
+      <w:pPr>
+        <w:rPr>
+          <w:rFonts w:ascii="Calibri Light" w:hAnsi="Calibri Light" w:asciiTheme="majorAscii" w:hAnsiTheme="majorAscii"/>
+          <w:lang w:val="en-US" w:eastAsia="ru-RU"/>
+        </w:rPr>
+      </w:pPr>
+      <w:r>
+        <w:rPr>
+          <w:rFonts w:ascii="Calibri Light" w:hAnsi="Calibri Light" w:asciiTheme="majorAscii" w:hAnsiTheme="majorAscii"/>
+          <w:b w:val="1"/>
+          <w:bCs w:val="1"/>
+          <w:lang w:val="en-US" w:eastAsia="ru-RU"/>
+        </w:rPr>
+        <w:t>Job Responsibilities</w:t>
+      </w:r>
+      <w:r>
+        <w:br/>
+      </w:r>
+      <w:r>
+        <w:rPr>
+          <w:rFonts w:ascii="Calibri Light" w:hAnsi="Calibri Light" w:eastAsia="Calibri Light" w:cs="Calibri Light" w:asciiTheme="majorAscii" w:hAnsiTheme="majorAscii" w:eastAsiaTheme="majorAscii" w:cstheme="majorAscii"/>
+          <w:b w:val="0"/>
+          <w:bCs w:val="0"/>
+          <w:noProof w:val="0"/>
+          <w:sz w:val="22"/>
+          <w:szCs w:val="22"/>
+          <w:lang w:val="en-US"/>
+        </w:rPr>
+        <w:t>- Participation in the development of a WAY4 product web part.</w:t>
+      </w:r>
+      <w:r>
+        <w:br/>
+      </w:r>
+      <w:r>
+        <w:rPr>
+          <w:rFonts w:ascii="Calibri Light" w:hAnsi="Calibri Light" w:eastAsia="Calibri Light" w:cs="Calibri Light" w:asciiTheme="majorAscii" w:hAnsiTheme="majorAscii" w:eastAsiaTheme="majorAscii" w:cstheme="majorAscii"/>
+          <w:b w:val="0"/>
+          <w:bCs w:val="0"/>
+          <w:noProof w:val="0"/>
+          <w:sz w:val="22"/>
+          <w:szCs w:val="22"/>
+          <w:lang w:val="en-US"/>
+        </w:rPr>
+        <w:t>- Supports product development according to the Roadmap.</w:t>
+      </w:r>
+      <w:r>
+        <w:br/>
+      </w:r>
+      <w:r>
+        <w:rPr>
+          <w:rFonts w:ascii="Calibri Light" w:hAnsi="Calibri Light" w:eastAsia="Calibri Light" w:cs="Calibri Light" w:asciiTheme="majorAscii" w:hAnsiTheme="majorAscii" w:eastAsiaTheme="majorAscii" w:cstheme="majorAscii"/>
+          <w:b w:val="0"/>
+          <w:bCs w:val="0"/>
+          <w:noProof w:val="0"/>
+          <w:sz w:val="22"/>
+          <w:szCs w:val="22"/>
+          <w:lang w:val="en-US"/>
+        </w:rPr>
+        <w:t>- Product quality assurance, including:</w:t>
+      </w:r>
+      <w:r>
+        <w:br/>
+      </w:r>
+      <w:r>
+        <w:rPr>
+          <w:rFonts w:ascii="Calibri Light" w:hAnsi="Calibri Light" w:eastAsia="Calibri Light" w:cs="Calibri Light" w:asciiTheme="majorAscii" w:hAnsiTheme="majorAscii" w:eastAsiaTheme="majorAscii" w:cstheme="majorAscii"/>
+          <w:b w:val="0"/>
+          <w:bCs w:val="0"/>
+          <w:noProof w:val="0"/>
+          <w:sz w:val="22"/>
+          <w:szCs w:val="22"/>
+          <w:lang w:val="en-US"/>
+        </w:rPr>
+        <w:t>* monitoring the quality of software code;</w:t>
+      </w:r>
+      <w:r>
+        <w:br/>
+      </w:r>
+      <w:r>
+        <w:rPr>
+          <w:rFonts w:ascii="Calibri Light" w:hAnsi="Calibri Light" w:eastAsia="Calibri Light" w:cs="Calibri Light" w:asciiTheme="majorAscii" w:hAnsiTheme="majorAscii" w:eastAsiaTheme="majorAscii" w:cstheme="majorAscii"/>
+          <w:b w:val="0"/>
+          <w:bCs w:val="0"/>
+          <w:noProof w:val="0"/>
+          <w:sz w:val="22"/>
+          <w:szCs w:val="22"/>
+          <w:lang w:val="en-US"/>
+        </w:rPr>
+        <w:t>* ensuring the required level of software code test coverage;</w:t>
+      </w:r>
+      <w:r>
+        <w:br/>
+      </w:r>
+      <w:r>
+        <w:rPr>
+          <w:rFonts w:ascii="Calibri Light" w:hAnsi="Calibri Light" w:eastAsia="Calibri Light" w:cs="Calibri Light" w:asciiTheme="majorAscii" w:hAnsiTheme="majorAscii" w:eastAsiaTheme="majorAscii" w:cstheme="majorAscii"/>
+          <w:b w:val="0"/>
+          <w:bCs w:val="0"/>
+          <w:noProof w:val="0"/>
+          <w:sz w:val="22"/>
+          <w:szCs w:val="22"/>
+          <w:lang w:val="en-US"/>
+        </w:rPr>
+        <w:t>* ensuring high quality Release Notes (including CRN and CUN);</w:t>
+      </w:r>
+      <w:r>
+        <w:br/>
+      </w:r>
+      <w:r>
+        <w:rPr>
+          <w:rFonts w:ascii="Calibri Light" w:hAnsi="Calibri Light" w:eastAsia="Calibri Light" w:cs="Calibri Light" w:asciiTheme="majorAscii" w:hAnsiTheme="majorAscii" w:eastAsiaTheme="majorAscii" w:cstheme="majorAscii"/>
+          <w:b w:val="0"/>
+          <w:bCs w:val="0"/>
+          <w:noProof w:val="0"/>
+          <w:sz w:val="22"/>
+          <w:szCs w:val="22"/>
+          <w:lang w:val="en-US"/>
+        </w:rPr>
+        <w:t>* developing software to facilitate manual/automated product testing</w:t>
+      </w:r>
+      <w:r>
+        <w:br/>
+      </w:r>
+      <w:r>
+        <w:rPr>
+          <w:rFonts w:ascii="Calibri Light" w:hAnsi="Calibri Light" w:eastAsia="Calibri Light" w:cs="Calibri Light" w:asciiTheme="majorAscii" w:hAnsiTheme="majorAscii" w:eastAsiaTheme="majorAscii" w:cstheme="majorAscii"/>
+          <w:b w:val="0"/>
+          <w:bCs w:val="0"/>
+          <w:noProof w:val="0"/>
+          <w:sz w:val="22"/>
+          <w:szCs w:val="22"/>
+          <w:lang w:val="en-US"/>
+        </w:rPr>
+        <w:t>* applying current and reliable software development technologies (for developing products)</w:t>
+      </w:r>
+      <w:r>
+        <w:br/>
+      </w:r>
+      <w:r>
+        <w:rPr>
+          <w:rFonts w:ascii="Calibri Light" w:hAnsi="Calibri Light" w:eastAsia="Calibri Light" w:cs="Calibri Light" w:asciiTheme="majorAscii" w:hAnsiTheme="majorAscii" w:eastAsiaTheme="majorAscii" w:cstheme="majorAscii"/>
+          <w:b w:val="0"/>
+          <w:bCs w:val="0"/>
+          <w:noProof w:val="0"/>
+          <w:sz w:val="22"/>
+          <w:szCs w:val="22"/>
+          <w:lang w:val="en-US"/>
+        </w:rPr>
+        <w:t>* observing PA DSS / PCI DSS requirements</w:t>
+      </w:r>
+      <w:r>
+        <w:br/>
+      </w:r>
+      <w:r>
+        <w:rPr>
+          <w:rFonts w:ascii="Calibri Light" w:hAnsi="Calibri Light" w:eastAsia="Calibri Light" w:cs="Calibri Light" w:asciiTheme="majorAscii" w:hAnsiTheme="majorAscii" w:eastAsiaTheme="majorAscii" w:cstheme="majorAscii"/>
+          <w:b w:val="0"/>
+          <w:bCs w:val="0"/>
+          <w:noProof w:val="0"/>
+          <w:sz w:val="22"/>
+          <w:szCs w:val="22"/>
+          <w:lang w:val="en-US"/>
+        </w:rPr>
+        <w:t xml:space="preserve">* Controlling usage of 3rd party libraries in terms of </w:t>
+      </w:r>
+      <w:proofErr w:type="spellStart"/>
+      <w:r>
+        <w:rPr>
+          <w:rFonts w:ascii="Calibri Light" w:hAnsi="Calibri Light" w:eastAsia="Calibri Light" w:cs="Calibri Light" w:asciiTheme="majorAscii" w:hAnsiTheme="majorAscii" w:eastAsiaTheme="majorAscii" w:cstheme="majorAscii"/>
+          <w:b w:val="0"/>
+          <w:bCs w:val="0"/>
+          <w:noProof w:val="0"/>
+          <w:sz w:val="22"/>
+          <w:szCs w:val="22"/>
+          <w:lang w:val="en-US"/>
+        </w:rPr>
+        <w:t>absense</w:t>
+      </w:r>
+      <w:proofErr w:type="spellEnd"/>
+      <w:r>
+        <w:rPr>
+          <w:rFonts w:ascii="Calibri Light" w:hAnsi="Calibri Light" w:eastAsia="Calibri Light" w:cs="Calibri Light" w:asciiTheme="majorAscii" w:hAnsiTheme="majorAscii" w:eastAsiaTheme="majorAscii" w:cstheme="majorAscii"/>
+          <w:b w:val="0"/>
+          <w:bCs w:val="0"/>
+          <w:noProof w:val="0"/>
+          <w:sz w:val="22"/>
+          <w:szCs w:val="22"/>
+          <w:lang w:val="en-US"/>
+        </w:rPr>
+        <w:t xml:space="preserve"> of known security vulnerabilities and ensuring license compliance.</w:t>
+      </w:r>
+      <w:r>
+        <w:br/>
+      </w:r>
+      <w:r>
+        <w:rPr>
+          <w:rFonts w:ascii="Calibri Light" w:hAnsi="Calibri Light" w:eastAsia="Calibri Light" w:cs="Calibri Light" w:asciiTheme="majorAscii" w:hAnsiTheme="majorAscii" w:eastAsiaTheme="majorAscii" w:cstheme="majorAscii"/>
+          <w:b w:val="0"/>
+          <w:bCs w:val="0"/>
+          <w:noProof w:val="0"/>
+          <w:sz w:val="22"/>
+          <w:szCs w:val="22"/>
+          <w:lang w:val="en-US"/>
+        </w:rPr>
+        <w:t>- Fixing defects according to regulations (SLA).</w:t>
+      </w:r>
+      <w:r>
+        <w:br/>
+      </w:r>
+      <w:r>
+        <w:rPr>
+          <w:rFonts w:ascii="Calibri Light" w:hAnsi="Calibri Light" w:eastAsia="Calibri Light" w:cs="Calibri Light" w:asciiTheme="majorAscii" w:hAnsiTheme="majorAscii" w:eastAsiaTheme="majorAscii" w:cstheme="majorAscii"/>
+          <w:b w:val="0"/>
+          <w:bCs w:val="0"/>
+          <w:noProof w:val="0"/>
+          <w:sz w:val="22"/>
+          <w:szCs w:val="22"/>
+          <w:lang w:val="en-US"/>
+        </w:rPr>
+        <w:t>- Ensures implementation of non-functional requirements for the product.</w:t>
+      </w:r>
+      <w:r>
+        <w:br/>
+      </w:r>
+      <w:r>
+        <w:rPr>
+          <w:rFonts w:ascii="Calibri Light" w:hAnsi="Calibri Light" w:eastAsia="Calibri Light" w:cs="Calibri Light" w:asciiTheme="majorAscii" w:hAnsiTheme="majorAscii" w:eastAsiaTheme="majorAscii" w:cstheme="majorAscii"/>
+          <w:b w:val="0"/>
+          <w:bCs w:val="0"/>
+          <w:noProof w:val="0"/>
+          <w:sz w:val="22"/>
+          <w:szCs w:val="22"/>
+          <w:lang w:val="en-US"/>
+        </w:rPr>
+        <w:t>- Performing the duties of the Information Security Officer (PCI DSS).</w:t>
+      </w:r>
+    </w:p>
+    <w:p>
+      <w:pPr>
+        <w:rPr>
+          <w:rFonts w:ascii="Calibri Light" w:hAnsi="Calibri Light" w:asciiTheme="majorAscii" w:hAnsiTheme="majorAscii"/>
+          <w:lang w:val="en-US" w:eastAsia="ru-RU"/>
+        </w:rPr>
+      </w:pPr>
+      <w:r>
+        <w:rPr>
+          <w:rFonts w:ascii="Calibri Light" w:hAnsi="Calibri Light" w:asciiTheme="majorAscii" w:hAnsiTheme="majorAscii"/>
+          <w:b w:val="1"/>
+          <w:bCs w:val="1"/>
+          <w:lang w:val="en-US" w:eastAsia="ru-RU"/>
+        </w:rPr>
+        <w:t>Technologies:</w:t>
+      </w:r>
+      <w:r>
+        <w:rPr>
+          <w:rFonts w:ascii="Calibri Light" w:hAnsi="Calibri Light" w:asciiTheme="majorAscii" w:hAnsiTheme="majorAscii"/>
+          <w:lang w:val="en-US" w:eastAsia="ru-RU"/>
+        </w:rPr>
+        <w:t> JavaScript, Typescript, AngularJS, Java, SQL, TeamCity, Windows</w:t>
+      </w:r>
+    </w:p>
+    <w:p>
+      <w:pPr>
+        <w:pStyle w:val="Normal"/>
+        <w:rPr>
+          <w:lang w:val="en-US"/>
+        </w:rPr>
+      </w:pPr>
+    </w:p>
+    <w:p xmlns:wp14="http://schemas.microsoft.com/office/word/2010/wordml" wp14:textId="77777777">
       <w:pPr>
         <w:pStyle w:val="Heading3"/>
         <w:rPr>
@@ -3185,7 +3641,7 @@
         <w:t>Software Engineer</w:t>
       </w:r>
     </w:p>
-    <w:p>
+    <w:p xmlns:wp14="http://schemas.microsoft.com/office/word/2010/wordml" wp14:textId="77777777">
       <w:pPr>
         <w:rPr>
           <w:rFonts w:asciiTheme="majorHAnsi" w:hAnsiTheme="majorHAnsi"/>
@@ -3252,7 +3708,7 @@
         <w:t>, Russia</w:t>
       </w:r>
     </w:p>
-    <w:p>
+    <w:p xmlns:wp14="http://schemas.microsoft.com/office/word/2010/wordml" wp14:textId="77777777">
       <w:pPr>
         <w:rPr>
           <w:rFonts w:asciiTheme="majorHAnsi" w:hAnsiTheme="majorHAnsi"/>
@@ -3282,114 +3738,45 @@
         <w:t>WAY4WEB</w:t>
       </w:r>
     </w:p>
-    <w:p>
-      <w:pPr>
-        <w:rPr>
-          <w:rFonts w:asciiTheme="majorHAnsi" w:hAnsiTheme="majorHAnsi"/>
-          <w:lang w:val="en-US"/>
-        </w:rPr>
-      </w:pPr>
-      <w:r>
-        <w:rPr>
-          <w:rFonts w:asciiTheme="majorHAnsi" w:hAnsiTheme="majorHAnsi"/>
-          <w:b/>
+    <w:p xmlns:wp14="http://schemas.microsoft.com/office/word/2010/wordml" wp14:textId="77777777">
+      <w:pPr>
+        <w:rPr>
+          <w:rFonts w:asciiTheme="majorHAnsi" w:hAnsiTheme="majorHAnsi"/>
+          <w:lang w:val="en-US"/>
+        </w:rPr>
+      </w:pPr>
+      <w:r>
+        <w:rPr>
+          <w:rFonts w:ascii="Calibri Light" w:hAnsi="Calibri Light" w:asciiTheme="majorAscii" w:hAnsiTheme="majorAscii"/>
+          <w:b w:val="1"/>
+          <w:bCs w:val="1"/>
           <w:lang w:val="en-GB"/>
         </w:rPr>
         <w:t>Scope of project:</w:t>
       </w:r>
       <w:r>
         <w:rPr>
-          <w:rFonts w:asciiTheme="majorHAnsi" w:hAnsiTheme="majorHAnsi"/>
+          <w:rFonts w:ascii="Calibri Light" w:hAnsi="Calibri Light" w:asciiTheme="majorAscii" w:hAnsiTheme="majorAscii"/>
           <w:lang w:val="en-US"/>
         </w:rPr>
         <w:t xml:space="preserve"> </w:t>
       </w:r>
       <w:r>
         <w:rPr>
-          <w:rFonts w:asciiTheme="majorHAnsi" w:hAnsiTheme="majorHAnsi"/>
+          <w:rFonts w:ascii="Calibri Light" w:hAnsi="Calibri Light" w:asciiTheme="majorAscii" w:hAnsiTheme="majorAscii"/>
           <w:lang w:val="en-US"/>
         </w:rPr>
         <w:t>T</w:t>
       </w:r>
       <w:r>
         <w:rPr>
-          <w:rFonts w:asciiTheme="majorHAnsi" w:hAnsiTheme="majorHAnsi"/>
+          <w:rFonts w:ascii="Calibri Light" w:hAnsi="Calibri Light" w:asciiTheme="majorAscii" w:hAnsiTheme="majorAscii"/>
           <w:lang w:val="en-US"/>
         </w:rPr>
         <w:t>he standard delivery of the project consists of more than 10 thousand screens (forms of display of certain entities, such as information about a client, a cardholder, a merchant, etc.). In addition to this, we provide powerful tools for customization of the interface.</w:t>
       </w:r>
     </w:p>
-    <w:p>
-      <w:pPr>
-        <w:rPr>
-          <w:rFonts w:asciiTheme="majorHAnsi" w:hAnsiTheme="majorHAnsi"/>
-          <w:lang w:val="en-US"/>
-        </w:rPr>
-      </w:pPr>
-      <w:r>
-        <w:rPr>
-          <w:rFonts w:asciiTheme="majorHAnsi" w:hAnsiTheme="majorHAnsi"/>
-          <w:b/>
-          <w:lang w:val="en-GB"/>
-        </w:rPr>
-        <w:t>Client</w:t>
-      </w:r>
-      <w:r>
-        <w:rPr>
-          <w:rFonts w:asciiTheme="majorHAnsi" w:hAnsiTheme="majorHAnsi"/>
-          <w:b/>
-          <w:lang w:val="en-GB"/>
-        </w:rPr>
-        <w:t>s</w:t>
-      </w:r>
-      <w:r>
-        <w:rPr>
-          <w:rFonts w:asciiTheme="majorHAnsi" w:hAnsiTheme="majorHAnsi"/>
-          <w:lang w:val="en-GB"/>
-        </w:rPr>
-        <w:t>:  NETS</w:t>
-      </w:r>
-      <w:r>
-        <w:rPr>
-          <w:rFonts w:asciiTheme="majorHAnsi" w:hAnsiTheme="majorHAnsi"/>
-          <w:lang w:val="en-US"/>
-        </w:rPr>
-        <w:t xml:space="preserve">, Santander, </w:t>
-      </w:r>
-      <w:proofErr w:type="spellStart"/>
-      <w:r>
-        <w:rPr>
-          <w:rFonts w:asciiTheme="majorHAnsi" w:hAnsiTheme="majorHAnsi"/>
-          <w:lang w:val="en-US"/>
-        </w:rPr>
-        <w:t>SberBank</w:t>
-      </w:r>
-      <w:proofErr w:type="spellEnd"/>
-      <w:r>
-        <w:rPr>
-          <w:rFonts w:asciiTheme="majorHAnsi" w:hAnsiTheme="majorHAnsi"/>
-          <w:lang w:val="en-US"/>
-        </w:rPr>
-        <w:t xml:space="preserve">, </w:t>
-      </w:r>
-      <w:proofErr w:type="spellStart"/>
-      <w:r>
-        <w:rPr>
-          <w:rFonts w:asciiTheme="majorHAnsi" w:hAnsiTheme="majorHAnsi"/>
-          <w:lang w:val="en-US"/>
-        </w:rPr>
-        <w:t>OpenBank</w:t>
-      </w:r>
-      <w:proofErr w:type="spellEnd"/>
-      <w:r>
-        <w:rPr>
-          <w:rFonts w:asciiTheme="majorHAnsi" w:hAnsiTheme="majorHAnsi"/>
-          <w:lang w:val="en-US"/>
-        </w:rPr>
-        <w:t>, etc.</w:t>
-      </w:r>
-    </w:p>
-    <w:p>
+    <w:p xmlns:wp14="http://schemas.microsoft.com/office/word/2010/wordml" wp14:textId="77777777">
       <w:pPr>
         <w:rPr>
           <w:rFonts w:asciiTheme="majorHAnsi" w:hAnsiTheme="majorHAnsi"/>
@@ -3411,6 +3798,12 @@
           <w:lang w:val="en-US" w:eastAsia="ru-RU"/>
         </w:rPr>
         <w:br/>
+      </w:r>
+      <w:r>
+        <w:rPr>
+          <w:rFonts w:asciiTheme="majorHAnsi" w:hAnsiTheme="majorHAnsi"/>
+          <w:lang w:val="en-US" w:eastAsia="ru-RU"/>
+        </w:rPr>
         <w:t>- Participation in the development of a WAY4 product web part.</w:t>
       </w:r>
       <w:r>
@@ -3419,6 +3812,12 @@
           <w:lang w:val="en-US" w:eastAsia="ru-RU"/>
         </w:rPr>
         <w:br/>
+      </w:r>
+      <w:r>
+        <w:rPr>
+          <w:rFonts w:asciiTheme="majorHAnsi" w:hAnsiTheme="majorHAnsi"/>
+          <w:lang w:val="en-US" w:eastAsia="ru-RU"/>
+        </w:rPr>
         <w:t>- Stress testing and optimization of web applications.</w:t>
       </w:r>
       <w:r>
@@ -3427,6 +3826,12 @@
           <w:lang w:val="en-US" w:eastAsia="ru-RU"/>
         </w:rPr>
         <w:br/>
+      </w:r>
+      <w:r>
+        <w:rPr>
+          <w:rFonts w:asciiTheme="majorHAnsi" w:hAnsiTheme="majorHAnsi"/>
+          <w:lang w:val="en-US" w:eastAsia="ru-RU"/>
+        </w:rPr>
         <w:t>- Web applications penetration testing.</w:t>
       </w:r>
       <w:r>
@@ -3435,6 +3840,12 @@
           <w:lang w:val="en-US" w:eastAsia="ru-RU"/>
         </w:rPr>
         <w:br/>
+      </w:r>
+      <w:r>
+        <w:rPr>
+          <w:rFonts w:asciiTheme="majorHAnsi" w:hAnsiTheme="majorHAnsi"/>
+          <w:lang w:val="en-US" w:eastAsia="ru-RU"/>
+        </w:rPr>
         <w:t>- Performing the duties of the Information Security Officer (PCI DSS).</w:t>
       </w:r>
       <w:r>
@@ -3443,10 +3854,16 @@
           <w:lang w:val="en-US" w:eastAsia="ru-RU"/>
         </w:rPr>
         <w:br/>
+      </w:r>
+      <w:r>
+        <w:rPr>
+          <w:rFonts w:asciiTheme="majorHAnsi" w:hAnsiTheme="majorHAnsi"/>
+          <w:lang w:val="en-US" w:eastAsia="ru-RU"/>
+        </w:rPr>
         <w:t>- Analysis and review of commits included in the project for the presence of the impact of changes in PA-DSS certification.</w:t>
       </w:r>
     </w:p>
-    <w:p>
+    <w:p xmlns:wp14="http://schemas.microsoft.com/office/word/2010/wordml" wp14:textId="77777777">
       <w:pPr>
         <w:rPr>
           <w:rFonts w:asciiTheme="majorHAnsi" w:hAnsiTheme="majorHAnsi"/>
@@ -3470,15 +3887,15 @@
         <w:t> JavaScript, Typescript, AngularJS, Java, SQL, TeamCity, Windows</w:t>
       </w:r>
     </w:p>
-    <w:p>
-      <w:pPr>
-        <w:rPr>
-          <w:rFonts w:asciiTheme="majorHAnsi" w:hAnsiTheme="majorHAnsi" w:cstheme="majorHAnsi"/>
-          <w:lang w:val="en-US"/>
-        </w:rPr>
-      </w:pPr>
-    </w:p>
-    <w:p>
+    <w:p xmlns:wp14="http://schemas.microsoft.com/office/word/2010/wordml" wp14:textId="77777777">
+      <w:pPr>
+        <w:rPr>
+          <w:rFonts w:asciiTheme="majorHAnsi" w:hAnsiTheme="majorHAnsi" w:cstheme="majorHAnsi"/>
+          <w:lang w:val="en-US"/>
+        </w:rPr>
+      </w:pPr>
+    </w:p>
+    <w:p xmlns:wp14="http://schemas.microsoft.com/office/word/2010/wordml" wp14:textId="77777777">
       <w:pPr>
         <w:pStyle w:val="Heading3"/>
         <w:rPr>
@@ -3489,7 +3906,7 @@
         </w:rPr>
       </w:pPr>
     </w:p>
-    <w:p>
+    <w:p xmlns:wp14="http://schemas.microsoft.com/office/word/2010/wordml" wp14:textId="77777777">
       <w:pPr>
         <w:pStyle w:val="Heading3"/>
         <w:rPr>
@@ -3509,7 +3926,7 @@
         <w:t>Full-Stack Web Developer</w:t>
       </w:r>
     </w:p>
-    <w:p>
+    <w:p xmlns:wp14="http://schemas.microsoft.com/office/word/2010/wordml" wp14:textId="77777777">
       <w:pPr>
         <w:rPr>
           <w:rFonts w:asciiTheme="majorHAnsi" w:hAnsiTheme="majorHAnsi"/>
@@ -3576,7 +3993,7 @@
         <w:t>, Russia</w:t>
       </w:r>
     </w:p>
-    <w:p>
+    <w:p xmlns:wp14="http://schemas.microsoft.com/office/word/2010/wordml" wp14:textId="77777777">
       <w:pPr>
         <w:rPr>
           <w:rFonts w:asciiTheme="majorHAnsi" w:hAnsiTheme="majorHAnsi"/>
@@ -3614,7 +4031,7 @@
         <w:t>BackOffice, Messaging</w:t>
       </w:r>
     </w:p>
-    <w:p>
+    <w:p xmlns:wp14="http://schemas.microsoft.com/office/word/2010/wordml" wp14:textId="77777777">
       <w:pPr>
         <w:rPr>
           <w:rFonts w:asciiTheme="majorHAnsi" w:hAnsiTheme="majorHAnsi"/>
@@ -3653,7 +4070,7 @@
         <w:t xml:space="preserve"> Messaging is a high-performance SMS sending system. (3000 SMS per second at peak load). BackOffice - billing system working in real time (deals with billing and invoicing for the sent SMS via Messaging)</w:t>
       </w:r>
     </w:p>
-    <w:p>
+    <w:p xmlns:wp14="http://schemas.microsoft.com/office/word/2010/wordml" wp14:textId="77777777">
       <w:pPr>
         <w:rPr>
           <w:rFonts w:asciiTheme="majorHAnsi" w:hAnsiTheme="majorHAnsi"/>
@@ -3754,7 +4171,7 @@
         <w:t xml:space="preserve"> Bank, VTB24, etc. </w:t>
       </w:r>
     </w:p>
-    <w:p>
+    <w:p xmlns:wp14="http://schemas.microsoft.com/office/word/2010/wordml" wp14:textId="77777777">
       <w:pPr>
         <w:rPr>
           <w:rFonts w:asciiTheme="majorHAnsi" w:hAnsiTheme="majorHAnsi"/>
@@ -3771,7 +4188,7 @@
         <w:t>Job Responsibilities:</w:t>
       </w:r>
     </w:p>
-    <w:p>
+    <w:p xmlns:wp14="http://schemas.microsoft.com/office/word/2010/wordml" wp14:textId="77777777">
       <w:pPr>
         <w:rPr>
           <w:rFonts w:asciiTheme="majorHAnsi" w:hAnsiTheme="majorHAnsi"/>
@@ -3791,6 +4208,12 @@
           <w:lang w:val="en-US" w:eastAsia="ru-RU"/>
         </w:rPr>
         <w:br/>
+      </w:r>
+      <w:r>
+        <w:rPr>
+          <w:rFonts w:asciiTheme="majorHAnsi" w:hAnsiTheme="majorHAnsi"/>
+          <w:lang w:val="en-US" w:eastAsia="ru-RU"/>
+        </w:rPr>
         <w:t>- Writing stored procedures and views in PostgreSQL.</w:t>
       </w:r>
       <w:r>
@@ -3799,6 +4222,12 @@
           <w:lang w:val="en-US" w:eastAsia="ru-RU"/>
         </w:rPr>
         <w:br/>
+      </w:r>
+      <w:r>
+        <w:rPr>
+          <w:rFonts w:asciiTheme="majorHAnsi" w:hAnsiTheme="majorHAnsi"/>
+          <w:lang w:val="en-US" w:eastAsia="ru-RU"/>
+        </w:rPr>
         <w:t>- Architecture development and writing server-side and client-side parts of the platform.</w:t>
       </w:r>
       <w:r>
@@ -3807,6 +4236,12 @@
           <w:lang w:val="en-US" w:eastAsia="ru-RU"/>
         </w:rPr>
         <w:br/>
+      </w:r>
+      <w:r>
+        <w:rPr>
+          <w:rFonts w:asciiTheme="majorHAnsi" w:hAnsiTheme="majorHAnsi"/>
+          <w:lang w:val="en-US" w:eastAsia="ru-RU"/>
+        </w:rPr>
         <w:t>- Developing clients’ personal accounts.</w:t>
       </w:r>
       <w:r>
@@ -3815,6 +4250,12 @@
           <w:lang w:val="en-US" w:eastAsia="ru-RU"/>
         </w:rPr>
         <w:br/>
+      </w:r>
+      <w:r>
+        <w:rPr>
+          <w:rFonts w:asciiTheme="majorHAnsi" w:hAnsiTheme="majorHAnsi"/>
+          <w:lang w:val="en-US" w:eastAsia="ru-RU"/>
+        </w:rPr>
         <w:t>- Architecture development and writing server-side and client-side parts of the platform according to the external customers’ requirements.</w:t>
       </w:r>
       <w:r>
@@ -3823,6 +4264,12 @@
           <w:lang w:val="en-US" w:eastAsia="ru-RU"/>
         </w:rPr>
         <w:br/>
+      </w:r>
+      <w:r>
+        <w:rPr>
+          <w:rFonts w:asciiTheme="majorHAnsi" w:hAnsiTheme="majorHAnsi"/>
+          <w:lang w:val="en-US" w:eastAsia="ru-RU"/>
+        </w:rPr>
         <w:t>- Integration of the operational accounting platform with a number of external and internal systems.</w:t>
       </w:r>
       <w:r>
@@ -3831,6 +4278,12 @@
           <w:lang w:val="en-US" w:eastAsia="ru-RU"/>
         </w:rPr>
         <w:br/>
+      </w:r>
+      <w:r>
+        <w:rPr>
+          <w:rFonts w:asciiTheme="majorHAnsi" w:hAnsiTheme="majorHAnsi"/>
+          <w:lang w:val="en-US" w:eastAsia="ru-RU"/>
+        </w:rPr>
         <w:t>- Implementation of applications for data synchronization via REST, SOAP, SMTP.</w:t>
       </w:r>
       <w:r>
@@ -3839,6 +4292,12 @@
           <w:lang w:val="en-US" w:eastAsia="ru-RU"/>
         </w:rPr>
         <w:br/>
+      </w:r>
+      <w:r>
+        <w:rPr>
+          <w:rFonts w:asciiTheme="majorHAnsi" w:hAnsiTheme="majorHAnsi"/>
+          <w:lang w:val="en-US" w:eastAsia="ru-RU"/>
+        </w:rPr>
         <w:t>- Developed applications deployment.</w:t>
       </w:r>
       <w:r>
@@ -3847,6 +4306,12 @@
           <w:lang w:val="en-US" w:eastAsia="ru-RU"/>
         </w:rPr>
         <w:br/>
+      </w:r>
+      <w:r>
+        <w:rPr>
+          <w:rFonts w:asciiTheme="majorHAnsi" w:hAnsiTheme="majorHAnsi"/>
+          <w:lang w:val="en-US" w:eastAsia="ru-RU"/>
+        </w:rPr>
         <w:t>- Setting up the production environment.</w:t>
       </w:r>
       <w:r>
@@ -3855,6 +4320,12 @@
           <w:lang w:val="en-US" w:eastAsia="ru-RU"/>
         </w:rPr>
         <w:br/>
+      </w:r>
+      <w:r>
+        <w:rPr>
+          <w:rFonts w:asciiTheme="majorHAnsi" w:hAnsiTheme="majorHAnsi"/>
+          <w:lang w:val="en-US" w:eastAsia="ru-RU"/>
+        </w:rPr>
         <w:t>- Configuration and optimization of web servers.</w:t>
       </w:r>
       <w:r>
@@ -3863,6 +4334,12 @@
           <w:lang w:val="en-US" w:eastAsia="ru-RU"/>
         </w:rPr>
         <w:br/>
+      </w:r>
+      <w:r>
+        <w:rPr>
+          <w:rFonts w:asciiTheme="majorHAnsi" w:hAnsiTheme="majorHAnsi"/>
+          <w:lang w:val="en-US" w:eastAsia="ru-RU"/>
+        </w:rPr>
         <w:t xml:space="preserve">- Configure </w:t>
       </w:r>
       <w:proofErr w:type="spellStart"/>
@@ -3898,7 +4375,7 @@
         <w:t xml:space="preserve"> configurations.</w:t>
       </w:r>
     </w:p>
-    <w:p>
+    <w:p xmlns:wp14="http://schemas.microsoft.com/office/word/2010/wordml" wp14:textId="77777777">
       <w:pPr>
         <w:rPr>
           <w:rFonts w:asciiTheme="majorHAnsi" w:hAnsiTheme="majorHAnsi"/>
@@ -3948,6 +4425,12 @@
           <w:lang w:val="en-US" w:eastAsia="ru-RU"/>
         </w:rPr>
         <w:br/>
+      </w:r>
+      <w:r>
+        <w:rPr>
+          <w:rFonts w:asciiTheme="majorHAnsi" w:hAnsiTheme="majorHAnsi"/>
+          <w:lang w:val="en-US" w:eastAsia="ru-RU"/>
+        </w:rPr>
         <w:t xml:space="preserve">Python2.7, PL/SQL, Flask, </w:t>
       </w:r>
       <w:proofErr w:type="spellStart"/>
@@ -3999,10 +4482,10 @@
         <w:t>, Puppet</w:t>
       </w:r>
     </w:p>
-    <w:p>
-      <w:pPr>
-        <w:rPr>
-          <w:rFonts w:asciiTheme="majorHAnsi" w:eastAsiaTheme="majorEastAsia" w:hAnsiTheme="majorHAnsi" w:cstheme="majorBidi"/>
+    <w:p xmlns:wp14="http://schemas.microsoft.com/office/word/2010/wordml" wp14:textId="77777777">
+      <w:pPr>
+        <w:rPr>
+          <w:rFonts w:asciiTheme="majorHAnsi" w:hAnsiTheme="majorHAnsi" w:eastAsiaTheme="majorEastAsia" w:cstheme="majorBidi"/>
           <w:b/>
           <w:color w:val="1F4D78" w:themeColor="accent1" w:themeShade="7F"/>
           <w:sz w:val="32"/>
@@ -4019,7 +4502,7 @@
         <w:br w:type="page"/>
       </w:r>
     </w:p>
-    <w:p>
+    <w:p xmlns:wp14="http://schemas.microsoft.com/office/word/2010/wordml" wp14:textId="77777777">
       <w:pPr>
         <w:pStyle w:val="Heading3"/>
         <w:rPr>
@@ -4038,7 +4521,7 @@
         <w:t>Monitoring System Administrator</w:t>
       </w:r>
     </w:p>
-    <w:p>
+    <w:p xmlns:wp14="http://schemas.microsoft.com/office/word/2010/wordml" wp14:textId="77777777">
       <w:pPr>
         <w:rPr>
           <w:rFonts w:asciiTheme="majorHAnsi" w:hAnsiTheme="majorHAnsi"/>
@@ -4105,7 +4588,7 @@
         <w:t>, Russia</w:t>
       </w:r>
     </w:p>
-    <w:p>
+    <w:p xmlns:wp14="http://schemas.microsoft.com/office/word/2010/wordml" wp14:textId="77777777">
       <w:pPr>
         <w:rPr>
           <w:rFonts w:asciiTheme="majorHAnsi" w:hAnsiTheme="majorHAnsi"/>
@@ -4128,7 +4611,7 @@
         <w:t>: Messaging</w:t>
       </w:r>
     </w:p>
-    <w:p>
+    <w:p xmlns:wp14="http://schemas.microsoft.com/office/word/2010/wordml" wp14:textId="77777777">
       <w:pPr>
         <w:rPr>
           <w:rFonts w:asciiTheme="majorHAnsi" w:hAnsiTheme="majorHAnsi"/>
@@ -4159,7 +4642,7 @@
         <w:t>Messaging is a high-performance SMS sending system. (3000 SMS per second at peak load).</w:t>
       </w:r>
     </w:p>
-    <w:p>
+    <w:p xmlns:wp14="http://schemas.microsoft.com/office/word/2010/wordml" wp14:textId="77777777">
       <w:pPr>
         <w:rPr>
           <w:rFonts w:asciiTheme="majorHAnsi" w:hAnsiTheme="majorHAnsi"/>
@@ -4252,7 +4735,7 @@
         <w:t xml:space="preserve"> Bank, VTB24, etc.</w:t>
       </w:r>
     </w:p>
-    <w:p>
+    <w:p xmlns:wp14="http://schemas.microsoft.com/office/word/2010/wordml" wp14:textId="77777777">
       <w:pPr>
         <w:rPr>
           <w:rFonts w:asciiTheme="majorHAnsi" w:hAnsiTheme="majorHAnsi"/>
@@ -4269,7 +4752,7 @@
         <w:t>Job Responsibilities:</w:t>
       </w:r>
     </w:p>
-    <w:p>
+    <w:p xmlns:wp14="http://schemas.microsoft.com/office/word/2010/wordml" wp14:textId="77777777">
       <w:pPr>
         <w:rPr>
           <w:rFonts w:asciiTheme="majorHAnsi" w:hAnsiTheme="majorHAnsi"/>
@@ -4289,6 +4772,12 @@
           <w:lang w:val="en-US" w:eastAsia="ru-RU"/>
         </w:rPr>
         <w:br/>
+      </w:r>
+      <w:r>
+        <w:rPr>
+          <w:rFonts w:asciiTheme="majorHAnsi" w:hAnsiTheme="majorHAnsi"/>
+          <w:lang w:val="en-US" w:eastAsia="ru-RU"/>
+        </w:rPr>
         <w:t>- Participation in the elimination of emergencies in the server software workflow (regardless of the time of day).</w:t>
       </w:r>
       <w:r>
@@ -4297,10 +4786,16 @@
           <w:lang w:val="en-US" w:eastAsia="ru-RU"/>
         </w:rPr>
         <w:br/>
+      </w:r>
+      <w:r>
+        <w:rPr>
+          <w:rFonts w:asciiTheme="majorHAnsi" w:hAnsiTheme="majorHAnsi"/>
+          <w:lang w:val="en-US" w:eastAsia="ru-RU"/>
+        </w:rPr>
         <w:t>- Improvement of existing emergency response processes.</w:t>
       </w:r>
     </w:p>
-    <w:p>
+    <w:p xmlns:wp14="http://schemas.microsoft.com/office/word/2010/wordml" wp14:textId="77777777">
       <w:pPr>
         <w:rPr>
           <w:rFonts w:asciiTheme="majorHAnsi" w:hAnsiTheme="majorHAnsi"/>
@@ -4317,7 +4812,7 @@
         <w:t>Functions:</w:t>
       </w:r>
     </w:p>
-    <w:p>
+    <w:p xmlns:wp14="http://schemas.microsoft.com/office/word/2010/wordml" wp14:textId="77777777">
       <w:pPr>
         <w:rPr>
           <w:rFonts w:asciiTheme="majorHAnsi" w:hAnsiTheme="majorHAnsi"/>
@@ -4337,6 +4832,12 @@
           <w:lang w:val="en-US" w:eastAsia="ru-RU"/>
         </w:rPr>
         <w:br/>
+      </w:r>
+      <w:r>
+        <w:rPr>
+          <w:rFonts w:asciiTheme="majorHAnsi" w:hAnsiTheme="majorHAnsi"/>
+          <w:lang w:val="en-US" w:eastAsia="ru-RU"/>
+        </w:rPr>
         <w:t>- Supporting uninterrupted operation of the monitoring system.</w:t>
       </w:r>
       <w:r>
@@ -4345,6 +4846,12 @@
           <w:lang w:val="en-US" w:eastAsia="ru-RU"/>
         </w:rPr>
         <w:br/>
+      </w:r>
+      <w:r>
+        <w:rPr>
+          <w:rFonts w:asciiTheme="majorHAnsi" w:hAnsiTheme="majorHAnsi"/>
+          <w:lang w:val="en-US" w:eastAsia="ru-RU"/>
+        </w:rPr>
         <w:t xml:space="preserve">- Performing tasks on maintaining company’s services in operation. </w:t>
       </w:r>
       <w:r>
@@ -4353,6 +4860,12 @@
           <w:lang w:val="en-US" w:eastAsia="ru-RU"/>
         </w:rPr>
         <w:br/>
+      </w:r>
+      <w:r>
+        <w:rPr>
+          <w:rFonts w:asciiTheme="majorHAnsi" w:hAnsiTheme="majorHAnsi"/>
+          <w:lang w:val="en-US" w:eastAsia="ru-RU"/>
+        </w:rPr>
         <w:t>- Eliminating errors in the company's systems.</w:t>
       </w:r>
       <w:r>
@@ -4361,10 +4874,16 @@
           <w:lang w:val="en-US" w:eastAsia="ru-RU"/>
         </w:rPr>
         <w:br/>
+      </w:r>
+      <w:r>
+        <w:rPr>
+          <w:rFonts w:asciiTheme="majorHAnsi" w:hAnsiTheme="majorHAnsi"/>
+          <w:lang w:val="en-US" w:eastAsia="ru-RU"/>
+        </w:rPr>
         <w:t>- Providing technical recommendations to internal divisions of the company.</w:t>
       </w:r>
     </w:p>
-    <w:p>
+    <w:p xmlns:wp14="http://schemas.microsoft.com/office/word/2010/wordml" wp14:textId="77777777">
       <w:pPr>
         <w:rPr>
           <w:rFonts w:asciiTheme="majorHAnsi" w:hAnsiTheme="majorHAnsi"/>
@@ -4420,15 +4939,15 @@
         <w:t>, Java, Python, Bash.</w:t>
       </w:r>
     </w:p>
-    <w:p>
-      <w:pPr>
-        <w:rPr>
-          <w:rFonts w:asciiTheme="majorHAnsi" w:hAnsiTheme="majorHAnsi" w:cstheme="majorHAnsi"/>
-          <w:lang w:val="en-US"/>
-        </w:rPr>
-      </w:pPr>
-    </w:p>
-    <w:p>
+    <w:p xmlns:wp14="http://schemas.microsoft.com/office/word/2010/wordml" wp14:textId="77777777">
+      <w:pPr>
+        <w:rPr>
+          <w:rFonts w:asciiTheme="majorHAnsi" w:hAnsiTheme="majorHAnsi" w:cstheme="majorHAnsi"/>
+          <w:lang w:val="en-US"/>
+        </w:rPr>
+      </w:pPr>
+    </w:p>
+    <w:p xmlns:wp14="http://schemas.microsoft.com/office/word/2010/wordml" wp14:textId="77777777">
       <w:pPr>
         <w:pStyle w:val="Heading3"/>
         <w:rPr>
@@ -4444,7 +4963,7 @@
         <w:t>Technical Support Engineer</w:t>
       </w:r>
     </w:p>
-    <w:p>
+    <w:p xmlns:wp14="http://schemas.microsoft.com/office/word/2010/wordml" wp14:textId="77777777">
       <w:pPr>
         <w:rPr>
           <w:lang w:val="en-US" w:eastAsia="ru-RU"/>
@@ -4510,7 +5029,7 @@
         <w:t>, Russia</w:t>
       </w:r>
     </w:p>
-    <w:p>
+    <w:p xmlns:wp14="http://schemas.microsoft.com/office/word/2010/wordml" wp14:textId="77777777">
       <w:pPr>
         <w:rPr>
           <w:rFonts w:asciiTheme="majorHAnsi" w:hAnsiTheme="majorHAnsi"/>
@@ -4533,7 +5052,7 @@
         <w:t>: Messaging</w:t>
       </w:r>
     </w:p>
-    <w:p>
+    <w:p xmlns:wp14="http://schemas.microsoft.com/office/word/2010/wordml" wp14:textId="77777777">
       <w:pPr>
         <w:rPr>
           <w:rFonts w:asciiTheme="majorHAnsi" w:hAnsiTheme="majorHAnsi"/>
@@ -4564,7 +5083,7 @@
         <w:t>Messaging is a high-performance SMS sending system. (3000 SMS per second at peak load).</w:t>
       </w:r>
     </w:p>
-    <w:p>
+    <w:p xmlns:wp14="http://schemas.microsoft.com/office/word/2010/wordml" wp14:textId="77777777">
       <w:pPr>
         <w:rPr>
           <w:rFonts w:asciiTheme="majorHAnsi" w:hAnsiTheme="majorHAnsi"/>
@@ -4657,7 +5176,7 @@
         <w:t xml:space="preserve"> Bank, VTB24, etc.</w:t>
       </w:r>
     </w:p>
-    <w:p>
+    <w:p xmlns:wp14="http://schemas.microsoft.com/office/word/2010/wordml" wp14:textId="77777777">
       <w:pPr>
         <w:rPr>
           <w:rFonts w:asciiTheme="majorHAnsi" w:hAnsiTheme="majorHAnsi" w:cstheme="majorHAnsi"/>
@@ -4674,7 +5193,7 @@
         <w:t>Job Responsibilities:</w:t>
       </w:r>
     </w:p>
-    <w:p>
+    <w:p xmlns:wp14="http://schemas.microsoft.com/office/word/2010/wordml" wp14:textId="77777777">
       <w:pPr>
         <w:rPr>
           <w:rFonts w:asciiTheme="majorHAnsi" w:hAnsiTheme="majorHAnsi" w:cstheme="majorHAnsi"/>
@@ -4689,7 +5208,7 @@
         <w:t xml:space="preserve">- Providing support for the uninterrupted operation of servers, websites and other services of the company. </w:t>
       </w:r>
     </w:p>
-    <w:p>
+    <w:p xmlns:wp14="http://schemas.microsoft.com/office/word/2010/wordml" wp14:textId="77777777">
       <w:pPr>
         <w:rPr>
           <w:rFonts w:asciiTheme="majorHAnsi" w:hAnsiTheme="majorHAnsi" w:cstheme="majorHAnsi"/>
@@ -4706,7 +5225,7 @@
         <w:t>Functions:</w:t>
       </w:r>
     </w:p>
-    <w:p>
+    <w:p xmlns:wp14="http://schemas.microsoft.com/office/word/2010/wordml" wp14:textId="77777777">
       <w:pPr>
         <w:rPr>
           <w:rFonts w:asciiTheme="majorHAnsi" w:hAnsiTheme="majorHAnsi" w:cstheme="majorHAnsi"/>
@@ -4742,6 +5261,12 @@
           <w:lang w:val="en-US" w:eastAsia="ru-RU"/>
         </w:rPr>
         <w:br/>
+      </w:r>
+      <w:r>
+        <w:rPr>
+          <w:rFonts w:asciiTheme="majorHAnsi" w:hAnsiTheme="majorHAnsi" w:cstheme="majorHAnsi"/>
+          <w:lang w:val="en-US" w:eastAsia="ru-RU"/>
+        </w:rPr>
         <w:t>- Maintenance, configuration and improvement of the monitoring system.</w:t>
       </w:r>
       <w:r>
@@ -4750,6 +5275,12 @@
           <w:lang w:val="en-US" w:eastAsia="ru-RU"/>
         </w:rPr>
         <w:br/>
+      </w:r>
+      <w:r>
+        <w:rPr>
+          <w:rFonts w:asciiTheme="majorHAnsi" w:hAnsiTheme="majorHAnsi" w:cstheme="majorHAnsi"/>
+          <w:lang w:val="en-US" w:eastAsia="ru-RU"/>
+        </w:rPr>
         <w:t>- Elimination of errors in the company's systems (independently or with the assistance of specialists).</w:t>
       </w:r>
       <w:r>
@@ -4758,6 +5289,12 @@
           <w:lang w:val="en-US" w:eastAsia="ru-RU"/>
         </w:rPr>
         <w:br/>
+      </w:r>
+      <w:r>
+        <w:rPr>
+          <w:rFonts w:asciiTheme="majorHAnsi" w:hAnsiTheme="majorHAnsi" w:cstheme="majorHAnsi"/>
+          <w:lang w:val="en-US" w:eastAsia="ru-RU"/>
+        </w:rPr>
         <w:t>- Providing technical consultations to corporate clients of the company.</w:t>
       </w:r>
       <w:r>
@@ -4766,10 +5303,16 @@
           <w:lang w:val="en-US" w:eastAsia="ru-RU"/>
         </w:rPr>
         <w:br/>
+      </w:r>
+      <w:r>
+        <w:rPr>
+          <w:rFonts w:asciiTheme="majorHAnsi" w:hAnsiTheme="majorHAnsi" w:cstheme="majorHAnsi"/>
+          <w:lang w:val="en-US" w:eastAsia="ru-RU"/>
+        </w:rPr>
         <w:t>- Providing technical recommendations to the company’s internal divisions.</w:t>
       </w:r>
     </w:p>
-    <w:p>
+    <w:p xmlns:wp14="http://schemas.microsoft.com/office/word/2010/wordml" wp14:textId="77777777">
       <w:pPr>
         <w:rPr>
           <w:rFonts w:asciiTheme="majorHAnsi" w:hAnsiTheme="majorHAnsi" w:cstheme="majorHAnsi"/>
@@ -4825,7 +5368,7 @@
         <w:t>, Python, Bash</w:t>
       </w:r>
     </w:p>
-    <w:p>
+    <w:p xmlns:wp14="http://schemas.microsoft.com/office/word/2010/wordml" wp14:textId="77777777">
       <w:pPr>
         <w:pStyle w:val="Heading3"/>
         <w:rPr>
@@ -4844,7 +5387,7 @@
         <w:t>Industrial climber</w:t>
       </w:r>
     </w:p>
-    <w:p>
+    <w:p xmlns:wp14="http://schemas.microsoft.com/office/word/2010/wordml" wp14:textId="77777777">
       <w:pPr>
         <w:rPr>
           <w:rFonts w:asciiTheme="majorHAnsi" w:hAnsiTheme="majorHAnsi"/>
@@ -4896,7 +5439,7 @@
         <w:t>, Russia</w:t>
       </w:r>
     </w:p>
-    <w:p>
+    <w:p xmlns:wp14="http://schemas.microsoft.com/office/word/2010/wordml" wp14:textId="77777777">
       <w:pPr>
         <w:pStyle w:val="Heading3"/>
         <w:rPr>
@@ -4912,7 +5455,7 @@
         <w:t>Sapper</w:t>
       </w:r>
     </w:p>
-    <w:p>
+    <w:p xmlns:wp14="http://schemas.microsoft.com/office/word/2010/wordml" wp14:textId="77777777">
       <w:pPr>
         <w:rPr>
           <w:rFonts w:asciiTheme="majorHAnsi" w:hAnsiTheme="majorHAnsi"/>
@@ -4948,7 +5491,7 @@
         <w:t>, Mogilev, Belarus</w:t>
       </w:r>
     </w:p>
-    <w:p>
+    <w:p xmlns:wp14="http://schemas.microsoft.com/office/word/2010/wordml" wp14:textId="77777777">
       <w:pPr>
         <w:pStyle w:val="Heading3"/>
         <w:rPr>
@@ -4966,7 +5509,7 @@
         <w:t>Road Worker of the Second Category</w:t>
       </w:r>
     </w:p>
-    <w:p>
+    <w:p xmlns:wp14="http://schemas.microsoft.com/office/word/2010/wordml" wp14:textId="77777777">
       <w:pPr>
         <w:rPr>
           <w:rFonts w:asciiTheme="majorHAnsi" w:hAnsiTheme="majorHAnsi"/>
@@ -5018,15 +5561,15 @@
         <w:t>, Belarus</w:t>
       </w:r>
     </w:p>
-    <w:p>
-      <w:pPr>
-        <w:rPr>
-          <w:rFonts w:asciiTheme="majorHAnsi" w:hAnsiTheme="majorHAnsi" w:cstheme="majorHAnsi"/>
-          <w:lang w:val="en-US" w:eastAsia="ru-RU"/>
-        </w:rPr>
-      </w:pPr>
-    </w:p>
-    <w:p>
+    <w:p xmlns:wp14="http://schemas.microsoft.com/office/word/2010/wordml" wp14:textId="77777777">
+      <w:pPr>
+        <w:rPr>
+          <w:rFonts w:asciiTheme="majorHAnsi" w:hAnsiTheme="majorHAnsi" w:cstheme="majorHAnsi"/>
+          <w:lang w:val="en-US" w:eastAsia="ru-RU"/>
+        </w:rPr>
+      </w:pPr>
+    </w:p>
+    <w:p xmlns:wp14="http://schemas.microsoft.com/office/word/2010/wordml" wp14:textId="77777777">
       <w:pPr>
         <w:pStyle w:val="Heading3"/>
         <w:rPr>
@@ -5042,7 +5585,7 @@
         <w:t>Technical Support Engineer</w:t>
       </w:r>
     </w:p>
-    <w:p>
+    <w:p xmlns:wp14="http://schemas.microsoft.com/office/word/2010/wordml" wp14:textId="77777777">
       <w:pPr>
         <w:rPr>
           <w:rFonts w:asciiTheme="majorHAnsi" w:hAnsiTheme="majorHAnsi"/>
@@ -5106,7 +5649,7 @@
         <w:t>, Russia</w:t>
       </w:r>
     </w:p>
-    <w:p>
+    <w:p xmlns:wp14="http://schemas.microsoft.com/office/word/2010/wordml" wp14:textId="77777777">
       <w:pPr>
         <w:rPr>
           <w:rFonts w:asciiTheme="majorHAnsi" w:hAnsiTheme="majorHAnsi"/>
@@ -5123,7 +5666,7 @@
         <w:t>Job Responsibilities:</w:t>
       </w:r>
     </w:p>
-    <w:p>
+    <w:p xmlns:wp14="http://schemas.microsoft.com/office/word/2010/wordml" wp14:textId="77777777">
       <w:pPr>
         <w:rPr>
           <w:rFonts w:asciiTheme="majorHAnsi" w:hAnsiTheme="majorHAnsi"/>
@@ -5143,10 +5686,16 @@
           <w:lang w:val="en-US" w:eastAsia="ru-RU"/>
         </w:rPr>
         <w:br/>
+      </w:r>
+      <w:r>
+        <w:rPr>
+          <w:rFonts w:asciiTheme="majorHAnsi" w:hAnsiTheme="majorHAnsi"/>
+          <w:lang w:val="en-US" w:eastAsia="ru-RU"/>
+        </w:rPr>
         <w:t>- Localization and elimination of problems related to the functioning of the services provided by the company.</w:t>
       </w:r>
     </w:p>
-    <w:p>
+    <w:p xmlns:wp14="http://schemas.microsoft.com/office/word/2010/wordml" wp14:textId="77777777">
       <w:pPr>
         <w:rPr>
           <w:rFonts w:asciiTheme="majorHAnsi" w:hAnsiTheme="majorHAnsi"/>
@@ -5163,7 +5712,7 @@
         <w:t>Functions:</w:t>
       </w:r>
     </w:p>
-    <w:p>
+    <w:p xmlns:wp14="http://schemas.microsoft.com/office/word/2010/wordml" wp14:textId="77777777">
       <w:pPr>
         <w:rPr>
           <w:rFonts w:asciiTheme="majorHAnsi" w:hAnsiTheme="majorHAnsi"/>
@@ -5183,6 +5732,12 @@
           <w:lang w:val="en-US" w:eastAsia="ru-RU"/>
         </w:rPr>
         <w:br/>
+      </w:r>
+      <w:r>
+        <w:rPr>
+          <w:rFonts w:asciiTheme="majorHAnsi" w:hAnsiTheme="majorHAnsi"/>
+          <w:lang w:val="en-US" w:eastAsia="ru-RU"/>
+        </w:rPr>
         <w:t xml:space="preserve">- Configuration and monitoring of the Linux/FreeBSD operating system group, configuration and monitoring of services (Apache, Nginx, MySQL, </w:t>
       </w:r>
       <w:proofErr w:type="spellStart"/>
@@ -5207,6 +5762,12 @@
           <w:lang w:val="en-US" w:eastAsia="ru-RU"/>
         </w:rPr>
         <w:br/>
+      </w:r>
+      <w:r>
+        <w:rPr>
+          <w:rFonts w:asciiTheme="majorHAnsi" w:hAnsiTheme="majorHAnsi"/>
+          <w:lang w:val="en-US" w:eastAsia="ru-RU"/>
+        </w:rPr>
         <w:t xml:space="preserve">- Work on the bash, </w:t>
       </w:r>
       <w:proofErr w:type="gramStart"/>
@@ -5231,6 +5792,12 @@
           <w:lang w:val="en-US" w:eastAsia="ru-RU"/>
         </w:rPr>
         <w:br/>
+      </w:r>
+      <w:r>
+        <w:rPr>
+          <w:rFonts w:asciiTheme="majorHAnsi" w:hAnsiTheme="majorHAnsi"/>
+          <w:lang w:val="en-US" w:eastAsia="ru-RU"/>
+        </w:rPr>
         <w:t>- Administration of web servers and organization of websites.</w:t>
       </w:r>
       <w:r>
@@ -5239,18 +5806,24 @@
           <w:lang w:val="en-US" w:eastAsia="ru-RU"/>
         </w:rPr>
         <w:br/>
+      </w:r>
+      <w:r>
+        <w:rPr>
+          <w:rFonts w:asciiTheme="majorHAnsi" w:hAnsiTheme="majorHAnsi"/>
+          <w:lang w:val="en-US" w:eastAsia="ru-RU"/>
+        </w:rPr>
         <w:t>- Competent written and oral communication with clients, ability to formulate the thoughts and deliver them in a clear way to the interlocutor.</w:t>
       </w:r>
     </w:p>
-    <w:p>
-      <w:pPr>
-        <w:rPr>
-          <w:rFonts w:asciiTheme="majorHAnsi" w:hAnsiTheme="majorHAnsi" w:cstheme="majorHAnsi"/>
-          <w:lang w:val="en-US"/>
-        </w:rPr>
-      </w:pPr>
-    </w:p>
-    <w:p>
+    <w:p xmlns:wp14="http://schemas.microsoft.com/office/word/2010/wordml" wp14:textId="77777777">
+      <w:pPr>
+        <w:rPr>
+          <w:rFonts w:asciiTheme="majorHAnsi" w:hAnsiTheme="majorHAnsi" w:cstheme="majorHAnsi"/>
+          <w:lang w:val="en-US"/>
+        </w:rPr>
+      </w:pPr>
+    </w:p>
+    <w:p xmlns:wp14="http://schemas.microsoft.com/office/word/2010/wordml" wp14:textId="77777777">
       <w:pPr>
         <w:pStyle w:val="Heading3"/>
         <w:rPr>
@@ -5266,7 +5839,7 @@
         <w:t>Hardware System Administrator</w:t>
       </w:r>
     </w:p>
-    <w:p>
+    <w:p xmlns:wp14="http://schemas.microsoft.com/office/word/2010/wordml" wp14:textId="77777777">
       <w:pPr>
         <w:rPr>
           <w:rFonts w:asciiTheme="majorHAnsi" w:hAnsiTheme="majorHAnsi"/>
@@ -5311,7 +5884,7 @@
         <w:t>, Russia</w:t>
       </w:r>
     </w:p>
-    <w:p>
+    <w:p xmlns:wp14="http://schemas.microsoft.com/office/word/2010/wordml" wp14:textId="77777777">
       <w:pPr>
         <w:rPr>
           <w:rFonts w:asciiTheme="majorHAnsi" w:hAnsiTheme="majorHAnsi"/>
@@ -5328,7 +5901,7 @@
         <w:t>Job Responsibilities:</w:t>
       </w:r>
     </w:p>
-    <w:p>
+    <w:p xmlns:wp14="http://schemas.microsoft.com/office/word/2010/wordml" wp14:textId="77777777">
       <w:pPr>
         <w:rPr>
           <w:rFonts w:asciiTheme="majorHAnsi" w:hAnsiTheme="majorHAnsi"/>
@@ -5348,6 +5921,12 @@
           <w:lang w:val="en-US" w:eastAsia="ru-RU"/>
         </w:rPr>
         <w:br/>
+      </w:r>
+      <w:r>
+        <w:rPr>
+          <w:rFonts w:asciiTheme="majorHAnsi" w:hAnsiTheme="majorHAnsi"/>
+          <w:lang w:val="en-US" w:eastAsia="ru-RU"/>
+        </w:rPr>
         <w:t>- Hardware and software troubleshooting.</w:t>
       </w:r>
       <w:r>
@@ -5356,28 +5935,34 @@
           <w:lang w:val="en-US" w:eastAsia="ru-RU"/>
         </w:rPr>
         <w:br/>
+      </w:r>
+      <w:r>
+        <w:rPr>
+          <w:rFonts w:asciiTheme="majorHAnsi" w:hAnsiTheme="majorHAnsi"/>
+          <w:lang w:val="en-US" w:eastAsia="ru-RU"/>
+        </w:rPr>
         <w:t>- Replacement of the IT components.</w:t>
       </w:r>
     </w:p>
-    <w:p>
-      <w:pPr>
-        <w:rPr>
-          <w:rFonts w:asciiTheme="majorHAnsi" w:hAnsiTheme="majorHAnsi" w:cstheme="majorHAnsi"/>
-          <w:lang w:val="en-US"/>
-        </w:rPr>
-      </w:pPr>
-      <w:bookmarkStart w:id="0" w:name="_GoBack"/>
+    <w:p xmlns:wp14="http://schemas.microsoft.com/office/word/2010/wordml" wp14:textId="77777777">
+      <w:pPr>
+        <w:rPr>
+          <w:rFonts w:asciiTheme="majorHAnsi" w:hAnsiTheme="majorHAnsi" w:cstheme="majorHAnsi"/>
+          <w:lang w:val="en-US"/>
+        </w:rPr>
+      </w:pPr>
+      <w:bookmarkStart w:name="_GoBack" w:id="0"/>
       <w:bookmarkEnd w:id="0"/>
     </w:p>
-    <w:p>
-      <w:pPr>
-        <w:rPr>
-          <w:rFonts w:asciiTheme="majorHAnsi" w:hAnsiTheme="majorHAnsi" w:cstheme="majorHAnsi"/>
-          <w:lang w:val="en-US"/>
-        </w:rPr>
-      </w:pPr>
-    </w:p>
-    <w:p>
+    <w:p xmlns:wp14="http://schemas.microsoft.com/office/word/2010/wordml" wp14:textId="77777777">
+      <w:pPr>
+        <w:rPr>
+          <w:rFonts w:asciiTheme="majorHAnsi" w:hAnsiTheme="majorHAnsi" w:cstheme="majorHAnsi"/>
+          <w:lang w:val="en-US"/>
+        </w:rPr>
+      </w:pPr>
+    </w:p>
+    <w:p xmlns:wp14="http://schemas.microsoft.com/office/word/2010/wordml" wp14:textId="77777777">
       <w:pPr>
         <w:rPr>
           <w:rFonts w:asciiTheme="majorHAnsi" w:hAnsiTheme="majorHAnsi" w:cstheme="majorHAnsi"/>
@@ -5386,7 +5971,7 @@
       </w:pPr>
     </w:p>
     <w:sectPr>
-      <w:pgSz w:w="11906" w:h="16838"/>
+      <w:pgSz w:w="11906" w:h="16838" w:orient="portrait"/>
       <w:pgMar w:top="1134" w:right="850" w:bottom="1134" w:left="1701" w:header="708" w:footer="708" w:gutter="0"/>
       <w:cols w:space="708"/>
       <w:docGrid w:linePitch="360"/>
@@ -5413,7 +5998,7 @@
         <w:ind w:left="720" w:hanging="360"/>
       </w:pPr>
       <w:rPr>
-        <w:rFonts w:ascii="Symbol" w:hAnsi="Symbol" w:hint="default"/>
+        <w:rFonts w:hint="default" w:ascii="Symbol" w:hAnsi="Symbol"/>
         <w:sz w:val="20"/>
       </w:rPr>
     </w:lvl>
@@ -5429,7 +6014,7 @@
         <w:ind w:left="1440" w:hanging="360"/>
       </w:pPr>
       <w:rPr>
-        <w:rFonts w:ascii="Symbol" w:hAnsi="Symbol" w:hint="default"/>
+        <w:rFonts w:hint="default" w:ascii="Symbol" w:hAnsi="Symbol"/>
         <w:sz w:val="20"/>
       </w:rPr>
     </w:lvl>
@@ -5445,7 +6030,7 @@
         <w:ind w:left="2160" w:hanging="360"/>
       </w:pPr>
       <w:rPr>
-        <w:rFonts w:ascii="Symbol" w:hAnsi="Symbol" w:hint="default"/>
+        <w:rFonts w:hint="default" w:ascii="Symbol" w:hAnsi="Symbol"/>
         <w:sz w:val="20"/>
       </w:rPr>
     </w:lvl>
@@ -5461,7 +6046,7 @@
         <w:ind w:left="2880" w:hanging="360"/>
       </w:pPr>
       <w:rPr>
-        <w:rFonts w:ascii="Symbol" w:hAnsi="Symbol" w:hint="default"/>
+        <w:rFonts w:hint="default" w:ascii="Symbol" w:hAnsi="Symbol"/>
         <w:sz w:val="20"/>
       </w:rPr>
     </w:lvl>
@@ -5477,7 +6062,7 @@
         <w:ind w:left="3600" w:hanging="360"/>
       </w:pPr>
       <w:rPr>
-        <w:rFonts w:ascii="Symbol" w:hAnsi="Symbol" w:hint="default"/>
+        <w:rFonts w:hint="default" w:ascii="Symbol" w:hAnsi="Symbol"/>
         <w:sz w:val="20"/>
       </w:rPr>
     </w:lvl>
@@ -5493,7 +6078,7 @@
         <w:ind w:left="4320" w:hanging="360"/>
       </w:pPr>
       <w:rPr>
-        <w:rFonts w:ascii="Symbol" w:hAnsi="Symbol" w:hint="default"/>
+        <w:rFonts w:hint="default" w:ascii="Symbol" w:hAnsi="Symbol"/>
         <w:sz w:val="20"/>
       </w:rPr>
     </w:lvl>
@@ -5509,7 +6094,7 @@
         <w:ind w:left="5040" w:hanging="360"/>
       </w:pPr>
       <w:rPr>
-        <w:rFonts w:ascii="Symbol" w:hAnsi="Symbol" w:hint="default"/>
+        <w:rFonts w:hint="default" w:ascii="Symbol" w:hAnsi="Symbol"/>
         <w:sz w:val="20"/>
       </w:rPr>
     </w:lvl>
@@ -5525,7 +6110,7 @@
         <w:ind w:left="5760" w:hanging="360"/>
       </w:pPr>
       <w:rPr>
-        <w:rFonts w:ascii="Symbol" w:hAnsi="Symbol" w:hint="default"/>
+        <w:rFonts w:hint="default" w:ascii="Symbol" w:hAnsi="Symbol"/>
         <w:sz w:val="20"/>
       </w:rPr>
     </w:lvl>
@@ -5541,7 +6126,7 @@
         <w:ind w:left="6480" w:hanging="360"/>
       </w:pPr>
       <w:rPr>
-        <w:rFonts w:ascii="Symbol" w:hAnsi="Symbol" w:hint="default"/>
+        <w:rFonts w:hint="default" w:ascii="Symbol" w:hAnsi="Symbol"/>
         <w:sz w:val="20"/>
       </w:rPr>
     </w:lvl>
@@ -5553,11 +6138,11 @@
 </file>
 
 <file path=word/styles.xml><?xml version="1.0" encoding="utf-8"?>
-<w:styles xmlns:mc="http://schemas.openxmlformats.org/markup-compatibility/2006" xmlns:r="http://schemas.openxmlformats.org/officeDocument/2006/relationships" xmlns:w="http://schemas.openxmlformats.org/wordprocessingml/2006/main" xmlns:w14="http://schemas.microsoft.com/office/word/2010/wordml" xmlns:w15="http://schemas.microsoft.com/office/word/2012/wordml" xmlns:w16se="http://schemas.microsoft.com/office/word/2015/wordml/symex" mc:Ignorable="w14 w15 w16se">
+<w:styles xmlns:wp14="http://schemas.microsoft.com/office/word/2010/wordprocessingDrawing" xmlns:mc="http://schemas.openxmlformats.org/markup-compatibility/2006" xmlns:r="http://schemas.openxmlformats.org/officeDocument/2006/relationships" xmlns:w="http://schemas.openxmlformats.org/wordprocessingml/2006/main" xmlns:w14="http://schemas.microsoft.com/office/word/2010/wordml" xmlns:w15="http://schemas.microsoft.com/office/word/2012/wordml" xmlns:w16se="http://schemas.microsoft.com/office/word/2015/wordml/symex" mc:Ignorable="w14 w15 w16se wp14">
   <w:docDefaults>
     <w:rPrDefault>
       <w:rPr>
-        <w:rFonts w:asciiTheme="minorHAnsi" w:eastAsiaTheme="minorHAnsi" w:hAnsiTheme="minorHAnsi" w:cstheme="minorBidi"/>
+        <w:rFonts w:asciiTheme="minorHAnsi" w:hAnsiTheme="minorHAnsi" w:eastAsiaTheme="minorHAnsi" w:cstheme="minorBidi"/>
         <w:sz w:val="22"/>
         <w:szCs w:val="22"/>
         <w:lang w:val="ru-RU" w:eastAsia="en-US" w:bidi="ar-SA"/>
@@ -5572,14 +6157,14 @@
   <w:latentStyles w:defLockedState="0" w:defUIPriority="99" w:defSemiHidden="0" w:defUnhideWhenUsed="0" w:defQFormat="0" w:count="371">
     <w:lsdException w:name="Normal" w:uiPriority="0" w:qFormat="1"/>
     <w:lsdException w:name="heading 1" w:uiPriority="9" w:qFormat="1"/>
-    <w:lsdException w:name="heading 2" w:semiHidden="1" w:uiPriority="9" w:unhideWhenUsed="1" w:qFormat="1"/>
-    <w:lsdException w:name="heading 3" w:semiHidden="1" w:uiPriority="9" w:unhideWhenUsed="1" w:qFormat="1"/>
-    <w:lsdException w:name="heading 4" w:semiHidden="1" w:uiPriority="9" w:unhideWhenUsed="1" w:qFormat="1"/>
-    <w:lsdException w:name="heading 5" w:semiHidden="1" w:uiPriority="9" w:unhideWhenUsed="1" w:qFormat="1"/>
-    <w:lsdException w:name="heading 6" w:semiHidden="1" w:uiPriority="9" w:unhideWhenUsed="1" w:qFormat="1"/>
-    <w:lsdException w:name="heading 7" w:semiHidden="1" w:uiPriority="9" w:unhideWhenUsed="1" w:qFormat="1"/>
-    <w:lsdException w:name="heading 8" w:semiHidden="1" w:uiPriority="9" w:unhideWhenUsed="1" w:qFormat="1"/>
-    <w:lsdException w:name="heading 9" w:semiHidden="1" w:uiPriority="9" w:unhideWhenUsed="1" w:qFormat="1"/>
+    <w:lsdException w:name="heading 2" w:uiPriority="9" w:semiHidden="1" w:unhideWhenUsed="1" w:qFormat="1"/>
+    <w:lsdException w:name="heading 3" w:uiPriority="9" w:semiHidden="1" w:unhideWhenUsed="1" w:qFormat="1"/>
+    <w:lsdException w:name="heading 4" w:uiPriority="9" w:semiHidden="1" w:unhideWhenUsed="1" w:qFormat="1"/>
+    <w:lsdException w:name="heading 5" w:uiPriority="9" w:semiHidden="1" w:unhideWhenUsed="1" w:qFormat="1"/>
+    <w:lsdException w:name="heading 6" w:uiPriority="9" w:semiHidden="1" w:unhideWhenUsed="1" w:qFormat="1"/>
+    <w:lsdException w:name="heading 7" w:uiPriority="9" w:semiHidden="1" w:unhideWhenUsed="1" w:qFormat="1"/>
+    <w:lsdException w:name="heading 8" w:uiPriority="9" w:semiHidden="1" w:unhideWhenUsed="1" w:qFormat="1"/>
+    <w:lsdException w:name="heading 9" w:uiPriority="9" w:semiHidden="1" w:unhideWhenUsed="1" w:qFormat="1"/>
     <w:lsdException w:name="index 1" w:semiHidden="1" w:unhideWhenUsed="1"/>
     <w:lsdException w:name="index 2" w:semiHidden="1" w:unhideWhenUsed="1"/>
     <w:lsdException w:name="index 3" w:semiHidden="1" w:unhideWhenUsed="1"/>
@@ -5589,22 +6174,22 @@
     <w:lsdException w:name="index 7" w:semiHidden="1" w:unhideWhenUsed="1"/>
     <w:lsdException w:name="index 8" w:semiHidden="1" w:unhideWhenUsed="1"/>
     <w:lsdException w:name="index 9" w:semiHidden="1" w:unhideWhenUsed="1"/>
-    <w:lsdException w:name="toc 1" w:semiHidden="1" w:uiPriority="39" w:unhideWhenUsed="1"/>
-    <w:lsdException w:name="toc 2" w:semiHidden="1" w:uiPriority="39" w:unhideWhenUsed="1"/>
-    <w:lsdException w:name="toc 3" w:semiHidden="1" w:uiPriority="39" w:unhideWhenUsed="1"/>
-    <w:lsdException w:name="toc 4" w:semiHidden="1" w:uiPriority="39" w:unhideWhenUsed="1"/>
-    <w:lsdException w:name="toc 5" w:semiHidden="1" w:uiPriority="39" w:unhideWhenUsed="1"/>
-    <w:lsdException w:name="toc 6" w:semiHidden="1" w:uiPriority="39" w:unhideWhenUsed="1"/>
-    <w:lsdException w:name="toc 7" w:semiHidden="1" w:uiPriority="39" w:unhideWhenUsed="1"/>
-    <w:lsdException w:name="toc 8" w:semiHidden="1" w:uiPriority="39" w:unhideWhenUsed="1"/>
-    <w:lsdException w:name="toc 9" w:semiHidden="1" w:uiPriority="39" w:unhideWhenUsed="1"/>
+    <w:lsdException w:name="toc 1" w:uiPriority="39" w:semiHidden="1" w:unhideWhenUsed="1"/>
+    <w:lsdException w:name="toc 2" w:uiPriority="39" w:semiHidden="1" w:unhideWhenUsed="1"/>
+    <w:lsdException w:name="toc 3" w:uiPriority="39" w:semiHidden="1" w:unhideWhenUsed="1"/>
+    <w:lsdException w:name="toc 4" w:uiPriority="39" w:semiHidden="1" w:unhideWhenUsed="1"/>
+    <w:lsdException w:name="toc 5" w:uiPriority="39" w:semiHidden="1" w:unhideWhenUsed="1"/>
+    <w:lsdException w:name="toc 6" w:uiPriority="39" w:semiHidden="1" w:unhideWhenUsed="1"/>
+    <w:lsdException w:name="toc 7" w:uiPriority="39" w:semiHidden="1" w:unhideWhenUsed="1"/>
+    <w:lsdException w:name="toc 8" w:uiPriority="39" w:semiHidden="1" w:unhideWhenUsed="1"/>
+    <w:lsdException w:name="toc 9" w:uiPriority="39" w:semiHidden="1" w:unhideWhenUsed="1"/>
     <w:lsdException w:name="Normal Indent" w:semiHidden="1" w:unhideWhenUsed="1"/>
     <w:lsdException w:name="footnote text" w:semiHidden="1" w:unhideWhenUsed="1"/>
     <w:lsdException w:name="annotation text" w:semiHidden="1" w:unhideWhenUsed="1"/>
     <w:lsdException w:name="header" w:semiHidden="1" w:unhideWhenUsed="1"/>
     <w:lsdException w:name="footer" w:semiHidden="1" w:unhideWhenUsed="1"/>
     <w:lsdException w:name="index heading" w:semiHidden="1" w:unhideWhenUsed="1"/>
-    <w:lsdException w:name="caption" w:semiHidden="1" w:uiPriority="35" w:unhideWhenUsed="1" w:qFormat="1"/>
+    <w:lsdException w:name="caption" w:uiPriority="35" w:semiHidden="1" w:unhideWhenUsed="1" w:qFormat="1"/>
     <w:lsdException w:name="table of figures" w:semiHidden="1" w:unhideWhenUsed="1"/>
     <w:lsdException w:name="envelope address" w:semiHidden="1" w:unhideWhenUsed="1"/>
     <w:lsdException w:name="envelope return" w:semiHidden="1" w:unhideWhenUsed="1"/>
@@ -5635,7 +6220,7 @@
     <w:lsdException w:name="Title" w:uiPriority="10" w:qFormat="1"/>
     <w:lsdException w:name="Closing" w:semiHidden="1" w:unhideWhenUsed="1"/>
     <w:lsdException w:name="Signature" w:semiHidden="1" w:unhideWhenUsed="1"/>
-    <w:lsdException w:name="Default Paragraph Font" w:semiHidden="1" w:uiPriority="1" w:unhideWhenUsed="1"/>
+    <w:lsdException w:name="Default Paragraph Font" w:uiPriority="1" w:semiHidden="1" w:unhideWhenUsed="1"/>
     <w:lsdException w:name="Body Text" w:semiHidden="1" w:unhideWhenUsed="1"/>
     <w:lsdException w:name="Body Text Indent" w:semiHidden="1" w:unhideWhenUsed="1"/>
     <w:lsdException w:name="List Continue" w:semiHidden="1" w:unhideWhenUsed="1"/>
@@ -5835,8 +6420,8 @@
     <w:lsdException w:name="Subtle Reference" w:uiPriority="31" w:qFormat="1"/>
     <w:lsdException w:name="Intense Reference" w:uiPriority="32" w:qFormat="1"/>
     <w:lsdException w:name="Book Title" w:uiPriority="33" w:qFormat="1"/>
-    <w:lsdException w:name="Bibliography" w:semiHidden="1" w:uiPriority="37" w:unhideWhenUsed="1"/>
-    <w:lsdException w:name="TOC Heading" w:semiHidden="1" w:uiPriority="39" w:unhideWhenUsed="1" w:qFormat="1"/>
+    <w:lsdException w:name="Bibliography" w:uiPriority="37" w:semiHidden="1" w:unhideWhenUsed="1"/>
+    <w:lsdException w:name="TOC Heading" w:uiPriority="39" w:semiHidden="1" w:unhideWhenUsed="1" w:qFormat="1"/>
     <w:lsdException w:name="Plain Table 1" w:uiPriority="41"/>
     <w:lsdException w:name="Plain Table 2" w:uiPriority="42"/>
     <w:lsdException w:name="Plain Table 3" w:uiPriority="43"/>
@@ -5942,7 +6527,7 @@
     <w:lsdException w:name="List Table 6 Colorful Accent 6" w:uiPriority="51"/>
     <w:lsdException w:name="List Table 7 Colorful Accent 6" w:uiPriority="52"/>
   </w:latentStyles>
-  <w:style w:type="paragraph" w:default="1" w:styleId="Normal">
+  <w:style w:type="paragraph" w:styleId="Normal" w:default="1">
     <w:name w:val="Normal"/>
     <w:qFormat/>
   </w:style>
@@ -5961,7 +6546,7 @@
       <w:outlineLvl w:val="0"/>
     </w:pPr>
     <w:rPr>
-      <w:rFonts w:asciiTheme="majorHAnsi" w:eastAsiaTheme="majorEastAsia" w:hAnsiTheme="majorHAnsi" w:cstheme="majorBidi"/>
+      <w:rFonts w:asciiTheme="majorHAnsi" w:hAnsiTheme="majorHAnsi" w:eastAsiaTheme="majorEastAsia" w:cstheme="majorBidi"/>
       <w:color w:val="2E74B5" w:themeColor="accent1" w:themeShade="BF"/>
       <w:sz w:val="32"/>
       <w:szCs w:val="32"/>
@@ -5979,7 +6564,7 @@
       <w:outlineLvl w:val="1"/>
     </w:pPr>
     <w:rPr>
-      <w:rFonts w:asciiTheme="majorHAnsi" w:eastAsia="Times New Roman" w:hAnsiTheme="majorHAnsi" w:cs="Times New Roman"/>
+      <w:rFonts w:eastAsia="Times New Roman" w:cs="Times New Roman" w:asciiTheme="majorHAnsi" w:hAnsiTheme="majorHAnsi"/>
       <w:b/>
       <w:bCs/>
       <w:sz w:val="36"/>
@@ -6003,19 +6588,19 @@
       <w:outlineLvl w:val="2"/>
     </w:pPr>
     <w:rPr>
-      <w:rFonts w:asciiTheme="majorHAnsi" w:eastAsiaTheme="majorEastAsia" w:hAnsiTheme="majorHAnsi" w:cstheme="majorBidi"/>
+      <w:rFonts w:asciiTheme="majorHAnsi" w:hAnsiTheme="majorHAnsi" w:eastAsiaTheme="majorEastAsia" w:cstheme="majorBidi"/>
       <w:color w:val="1F4D78" w:themeColor="accent1" w:themeShade="7F"/>
       <w:sz w:val="32"/>
       <w:szCs w:val="24"/>
     </w:rPr>
   </w:style>
-  <w:style w:type="character" w:default="1" w:styleId="DefaultParagraphFont">
+  <w:style w:type="character" w:styleId="DefaultParagraphFont" w:default="1">
     <w:name w:val="Default Paragraph Font"/>
     <w:uiPriority w:val="1"/>
     <w:semiHidden/>
     <w:unhideWhenUsed/>
   </w:style>
-  <w:style w:type="table" w:default="1" w:styleId="TableNormal">
+  <w:style w:type="table" w:styleId="TableNormal" w:default="1">
     <w:name w:val="Normal Table"/>
     <w:uiPriority w:val="99"/>
     <w:semiHidden/>
@@ -6030,20 +6615,20 @@
       </w:tblCellMar>
     </w:tblPr>
   </w:style>
-  <w:style w:type="numbering" w:default="1" w:styleId="NoList">
+  <w:style w:type="numbering" w:styleId="NoList" w:default="1">
     <w:name w:val="No List"/>
     <w:uiPriority w:val="99"/>
     <w:semiHidden/>
     <w:unhideWhenUsed/>
   </w:style>
-  <w:style w:type="character" w:customStyle="1" w:styleId="Heading2Char">
+  <w:style w:type="character" w:styleId="Heading2Char" w:customStyle="1">
     <w:name w:val="Heading 2 Char"/>
     <w:basedOn w:val="DefaultParagraphFont"/>
     <w:link w:val="Heading2"/>
     <w:uiPriority w:val="9"/>
     <w:rsid w:val="00E26A52"/>
     <w:rPr>
-      <w:rFonts w:asciiTheme="majorHAnsi" w:eastAsia="Times New Roman" w:hAnsiTheme="majorHAnsi" w:cs="Times New Roman"/>
+      <w:rFonts w:eastAsia="Times New Roman" w:cs="Times New Roman" w:asciiTheme="majorHAnsi" w:hAnsiTheme="majorHAnsi"/>
       <w:b/>
       <w:bCs/>
       <w:sz w:val="36"/>
@@ -6062,7 +6647,7 @@
       <w:u w:val="single"/>
     </w:rPr>
   </w:style>
-  <w:style w:type="paragraph" w:customStyle="1" w:styleId="css-1qz7jw5">
+  <w:style w:type="paragraph" w:styleId="css-1qz7jw5" w:customStyle="1">
     <w:name w:val="css-1qz7jw5"/>
     <w:basedOn w:val="Normal"/>
     <w:rsid w:val="00A219C4"/>
@@ -6070,7 +6655,7 @@
       <w:spacing w:before="100" w:beforeAutospacing="1" w:after="100" w:afterAutospacing="1" w:line="240" w:lineRule="auto"/>
     </w:pPr>
     <w:rPr>
-      <w:rFonts w:ascii="Times New Roman" w:eastAsia="Times New Roman" w:hAnsi="Times New Roman" w:cs="Times New Roman"/>
+      <w:rFonts w:ascii="Times New Roman" w:hAnsi="Times New Roman" w:eastAsia="Times New Roman" w:cs="Times New Roman"/>
       <w:sz w:val="24"/>
       <w:szCs w:val="24"/>
       <w:lang w:eastAsia="ru-RU"/>
@@ -6098,33 +6683,33 @@
       <w:spacing w:before="100" w:beforeAutospacing="1" w:after="100" w:afterAutospacing="1" w:line="240" w:lineRule="auto"/>
     </w:pPr>
     <w:rPr>
-      <w:rFonts w:ascii="Times New Roman" w:eastAsia="Times New Roman" w:hAnsi="Times New Roman" w:cs="Times New Roman"/>
+      <w:rFonts w:ascii="Times New Roman" w:hAnsi="Times New Roman" w:eastAsia="Times New Roman" w:cs="Times New Roman"/>
       <w:sz w:val="24"/>
       <w:szCs w:val="24"/>
       <w:lang w:eastAsia="ru-RU"/>
     </w:rPr>
   </w:style>
-  <w:style w:type="character" w:customStyle="1" w:styleId="Heading1Char">
+  <w:style w:type="character" w:styleId="Heading1Char" w:customStyle="1">
     <w:name w:val="Heading 1 Char"/>
     <w:basedOn w:val="DefaultParagraphFont"/>
     <w:link w:val="Heading1"/>
     <w:uiPriority w:val="9"/>
     <w:rsid w:val="00A219C4"/>
     <w:rPr>
-      <w:rFonts w:asciiTheme="majorHAnsi" w:eastAsiaTheme="majorEastAsia" w:hAnsiTheme="majorHAnsi" w:cstheme="majorBidi"/>
+      <w:rFonts w:asciiTheme="majorHAnsi" w:hAnsiTheme="majorHAnsi" w:eastAsiaTheme="majorEastAsia" w:cstheme="majorBidi"/>
       <w:color w:val="2E74B5" w:themeColor="accent1" w:themeShade="BF"/>
       <w:sz w:val="32"/>
       <w:szCs w:val="32"/>
     </w:rPr>
   </w:style>
-  <w:style w:type="character" w:customStyle="1" w:styleId="Heading3Char">
+  <w:style w:type="character" w:styleId="Heading3Char" w:customStyle="1">
     <w:name w:val="Heading 3 Char"/>
     <w:basedOn w:val="DefaultParagraphFont"/>
     <w:link w:val="Heading3"/>
     <w:uiPriority w:val="9"/>
     <w:rsid w:val="00A707F2"/>
     <w:rPr>
-      <w:rFonts w:asciiTheme="majorHAnsi" w:eastAsiaTheme="majorEastAsia" w:hAnsiTheme="majorHAnsi" w:cstheme="majorBidi"/>
+      <w:rFonts w:asciiTheme="majorHAnsi" w:hAnsiTheme="majorHAnsi" w:eastAsiaTheme="majorEastAsia" w:cstheme="majorBidi"/>
       <w:color w:val="1F4D78" w:themeColor="accent1" w:themeShade="7F"/>
       <w:sz w:val="32"/>
       <w:szCs w:val="24"/>
@@ -6139,7 +6724,7 @@
       <w:spacing w:after="0" w:line="240" w:lineRule="auto"/>
     </w:pPr>
   </w:style>
-  <w:style w:type="table" w:customStyle="1" w:styleId="Rastertabel4-Accent21">
+  <w:style w:type="table" w:styleId="Rastertabel4-Accent21" w:customStyle="1">
     <w:name w:val="Rastertabel 4 - Accent 21"/>
     <w:basedOn w:val="TableNormal"/>
     <w:uiPriority w:val="49"/>
@@ -6155,12 +6740,12 @@
       <w:tblStyleColBandSize w:val="1"/>
       <w:tblInd w:w="0" w:type="nil"/>
       <w:tblBorders>
-        <w:top w:val="single" w:sz="4" w:space="0" w:color="F4B083" w:themeColor="accent2" w:themeTint="99"/>
-        <w:left w:val="single" w:sz="4" w:space="0" w:color="F4B083" w:themeColor="accent2" w:themeTint="99"/>
-        <w:bottom w:val="single" w:sz="4" w:space="0" w:color="F4B083" w:themeColor="accent2" w:themeTint="99"/>
-        <w:right w:val="single" w:sz="4" w:space="0" w:color="F4B083" w:themeColor="accent2" w:themeTint="99"/>
-        <w:insideH w:val="single" w:sz="4" w:space="0" w:color="F4B083" w:themeColor="accent2" w:themeTint="99"/>
-        <w:insideV w:val="single" w:sz="4" w:space="0" w:color="F4B083" w:themeColor="accent2" w:themeTint="99"/>
+        <w:top w:val="single" w:color="F4B083" w:themeColor="accent2" w:themeTint="99" w:sz="4" w:space="0"/>
+        <w:left w:val="single" w:color="F4B083" w:themeColor="accent2" w:themeTint="99" w:sz="4" w:space="0"/>
+        <w:bottom w:val="single" w:color="F4B083" w:themeColor="accent2" w:themeTint="99" w:sz="4" w:space="0"/>
+        <w:right w:val="single" w:color="F4B083" w:themeColor="accent2" w:themeTint="99" w:sz="4" w:space="0"/>
+        <w:insideH w:val="single" w:color="F4B083" w:themeColor="accent2" w:themeTint="99" w:sz="4" w:space="0"/>
+        <w:insideV w:val="single" w:color="F4B083" w:themeColor="accent2" w:themeTint="99" w:sz="4" w:space="0"/>
       </w:tblBorders>
     </w:tblPr>
     <w:tblStylePr w:type="firstRow">
@@ -6172,10 +6757,10 @@
       <w:tblPr/>
       <w:tcPr>
         <w:tcBorders>
-          <w:top w:val="single" w:sz="4" w:space="0" w:color="ED7D31" w:themeColor="accent2"/>
-          <w:left w:val="single" w:sz="4" w:space="0" w:color="ED7D31" w:themeColor="accent2"/>
-          <w:bottom w:val="single" w:sz="4" w:space="0" w:color="ED7D31" w:themeColor="accent2"/>
-          <w:right w:val="single" w:sz="4" w:space="0" w:color="ED7D31" w:themeColor="accent2"/>
+          <w:top w:val="single" w:color="ED7D31" w:themeColor="accent2" w:sz="4" w:space="0"/>
+          <w:left w:val="single" w:color="ED7D31" w:themeColor="accent2" w:sz="4" w:space="0"/>
+          <w:bottom w:val="single" w:color="ED7D31" w:themeColor="accent2" w:sz="4" w:space="0"/>
+          <w:right w:val="single" w:color="ED7D31" w:themeColor="accent2" w:sz="4" w:space="0"/>
           <w:insideH w:val="nil"/>
           <w:insideV w:val="nil"/>
         </w:tcBorders>
@@ -6190,7 +6775,7 @@
       <w:tblPr/>
       <w:tcPr>
         <w:tcBorders>
-          <w:top w:val="double" w:sz="4" w:space="0" w:color="ED7D31" w:themeColor="accent2"/>
+          <w:top w:val="double" w:color="ED7D31" w:themeColor="accent2" w:sz="4" w:space="0"/>
         </w:tcBorders>
       </w:tcPr>
     </w:tblStylePr>
